--- a/docs/07_Development_Plan_and_Cost_Estimate_College_Institution_Management_System.docx
+++ b/docs/07_Development_Plan_and_Cost_Estimate_College_Institution_Management_System.docx
@@ -397,7 +397,7 @@
                 <w:sz w:val="18"/>
                 <w:szCs w:val="18"/>
               </w:rPr>
-              <w:t xml:space="preserve">Draft Version 2.0 — for stakeholder review</w:t>
+              <w:t xml:space="preserve">Version 3.0 — updated to the system as built, for stakeholder review</w:t>
             </w:r>
           </w:p>
         </w:tc>
@@ -1222,6 +1222,143 @@
                 <w:szCs w:val="18"/>
               </w:rPr>
               <w:t xml:space="preserve">Re-baselined for NACTVET-registered NVA/NTA institutions, each with its own online admission system; content expanded and aligned across the document suite.</w:t>
+            </w:r>
+          </w:p>
+        </w:tc>
+      </w:tr>
+      <w:tr>
+        <w:trPr>
+          <w:cantSplit/>
+        </w:trPr>
+        <w:tc>
+          <w:tcPr>
+            <w:tcW w:type="dxa" w:w="1083"/>
+            <w:tcBorders>
+              <w:top w:val="single" w:color="BFC9D6" w:sz="4"/>
+              <w:left w:val="single" w:color="BFC9D6" w:sz="4"/>
+              <w:bottom w:val="single" w:color="BFC9D6" w:sz="4"/>
+              <w:right w:val="single" w:color="BFC9D6" w:sz="4"/>
+            </w:tcBorders>
+            <w:shd w:fill="EEF3F8" w:color="auto" w:val="clear"/>
+            <w:tcMar>
+              <w:top w:type="dxa" w:w="60"/>
+              <w:left w:type="dxa" w:w="100"/>
+              <w:bottom w:type="dxa" w:w="60"/>
+              <w:right w:type="dxa" w:w="100"/>
+            </w:tcMar>
+            <w:vAlign w:val="center"/>
+          </w:tcPr>
+          <w:p>
+            <w:pPr>
+              <w:spacing w:after="30" w:before="30"/>
+              <w:jc w:val="left"/>
+            </w:pPr>
+            <w:r>
+              <w:rPr>
+                <w:rFonts w:ascii="Calibri" w:cs="Calibri" w:eastAsia="Calibri" w:hAnsi="Calibri"/>
+                <w:sz w:val="18"/>
+                <w:szCs w:val="18"/>
+              </w:rPr>
+              <w:t xml:space="preserve">3.0</w:t>
+            </w:r>
+          </w:p>
+        </w:tc>
+        <w:tc>
+          <w:tcPr>
+            <w:tcW w:type="dxa" w:w="1624"/>
+            <w:tcBorders>
+              <w:top w:val="single" w:color="BFC9D6" w:sz="4"/>
+              <w:left w:val="single" w:color="BFC9D6" w:sz="4"/>
+              <w:bottom w:val="single" w:color="BFC9D6" w:sz="4"/>
+              <w:right w:val="single" w:color="BFC9D6" w:sz="4"/>
+            </w:tcBorders>
+            <w:shd w:fill="EEF3F8" w:color="auto" w:val="clear"/>
+            <w:tcMar>
+              <w:top w:type="dxa" w:w="60"/>
+              <w:left w:type="dxa" w:w="100"/>
+              <w:bottom w:type="dxa" w:w="60"/>
+              <w:right w:type="dxa" w:w="100"/>
+            </w:tcMar>
+            <w:vAlign w:val="center"/>
+          </w:tcPr>
+          <w:p>
+            <w:pPr>
+              <w:spacing w:after="30" w:before="30"/>
+              <w:jc w:val="left"/>
+            </w:pPr>
+            <w:r>
+              <w:rPr>
+                <w:rFonts w:ascii="Calibri" w:cs="Calibri" w:eastAsia="Calibri" w:hAnsi="Calibri"/>
+                <w:sz w:val="18"/>
+                <w:szCs w:val="18"/>
+              </w:rPr>
+              <w:t xml:space="preserve">October 2026</w:t>
+            </w:r>
+          </w:p>
+        </w:tc>
+        <w:tc>
+          <w:tcPr>
+            <w:tcW w:type="dxa" w:w="1985"/>
+            <w:tcBorders>
+              <w:top w:val="single" w:color="BFC9D6" w:sz="4"/>
+              <w:left w:val="single" w:color="BFC9D6" w:sz="4"/>
+              <w:bottom w:val="single" w:color="BFC9D6" w:sz="4"/>
+              <w:right w:val="single" w:color="BFC9D6" w:sz="4"/>
+            </w:tcBorders>
+            <w:shd w:fill="EEF3F8" w:color="auto" w:val="clear"/>
+            <w:tcMar>
+              <w:top w:type="dxa" w:w="60"/>
+              <w:left w:type="dxa" w:w="100"/>
+              <w:bottom w:type="dxa" w:w="60"/>
+              <w:right w:type="dxa" w:w="100"/>
+            </w:tcMar>
+            <w:vAlign w:val="center"/>
+          </w:tcPr>
+          <w:p>
+            <w:pPr>
+              <w:spacing w:after="30" w:before="30"/>
+              <w:jc w:val="left"/>
+            </w:pPr>
+            <w:r>
+              <w:rPr>
+                <w:rFonts w:ascii="Calibri" w:cs="Calibri" w:eastAsia="Calibri" w:hAnsi="Calibri"/>
+                <w:sz w:val="18"/>
+                <w:szCs w:val="18"/>
+              </w:rPr>
+              <w:t xml:space="preserve">Msingi Technologies Ltd</w:t>
+            </w:r>
+          </w:p>
+        </w:tc>
+        <w:tc>
+          <w:tcPr>
+            <w:tcW w:type="dxa" w:w="4334"/>
+            <w:tcBorders>
+              <w:top w:val="single" w:color="BFC9D6" w:sz="4"/>
+              <w:left w:val="single" w:color="BFC9D6" w:sz="4"/>
+              <w:bottom w:val="single" w:color="BFC9D6" w:sz="4"/>
+              <w:right w:val="single" w:color="BFC9D6" w:sz="4"/>
+            </w:tcBorders>
+            <w:shd w:fill="EEF3F8" w:color="auto" w:val="clear"/>
+            <w:tcMar>
+              <w:top w:type="dxa" w:w="60"/>
+              <w:left w:type="dxa" w:w="100"/>
+              <w:bottom w:type="dxa" w:w="60"/>
+              <w:right w:type="dxa" w:w="100"/>
+            </w:tcMar>
+            <w:vAlign w:val="center"/>
+          </w:tcPr>
+          <w:p>
+            <w:pPr>
+              <w:spacing w:after="30" w:before="30"/>
+              <w:jc w:val="left"/>
+            </w:pPr>
+            <w:r>
+              <w:rPr>
+                <w:rFonts w:ascii="Calibri" w:cs="Calibri" w:eastAsia="Calibri" w:hAnsi="Calibri"/>
+                <w:sz w:val="18"/>
+                <w:szCs w:val="18"/>
+              </w:rPr>
+              <w:t xml:space="preserve">Updated to the system as built (development build, October 2026): what is built, what is partly built and what remains, with corrected technology, data model and plan. The version 2.0 requirements stay the baseline.</w:t>
             </w:r>
           </w:p>
         </w:tc>
@@ -2863,6 +3000,30 @@
           <w:color w:val="1D3B3A"/>
         </w:rPr>
         <w:t xml:space="preserve">. On the stated assumptions, platform running costs are covered from about 13 average-sized institutions.</w:t>
+      </w:r>
+    </w:p>
+    <w:p>
+      <w:pPr>
+        <w:pBdr>
+          <w:left w:val="single" w:sz="18" w:space="8" w:color="1F3864"/>
+        </w:pBdr>
+        <w:shd w:val="clear" w:color="auto" w:fill="EEF3F8"/>
+        <w:spacing w:before="60" w:after="120" w:line="276"/>
+        <w:ind w:left="170" w:right="113"/>
+      </w:pPr>
+      <w:r>
+        <w:rPr>
+          <w:rFonts w:ascii="Calibri" w:cs="Calibri" w:eastAsia="Calibri" w:hAnsi="Calibri"/>
+          <w:b/>
+          <w:bCs/>
+        </w:rPr>
+        <w:t xml:space="preserve">Progress (October 2026, version 3.0):</w:t>
+      </w:r>
+      <w:r>
+        <w:rPr>
+          <w:rFonts w:ascii="Calibri" w:cs="Calibri" w:eastAsia="Calibri" w:hAnsi="Calibri"/>
+        </w:rPr>
+        <w:t xml:space="preserve"> the development build already covers the core scope of all three releases (section 3.2). The schedule and costs below are the version 2.0 estimate and have not been re-baselined; the remaining work is now mainly live integrations, hardening, migration, hosting and pilots.</w:t>
       </w:r>
     </w:p>
     <w:p>
@@ -5079,6 +5240,2171 @@
     </w:p>
     <w:p>
       <w:pPr>
+        <w:pStyle w:val="Heading2"/>
+      </w:pPr>
+      <w:r>
+        <w:rPr>
+          <w:rFonts w:ascii="Calibri" w:cs="Calibri" w:eastAsia="Calibri" w:hAnsi="Calibri"/>
+        </w:rPr>
+        <w:t xml:space="preserve">3.2 Progress and remaining work (October 2026)</w:t>
+      </w:r>
+    </w:p>
+    <w:p>
+      <w:pPr>
+        <w:spacing w:after="120" w:line="276"/>
+        <w:jc w:val="both"/>
+      </w:pPr>
+      <w:r>
+        <w:rPr>
+          <w:rFonts w:ascii="Calibri" w:cs="Calibri" w:eastAsia="Calibri" w:hAnsi="Calibri"/>
+        </w:rPr>
+        <w:t xml:space="preserve">The build was done ahead of the 2 November 2026 start assumed above. The system has 119 database tables from 38 migrations, about 44,000 lines of backend and 22,000 lines of frontend code, 200 automated tests, 35 standard reports and 20 roles. Its status against the planned phases:</w:t>
+      </w:r>
+    </w:p>
+    <w:tbl>
+      <w:tblPr>
+        <w:tblW w:type="dxa" w:w="9026"/>
+        <w:tblBorders>
+          <w:top w:val="single" w:color="auto" w:sz="4"/>
+          <w:left w:val="single" w:color="auto" w:sz="4"/>
+          <w:bottom w:val="single" w:color="auto" w:sz="4"/>
+          <w:right w:val="single" w:color="auto" w:sz="4"/>
+          <w:insideH w:val="single" w:color="auto" w:sz="4"/>
+          <w:insideV w:val="single" w:color="auto" w:sz="4"/>
+        </w:tblBorders>
+        <w:tblLayout w:type="fixed"/>
+      </w:tblPr>
+      <w:tblGrid>
+        <w:gridCol w:w="1985"/>
+        <w:gridCol w:w="1083"/>
+        <w:gridCol w:w="1173"/>
+        <w:gridCol w:w="4785"/>
+      </w:tblGrid>
+      <w:tr>
+        <w:trPr>
+          <w:tblHeader/>
+          <w:cantSplit/>
+        </w:trPr>
+        <w:tc>
+          <w:tcPr>
+            <w:tcW w:type="dxa" w:w="1985"/>
+            <w:tcBorders>
+              <w:top w:val="single" w:color="BFC9D6" w:sz="4"/>
+              <w:left w:val="single" w:color="BFC9D6" w:sz="4"/>
+              <w:bottom w:val="single" w:color="BFC9D6" w:sz="4"/>
+              <w:right w:val="single" w:color="BFC9D6" w:sz="4"/>
+            </w:tcBorders>
+            <w:shd w:fill="1F3864" w:color="auto" w:val="clear"/>
+            <w:tcMar>
+              <w:top w:type="dxa" w:w="60"/>
+              <w:left w:type="dxa" w:w="100"/>
+              <w:bottom w:type="dxa" w:w="60"/>
+              <w:right w:type="dxa" w:w="100"/>
+            </w:tcMar>
+            <w:vAlign w:val="center"/>
+          </w:tcPr>
+          <w:p>
+            <w:pPr>
+              <w:spacing w:after="30" w:before="30"/>
+              <w:jc w:val="left"/>
+            </w:pPr>
+            <w:r>
+              <w:rPr>
+                <w:rFonts w:ascii="Calibri" w:cs="Calibri" w:eastAsia="Calibri" w:hAnsi="Calibri"/>
+                <w:b/>
+                <w:bCs/>
+                <w:color w:val="FFFFFF"/>
+                <w:sz w:val="16"/>
+                <w:szCs w:val="16"/>
+              </w:rPr>
+              <w:t xml:space="preserve">Phase / release</w:t>
+            </w:r>
+          </w:p>
+        </w:tc>
+        <w:tc>
+          <w:tcPr>
+            <w:tcW w:type="dxa" w:w="1083"/>
+            <w:tcBorders>
+              <w:top w:val="single" w:color="BFC9D6" w:sz="4"/>
+              <w:left w:val="single" w:color="BFC9D6" w:sz="4"/>
+              <w:bottom w:val="single" w:color="BFC9D6" w:sz="4"/>
+              <w:right w:val="single" w:color="BFC9D6" w:sz="4"/>
+            </w:tcBorders>
+            <w:shd w:fill="1F3864" w:color="auto" w:val="clear"/>
+            <w:tcMar>
+              <w:top w:type="dxa" w:w="60"/>
+              <w:left w:type="dxa" w:w="100"/>
+              <w:bottom w:type="dxa" w:w="60"/>
+              <w:right w:type="dxa" w:w="100"/>
+            </w:tcMar>
+            <w:vAlign w:val="center"/>
+          </w:tcPr>
+          <w:p>
+            <w:pPr>
+              <w:spacing w:after="30" w:before="30"/>
+              <w:jc w:val="left"/>
+            </w:pPr>
+            <w:r>
+              <w:rPr>
+                <w:rFonts w:ascii="Calibri" w:cs="Calibri" w:eastAsia="Calibri" w:hAnsi="Calibri"/>
+                <w:b/>
+                <w:bCs/>
+                <w:color w:val="FFFFFF"/>
+                <w:sz w:val="16"/>
+                <w:szCs w:val="16"/>
+              </w:rPr>
+              <w:t xml:space="preserve">Planned weeks</w:t>
+            </w:r>
+          </w:p>
+        </w:tc>
+        <w:tc>
+          <w:tcPr>
+            <w:tcW w:type="dxa" w:w="1173"/>
+            <w:tcBorders>
+              <w:top w:val="single" w:color="BFC9D6" w:sz="4"/>
+              <w:left w:val="single" w:color="BFC9D6" w:sz="4"/>
+              <w:bottom w:val="single" w:color="BFC9D6" w:sz="4"/>
+              <w:right w:val="single" w:color="BFC9D6" w:sz="4"/>
+            </w:tcBorders>
+            <w:shd w:fill="1F3864" w:color="auto" w:val="clear"/>
+            <w:tcMar>
+              <w:top w:type="dxa" w:w="60"/>
+              <w:left w:type="dxa" w:w="100"/>
+              <w:bottom w:type="dxa" w:w="60"/>
+              <w:right w:type="dxa" w:w="100"/>
+            </w:tcMar>
+            <w:vAlign w:val="center"/>
+          </w:tcPr>
+          <w:p>
+            <w:pPr>
+              <w:spacing w:after="30" w:before="30"/>
+              <w:jc w:val="left"/>
+            </w:pPr>
+            <w:r>
+              <w:rPr>
+                <w:rFonts w:ascii="Calibri" w:cs="Calibri" w:eastAsia="Calibri" w:hAnsi="Calibri"/>
+                <w:b/>
+                <w:bCs/>
+                <w:color w:val="FFFFFF"/>
+                <w:sz w:val="16"/>
+                <w:szCs w:val="16"/>
+              </w:rPr>
+              <w:t xml:space="preserve">Status</w:t>
+            </w:r>
+          </w:p>
+        </w:tc>
+        <w:tc>
+          <w:tcPr>
+            <w:tcW w:type="dxa" w:w="4785"/>
+            <w:tcBorders>
+              <w:top w:val="single" w:color="BFC9D6" w:sz="4"/>
+              <w:left w:val="single" w:color="BFC9D6" w:sz="4"/>
+              <w:bottom w:val="single" w:color="BFC9D6" w:sz="4"/>
+              <w:right w:val="single" w:color="BFC9D6" w:sz="4"/>
+            </w:tcBorders>
+            <w:shd w:fill="1F3864" w:color="auto" w:val="clear"/>
+            <w:tcMar>
+              <w:top w:type="dxa" w:w="60"/>
+              <w:left w:type="dxa" w:w="100"/>
+              <w:bottom w:type="dxa" w:w="60"/>
+              <w:right w:type="dxa" w:w="100"/>
+            </w:tcMar>
+            <w:vAlign w:val="center"/>
+          </w:tcPr>
+          <w:p>
+            <w:pPr>
+              <w:spacing w:after="30" w:before="30"/>
+              <w:jc w:val="left"/>
+            </w:pPr>
+            <w:r>
+              <w:rPr>
+                <w:rFonts w:ascii="Calibri" w:cs="Calibri" w:eastAsia="Calibri" w:hAnsi="Calibri"/>
+                <w:b/>
+                <w:bCs/>
+                <w:color w:val="FFFFFF"/>
+                <w:sz w:val="16"/>
+                <w:szCs w:val="16"/>
+              </w:rPr>
+              <w:t xml:space="preserve">Notes</w:t>
+            </w:r>
+          </w:p>
+        </w:tc>
+      </w:tr>
+      <w:tr>
+        <w:trPr>
+          <w:cantSplit/>
+        </w:trPr>
+        <w:tc>
+          <w:tcPr>
+            <w:tcW w:type="dxa" w:w="1985"/>
+            <w:tcBorders>
+              <w:top w:val="single" w:color="BFC9D6" w:sz="4"/>
+              <w:left w:val="single" w:color="BFC9D6" w:sz="4"/>
+              <w:bottom w:val="single" w:color="BFC9D6" w:sz="4"/>
+              <w:right w:val="single" w:color="BFC9D6" w:sz="4"/>
+            </w:tcBorders>
+            <w:shd w:fill="EEF3F8" w:color="auto" w:val="clear"/>
+            <w:tcMar>
+              <w:top w:type="dxa" w:w="60"/>
+              <w:left w:type="dxa" w:w="100"/>
+              <w:bottom w:type="dxa" w:w="60"/>
+              <w:right w:type="dxa" w:w="100"/>
+            </w:tcMar>
+            <w:vAlign w:val="center"/>
+          </w:tcPr>
+          <w:p>
+            <w:pPr>
+              <w:spacing w:after="30" w:before="30"/>
+              <w:jc w:val="left"/>
+            </w:pPr>
+            <w:r>
+              <w:rPr>
+                <w:rFonts w:ascii="Calibri" w:cs="Calibri" w:eastAsia="Calibri" w:hAnsi="Calibri"/>
+                <w:b/>
+                <w:bCs/>
+                <w:sz w:val="16"/>
+                <w:szCs w:val="16"/>
+              </w:rPr>
+              <w:t xml:space="preserve">Phase 0: Inception</w:t>
+            </w:r>
+          </w:p>
+        </w:tc>
+        <w:tc>
+          <w:tcPr>
+            <w:tcW w:type="dxa" w:w="1083"/>
+            <w:tcBorders>
+              <w:top w:val="single" w:color="BFC9D6" w:sz="4"/>
+              <w:left w:val="single" w:color="BFC9D6" w:sz="4"/>
+              <w:bottom w:val="single" w:color="BFC9D6" w:sz="4"/>
+              <w:right w:val="single" w:color="BFC9D6" w:sz="4"/>
+            </w:tcBorders>
+            <w:shd w:fill="EEF3F8" w:color="auto" w:val="clear"/>
+            <w:tcMar>
+              <w:top w:type="dxa" w:w="60"/>
+              <w:left w:type="dxa" w:w="100"/>
+              <w:bottom w:type="dxa" w:w="60"/>
+              <w:right w:type="dxa" w:w="100"/>
+            </w:tcMar>
+            <w:vAlign w:val="center"/>
+          </w:tcPr>
+          <w:p>
+            <w:pPr>
+              <w:spacing w:after="30" w:before="30"/>
+              <w:jc w:val="left"/>
+            </w:pPr>
+            <w:r>
+              <w:rPr>
+                <w:rFonts w:ascii="Calibri" w:cs="Calibri" w:eastAsia="Calibri" w:hAnsi="Calibri"/>
+                <w:sz w:val="16"/>
+                <w:szCs w:val="16"/>
+              </w:rPr>
+              <w:t xml:space="preserve">W1–W3</w:t>
+            </w:r>
+          </w:p>
+        </w:tc>
+        <w:tc>
+          <w:tcPr>
+            <w:tcW w:type="dxa" w:w="1173"/>
+            <w:tcBorders>
+              <w:top w:val="single" w:color="BFC9D6" w:sz="4"/>
+              <w:left w:val="single" w:color="BFC9D6" w:sz="4"/>
+              <w:bottom w:val="single" w:color="BFC9D6" w:sz="4"/>
+              <w:right w:val="single" w:color="BFC9D6" w:sz="4"/>
+            </w:tcBorders>
+            <w:shd w:fill="EEF3F8" w:color="auto" w:val="clear"/>
+            <w:tcMar>
+              <w:top w:type="dxa" w:w="60"/>
+              <w:left w:type="dxa" w:w="100"/>
+              <w:bottom w:type="dxa" w:w="60"/>
+              <w:right w:type="dxa" w:w="100"/>
+            </w:tcMar>
+            <w:vAlign w:val="center"/>
+          </w:tcPr>
+          <w:p>
+            <w:pPr>
+              <w:spacing w:after="30" w:before="30"/>
+              <w:jc w:val="left"/>
+            </w:pPr>
+            <w:r>
+              <w:rPr>
+                <w:rFonts w:ascii="Calibri" w:cs="Calibri" w:eastAsia="Calibri" w:hAnsi="Calibri"/>
+                <w:sz w:val="16"/>
+                <w:szCs w:val="16"/>
+              </w:rPr>
+              <w:t xml:space="preserve">Partly done</w:t>
+            </w:r>
+          </w:p>
+        </w:tc>
+        <w:tc>
+          <w:tcPr>
+            <w:tcW w:type="dxa" w:w="4785"/>
+            <w:tcBorders>
+              <w:top w:val="single" w:color="BFC9D6" w:sz="4"/>
+              <w:left w:val="single" w:color="BFC9D6" w:sz="4"/>
+              <w:bottom w:val="single" w:color="BFC9D6" w:sz="4"/>
+              <w:right w:val="single" w:color="BFC9D6" w:sz="4"/>
+            </w:tcBorders>
+            <w:shd w:fill="EEF3F8" w:color="auto" w:val="clear"/>
+            <w:tcMar>
+              <w:top w:type="dxa" w:w="60"/>
+              <w:left w:type="dxa" w:w="100"/>
+              <w:bottom w:type="dxa" w:w="60"/>
+              <w:right w:type="dxa" w:w="100"/>
+            </w:tcMar>
+            <w:vAlign w:val="center"/>
+          </w:tcPr>
+          <w:p>
+            <w:pPr>
+              <w:spacing w:after="30" w:before="30"/>
+              <w:jc w:val="left"/>
+            </w:pPr>
+            <w:r>
+              <w:rPr>
+                <w:rFonts w:ascii="Calibri" w:cs="Calibri" w:eastAsia="Calibri" w:hAnsi="Calibri"/>
+                <w:sz w:val="16"/>
+                <w:szCs w:val="16"/>
+              </w:rPr>
+              <w:t xml:space="preserve">Requirements validated through the build; pilot validation and integration access requests still to do.</w:t>
+            </w:r>
+          </w:p>
+        </w:tc>
+      </w:tr>
+      <w:tr>
+        <w:trPr>
+          <w:cantSplit/>
+        </w:trPr>
+        <w:tc>
+          <w:tcPr>
+            <w:tcW w:type="dxa" w:w="1985"/>
+            <w:tcBorders>
+              <w:top w:val="single" w:color="BFC9D6" w:sz="4"/>
+              <w:left w:val="single" w:color="BFC9D6" w:sz="4"/>
+              <w:bottom w:val="single" w:color="BFC9D6" w:sz="4"/>
+              <w:right w:val="single" w:color="BFC9D6" w:sz="4"/>
+            </w:tcBorders>
+            <w:tcMar>
+              <w:top w:type="dxa" w:w="60"/>
+              <w:left w:type="dxa" w:w="100"/>
+              <w:bottom w:type="dxa" w:w="60"/>
+              <w:right w:type="dxa" w:w="100"/>
+            </w:tcMar>
+            <w:vAlign w:val="center"/>
+          </w:tcPr>
+          <w:p>
+            <w:pPr>
+              <w:spacing w:after="30" w:before="30"/>
+              <w:jc w:val="left"/>
+            </w:pPr>
+            <w:r>
+              <w:rPr>
+                <w:rFonts w:ascii="Calibri" w:cs="Calibri" w:eastAsia="Calibri" w:hAnsi="Calibri"/>
+                <w:b/>
+                <w:bCs/>
+                <w:sz w:val="16"/>
+                <w:szCs w:val="16"/>
+              </w:rPr>
+              <w:t xml:space="preserve">Phase 1: Solution design</w:t>
+            </w:r>
+          </w:p>
+        </w:tc>
+        <w:tc>
+          <w:tcPr>
+            <w:tcW w:type="dxa" w:w="1083"/>
+            <w:tcBorders>
+              <w:top w:val="single" w:color="BFC9D6" w:sz="4"/>
+              <w:left w:val="single" w:color="BFC9D6" w:sz="4"/>
+              <w:bottom w:val="single" w:color="BFC9D6" w:sz="4"/>
+              <w:right w:val="single" w:color="BFC9D6" w:sz="4"/>
+            </w:tcBorders>
+            <w:tcMar>
+              <w:top w:type="dxa" w:w="60"/>
+              <w:left w:type="dxa" w:w="100"/>
+              <w:bottom w:type="dxa" w:w="60"/>
+              <w:right w:type="dxa" w:w="100"/>
+            </w:tcMar>
+            <w:vAlign w:val="center"/>
+          </w:tcPr>
+          <w:p>
+            <w:pPr>
+              <w:spacing w:after="30" w:before="30"/>
+              <w:jc w:val="left"/>
+            </w:pPr>
+            <w:r>
+              <w:rPr>
+                <w:rFonts w:ascii="Calibri" w:cs="Calibri" w:eastAsia="Calibri" w:hAnsi="Calibri"/>
+                <w:sz w:val="16"/>
+                <w:szCs w:val="16"/>
+              </w:rPr>
+              <w:t xml:space="preserve">W3–W7</w:t>
+            </w:r>
+          </w:p>
+        </w:tc>
+        <w:tc>
+          <w:tcPr>
+            <w:tcW w:type="dxa" w:w="1173"/>
+            <w:tcBorders>
+              <w:top w:val="single" w:color="BFC9D6" w:sz="4"/>
+              <w:left w:val="single" w:color="BFC9D6" w:sz="4"/>
+              <w:bottom w:val="single" w:color="BFC9D6" w:sz="4"/>
+              <w:right w:val="single" w:color="BFC9D6" w:sz="4"/>
+            </w:tcBorders>
+            <w:tcMar>
+              <w:top w:type="dxa" w:w="60"/>
+              <w:left w:type="dxa" w:w="100"/>
+              <w:bottom w:type="dxa" w:w="60"/>
+              <w:right w:type="dxa" w:w="100"/>
+            </w:tcMar>
+            <w:vAlign w:val="center"/>
+          </w:tcPr>
+          <w:p>
+            <w:pPr>
+              <w:spacing w:after="30" w:before="30"/>
+              <w:jc w:val="left"/>
+            </w:pPr>
+            <w:r>
+              <w:rPr>
+                <w:rFonts w:ascii="Calibri" w:cs="Calibri" w:eastAsia="Calibri" w:hAnsi="Calibri"/>
+                <w:sz w:val="16"/>
+                <w:szCs w:val="16"/>
+              </w:rPr>
+              <w:t xml:space="preserve">Done</w:t>
+            </w:r>
+          </w:p>
+        </w:tc>
+        <w:tc>
+          <w:tcPr>
+            <w:tcW w:type="dxa" w:w="4785"/>
+            <w:tcBorders>
+              <w:top w:val="single" w:color="BFC9D6" w:sz="4"/>
+              <w:left w:val="single" w:color="BFC9D6" w:sz="4"/>
+              <w:bottom w:val="single" w:color="BFC9D6" w:sz="4"/>
+              <w:right w:val="single" w:color="BFC9D6" w:sz="4"/>
+            </w:tcBorders>
+            <w:tcMar>
+              <w:top w:type="dxa" w:w="60"/>
+              <w:left w:type="dxa" w:w="100"/>
+              <w:bottom w:type="dxa" w:w="60"/>
+              <w:right w:type="dxa" w:w="100"/>
+            </w:tcMar>
+            <w:vAlign w:val="center"/>
+          </w:tcPr>
+          <w:p>
+            <w:pPr>
+              <w:spacing w:after="30" w:before="30"/>
+              <w:jc w:val="left"/>
+            </w:pPr>
+            <w:r>
+              <w:rPr>
+                <w:rFonts w:ascii="Calibri" w:cs="Calibri" w:eastAsia="Calibri" w:hAnsi="Calibri"/>
+                <w:sz w:val="16"/>
+                <w:szCs w:val="16"/>
+              </w:rPr>
+              <w:t xml:space="preserve">Data model, security model, integration ports and UI built directly in the system; this version 3.0 suite records them.</w:t>
+            </w:r>
+          </w:p>
+        </w:tc>
+      </w:tr>
+      <w:tr>
+        <w:trPr>
+          <w:cantSplit/>
+        </w:trPr>
+        <w:tc>
+          <w:tcPr>
+            <w:tcW w:type="dxa" w:w="1985"/>
+            <w:tcBorders>
+              <w:top w:val="single" w:color="BFC9D6" w:sz="4"/>
+              <w:left w:val="single" w:color="BFC9D6" w:sz="4"/>
+              <w:bottom w:val="single" w:color="BFC9D6" w:sz="4"/>
+              <w:right w:val="single" w:color="BFC9D6" w:sz="4"/>
+            </w:tcBorders>
+            <w:shd w:fill="EEF3F8" w:color="auto" w:val="clear"/>
+            <w:tcMar>
+              <w:top w:type="dxa" w:w="60"/>
+              <w:left w:type="dxa" w:w="100"/>
+              <w:bottom w:type="dxa" w:w="60"/>
+              <w:right w:type="dxa" w:w="100"/>
+            </w:tcMar>
+            <w:vAlign w:val="center"/>
+          </w:tcPr>
+          <w:p>
+            <w:pPr>
+              <w:spacing w:after="30" w:before="30"/>
+              <w:jc w:val="left"/>
+            </w:pPr>
+            <w:r>
+              <w:rPr>
+                <w:rFonts w:ascii="Calibri" w:cs="Calibri" w:eastAsia="Calibri" w:hAnsi="Calibri"/>
+                <w:b/>
+                <w:bCs/>
+                <w:sz w:val="16"/>
+                <w:szCs w:val="16"/>
+              </w:rPr>
+              <w:t xml:space="preserve">Release 1 — Admission-ready</w:t>
+            </w:r>
+          </w:p>
+        </w:tc>
+        <w:tc>
+          <w:tcPr>
+            <w:tcW w:type="dxa" w:w="1083"/>
+            <w:tcBorders>
+              <w:top w:val="single" w:color="BFC9D6" w:sz="4"/>
+              <w:left w:val="single" w:color="BFC9D6" w:sz="4"/>
+              <w:bottom w:val="single" w:color="BFC9D6" w:sz="4"/>
+              <w:right w:val="single" w:color="BFC9D6" w:sz="4"/>
+            </w:tcBorders>
+            <w:shd w:fill="EEF3F8" w:color="auto" w:val="clear"/>
+            <w:tcMar>
+              <w:top w:type="dxa" w:w="60"/>
+              <w:left w:type="dxa" w:w="100"/>
+              <w:bottom w:type="dxa" w:w="60"/>
+              <w:right w:type="dxa" w:w="100"/>
+            </w:tcMar>
+            <w:vAlign w:val="center"/>
+          </w:tcPr>
+          <w:p>
+            <w:pPr>
+              <w:spacing w:after="30" w:before="30"/>
+              <w:jc w:val="left"/>
+            </w:pPr>
+            <w:r>
+              <w:rPr>
+                <w:rFonts w:ascii="Calibri" w:cs="Calibri" w:eastAsia="Calibri" w:hAnsi="Calibri"/>
+                <w:sz w:val="16"/>
+                <w:szCs w:val="16"/>
+              </w:rPr>
+              <w:t xml:space="preserve">W6–W21</w:t>
+            </w:r>
+          </w:p>
+        </w:tc>
+        <w:tc>
+          <w:tcPr>
+            <w:tcW w:type="dxa" w:w="1173"/>
+            <w:tcBorders>
+              <w:top w:val="single" w:color="BFC9D6" w:sz="4"/>
+              <w:left w:val="single" w:color="BFC9D6" w:sz="4"/>
+              <w:bottom w:val="single" w:color="BFC9D6" w:sz="4"/>
+              <w:right w:val="single" w:color="BFC9D6" w:sz="4"/>
+            </w:tcBorders>
+            <w:shd w:fill="EEF3F8" w:color="auto" w:val="clear"/>
+            <w:tcMar>
+              <w:top w:type="dxa" w:w="60"/>
+              <w:left w:type="dxa" w:w="100"/>
+              <w:bottom w:type="dxa" w:w="60"/>
+              <w:right w:type="dxa" w:w="100"/>
+            </w:tcMar>
+            <w:vAlign w:val="center"/>
+          </w:tcPr>
+          <w:p>
+            <w:pPr>
+              <w:spacing w:after="30" w:before="30"/>
+              <w:jc w:val="left"/>
+            </w:pPr>
+            <w:r>
+              <w:rPr>
+                <w:rFonts w:ascii="Calibri" w:cs="Calibri" w:eastAsia="Calibri" w:hAnsi="Calibri"/>
+                <w:sz w:val="16"/>
+                <w:szCs w:val="16"/>
+              </w:rPr>
+              <w:t xml:space="preserve">Built</w:t>
+            </w:r>
+          </w:p>
+        </w:tc>
+        <w:tc>
+          <w:tcPr>
+            <w:tcW w:type="dxa" w:w="4785"/>
+            <w:tcBorders>
+              <w:top w:val="single" w:color="BFC9D6" w:sz="4"/>
+              <w:left w:val="single" w:color="BFC9D6" w:sz="4"/>
+              <w:bottom w:val="single" w:color="BFC9D6" w:sz="4"/>
+              <w:right w:val="single" w:color="BFC9D6" w:sz="4"/>
+            </w:tcBorders>
+            <w:shd w:fill="EEF3F8" w:color="auto" w:val="clear"/>
+            <w:tcMar>
+              <w:top w:type="dxa" w:w="60"/>
+              <w:left w:type="dxa" w:w="100"/>
+              <w:bottom w:type="dxa" w:w="60"/>
+              <w:right w:type="dxa" w:w="100"/>
+            </w:tcMar>
+            <w:vAlign w:val="center"/>
+          </w:tcPr>
+          <w:p>
+            <w:pPr>
+              <w:spacing w:after="30" w:before="30"/>
+              <w:jc w:val="left"/>
+            </w:pPr>
+            <w:r>
+              <w:rPr>
+                <w:rFonts w:ascii="Calibri" w:cs="Calibri" w:eastAsia="Calibri" w:hAnsi="Calibri"/>
+                <w:sz w:val="16"/>
+                <w:szCs w:val="16"/>
+              </w:rPr>
+              <w:t xml:space="preserve">Platform, admission portal, NECTA and NACTVET look-ups, selection, NACTVET verification, letters, registry, fees and GePG (simulated), notifications, reports, student portal.</w:t>
+            </w:r>
+          </w:p>
+        </w:tc>
+      </w:tr>
+      <w:tr>
+        <w:trPr>
+          <w:cantSplit/>
+        </w:trPr>
+        <w:tc>
+          <w:tcPr>
+            <w:tcW w:type="dxa" w:w="1985"/>
+            <w:tcBorders>
+              <w:top w:val="single" w:color="BFC9D6" w:sz="4"/>
+              <w:left w:val="single" w:color="BFC9D6" w:sz="4"/>
+              <w:bottom w:val="single" w:color="BFC9D6" w:sz="4"/>
+              <w:right w:val="single" w:color="BFC9D6" w:sz="4"/>
+            </w:tcBorders>
+            <w:tcMar>
+              <w:top w:type="dxa" w:w="60"/>
+              <w:left w:type="dxa" w:w="100"/>
+              <w:bottom w:type="dxa" w:w="60"/>
+              <w:right w:type="dxa" w:w="100"/>
+            </w:tcMar>
+            <w:vAlign w:val="center"/>
+          </w:tcPr>
+          <w:p>
+            <w:pPr>
+              <w:spacing w:after="30" w:before="30"/>
+              <w:jc w:val="left"/>
+            </w:pPr>
+            <w:r>
+              <w:rPr>
+                <w:rFonts w:ascii="Calibri" w:cs="Calibri" w:eastAsia="Calibri" w:hAnsi="Calibri"/>
+                <w:b/>
+                <w:bCs/>
+                <w:sz w:val="16"/>
+                <w:szCs w:val="16"/>
+              </w:rPr>
+              <w:t xml:space="preserve">Release 2 — Academic</w:t>
+            </w:r>
+          </w:p>
+        </w:tc>
+        <w:tc>
+          <w:tcPr>
+            <w:tcW w:type="dxa" w:w="1083"/>
+            <w:tcBorders>
+              <w:top w:val="single" w:color="BFC9D6" w:sz="4"/>
+              <w:left w:val="single" w:color="BFC9D6" w:sz="4"/>
+              <w:bottom w:val="single" w:color="BFC9D6" w:sz="4"/>
+              <w:right w:val="single" w:color="BFC9D6" w:sz="4"/>
+            </w:tcBorders>
+            <w:tcMar>
+              <w:top w:type="dxa" w:w="60"/>
+              <w:left w:type="dxa" w:w="100"/>
+              <w:bottom w:type="dxa" w:w="60"/>
+              <w:right w:type="dxa" w:w="100"/>
+            </w:tcMar>
+            <w:vAlign w:val="center"/>
+          </w:tcPr>
+          <w:p>
+            <w:pPr>
+              <w:spacing w:after="30" w:before="30"/>
+              <w:jc w:val="left"/>
+            </w:pPr>
+            <w:r>
+              <w:rPr>
+                <w:rFonts w:ascii="Calibri" w:cs="Calibri" w:eastAsia="Calibri" w:hAnsi="Calibri"/>
+                <w:sz w:val="16"/>
+                <w:szCs w:val="16"/>
+              </w:rPr>
+              <w:t xml:space="preserve">W19–W36</w:t>
+            </w:r>
+          </w:p>
+        </w:tc>
+        <w:tc>
+          <w:tcPr>
+            <w:tcW w:type="dxa" w:w="1173"/>
+            <w:tcBorders>
+              <w:top w:val="single" w:color="BFC9D6" w:sz="4"/>
+              <w:left w:val="single" w:color="BFC9D6" w:sz="4"/>
+              <w:bottom w:val="single" w:color="BFC9D6" w:sz="4"/>
+              <w:right w:val="single" w:color="BFC9D6" w:sz="4"/>
+            </w:tcBorders>
+            <w:tcMar>
+              <w:top w:type="dxa" w:w="60"/>
+              <w:left w:type="dxa" w:w="100"/>
+              <w:bottom w:type="dxa" w:w="60"/>
+              <w:right w:type="dxa" w:w="100"/>
+            </w:tcMar>
+            <w:vAlign w:val="center"/>
+          </w:tcPr>
+          <w:p>
+            <w:pPr>
+              <w:spacing w:after="30" w:before="30"/>
+              <w:jc w:val="left"/>
+            </w:pPr>
+            <w:r>
+              <w:rPr>
+                <w:rFonts w:ascii="Calibri" w:cs="Calibri" w:eastAsia="Calibri" w:hAnsi="Calibri"/>
+                <w:sz w:val="16"/>
+                <w:szCs w:val="16"/>
+              </w:rPr>
+              <w:t xml:space="preserve">Built</w:t>
+            </w:r>
+          </w:p>
+        </w:tc>
+        <w:tc>
+          <w:tcPr>
+            <w:tcW w:type="dxa" w:w="4785"/>
+            <w:tcBorders>
+              <w:top w:val="single" w:color="BFC9D6" w:sz="4"/>
+              <w:left w:val="single" w:color="BFC9D6" w:sz="4"/>
+              <w:bottom w:val="single" w:color="BFC9D6" w:sz="4"/>
+              <w:right w:val="single" w:color="BFC9D6" w:sz="4"/>
+            </w:tcBorders>
+            <w:tcMar>
+              <w:top w:type="dxa" w:w="60"/>
+              <w:left w:type="dxa" w:w="100"/>
+              <w:bottom w:type="dxa" w:w="60"/>
+              <w:right w:type="dxa" w:w="100"/>
+            </w:tcMar>
+            <w:vAlign w:val="center"/>
+          </w:tcPr>
+          <w:p>
+            <w:pPr>
+              <w:spacing w:after="30" w:before="30"/>
+              <w:jc w:val="left"/>
+            </w:pPr>
+            <w:r>
+              <w:rPr>
+                <w:rFonts w:ascii="Calibri" w:cs="Calibri" w:eastAsia="Calibri" w:hAnsi="Calibri"/>
+                <w:sz w:val="16"/>
+                <w:szCs w:val="16"/>
+              </w:rPr>
+              <w:t xml:space="preserve">Teaching and attendance, NTA examinations and NVA competence, approvals, GPA and decisions, publication, resits, appeals, transcripts and verification, NACTVET results files.</w:t>
+            </w:r>
+          </w:p>
+        </w:tc>
+      </w:tr>
+      <w:tr>
+        <w:trPr>
+          <w:cantSplit/>
+        </w:trPr>
+        <w:tc>
+          <w:tcPr>
+            <w:tcW w:type="dxa" w:w="1985"/>
+            <w:tcBorders>
+              <w:top w:val="single" w:color="BFC9D6" w:sz="4"/>
+              <w:left w:val="single" w:color="BFC9D6" w:sz="4"/>
+              <w:bottom w:val="single" w:color="BFC9D6" w:sz="4"/>
+              <w:right w:val="single" w:color="BFC9D6" w:sz="4"/>
+            </w:tcBorders>
+            <w:shd w:fill="EEF3F8" w:color="auto" w:val="clear"/>
+            <w:tcMar>
+              <w:top w:type="dxa" w:w="60"/>
+              <w:left w:type="dxa" w:w="100"/>
+              <w:bottom w:type="dxa" w:w="60"/>
+              <w:right w:type="dxa" w:w="100"/>
+            </w:tcMar>
+            <w:vAlign w:val="center"/>
+          </w:tcPr>
+          <w:p>
+            <w:pPr>
+              <w:spacing w:after="30" w:before="30"/>
+              <w:jc w:val="left"/>
+            </w:pPr>
+            <w:r>
+              <w:rPr>
+                <w:rFonts w:ascii="Calibri" w:cs="Calibri" w:eastAsia="Calibri" w:hAnsi="Calibri"/>
+                <w:b/>
+                <w:bCs/>
+                <w:sz w:val="16"/>
+                <w:szCs w:val="16"/>
+              </w:rPr>
+              <w:t xml:space="preserve">Release 3 — Campus</w:t>
+            </w:r>
+          </w:p>
+        </w:tc>
+        <w:tc>
+          <w:tcPr>
+            <w:tcW w:type="dxa" w:w="1083"/>
+            <w:tcBorders>
+              <w:top w:val="single" w:color="BFC9D6" w:sz="4"/>
+              <w:left w:val="single" w:color="BFC9D6" w:sz="4"/>
+              <w:bottom w:val="single" w:color="BFC9D6" w:sz="4"/>
+              <w:right w:val="single" w:color="BFC9D6" w:sz="4"/>
+            </w:tcBorders>
+            <w:shd w:fill="EEF3F8" w:color="auto" w:val="clear"/>
+            <w:tcMar>
+              <w:top w:type="dxa" w:w="60"/>
+              <w:left w:type="dxa" w:w="100"/>
+              <w:bottom w:type="dxa" w:w="60"/>
+              <w:right w:type="dxa" w:w="100"/>
+            </w:tcMar>
+            <w:vAlign w:val="center"/>
+          </w:tcPr>
+          <w:p>
+            <w:pPr>
+              <w:spacing w:after="30" w:before="30"/>
+              <w:jc w:val="left"/>
+            </w:pPr>
+            <w:r>
+              <w:rPr>
+                <w:rFonts w:ascii="Calibri" w:cs="Calibri" w:eastAsia="Calibri" w:hAnsi="Calibri"/>
+                <w:sz w:val="16"/>
+                <w:szCs w:val="16"/>
+              </w:rPr>
+              <w:t xml:space="preserve">W34–W49</w:t>
+            </w:r>
+          </w:p>
+        </w:tc>
+        <w:tc>
+          <w:tcPr>
+            <w:tcW w:type="dxa" w:w="1173"/>
+            <w:tcBorders>
+              <w:top w:val="single" w:color="BFC9D6" w:sz="4"/>
+              <w:left w:val="single" w:color="BFC9D6" w:sz="4"/>
+              <w:bottom w:val="single" w:color="BFC9D6" w:sz="4"/>
+              <w:right w:val="single" w:color="BFC9D6" w:sz="4"/>
+            </w:tcBorders>
+            <w:shd w:fill="EEF3F8" w:color="auto" w:val="clear"/>
+            <w:tcMar>
+              <w:top w:type="dxa" w:w="60"/>
+              <w:left w:type="dxa" w:w="100"/>
+              <w:bottom w:type="dxa" w:w="60"/>
+              <w:right w:type="dxa" w:w="100"/>
+            </w:tcMar>
+            <w:vAlign w:val="center"/>
+          </w:tcPr>
+          <w:p>
+            <w:pPr>
+              <w:spacing w:after="30" w:before="30"/>
+              <w:jc w:val="left"/>
+            </w:pPr>
+            <w:r>
+              <w:rPr>
+                <w:rFonts w:ascii="Calibri" w:cs="Calibri" w:eastAsia="Calibri" w:hAnsi="Calibri"/>
+                <w:sz w:val="16"/>
+                <w:szCs w:val="16"/>
+              </w:rPr>
+              <w:t xml:space="preserve">Mostly built</w:t>
+            </w:r>
+          </w:p>
+        </w:tc>
+        <w:tc>
+          <w:tcPr>
+            <w:tcW w:type="dxa" w:w="4785"/>
+            <w:tcBorders>
+              <w:top w:val="single" w:color="BFC9D6" w:sz="4"/>
+              <w:left w:val="single" w:color="BFC9D6" w:sz="4"/>
+              <w:bottom w:val="single" w:color="BFC9D6" w:sz="4"/>
+              <w:right w:val="single" w:color="BFC9D6" w:sz="4"/>
+            </w:tcBorders>
+            <w:shd w:fill="EEF3F8" w:color="auto" w:val="clear"/>
+            <w:tcMar>
+              <w:top w:type="dxa" w:w="60"/>
+              <w:left w:type="dxa" w:w="100"/>
+              <w:bottom w:type="dxa" w:w="60"/>
+              <w:right w:type="dxa" w:w="100"/>
+            </w:tcMar>
+            <w:vAlign w:val="center"/>
+          </w:tcPr>
+          <w:p>
+            <w:pPr>
+              <w:spacing w:after="30" w:before="30"/>
+              <w:jc w:val="left"/>
+            </w:pPr>
+            <w:r>
+              <w:rPr>
+                <w:rFonts w:ascii="Calibri" w:cs="Calibri" w:eastAsia="Calibri" w:hAnsi="Calibri"/>
+                <w:sz w:val="16"/>
+                <w:szCs w:val="16"/>
+              </w:rPr>
+              <w:t xml:space="preserve">Hostel, IPT, clearance and graduation, sponsors, waivers and refunds, postings file, dashboards built; instalment reminders, MUSE interface, NIDA and HESLB exchange not built.</w:t>
+            </w:r>
+          </w:p>
+        </w:tc>
+      </w:tr>
+      <w:tr>
+        <w:trPr>
+          <w:cantSplit/>
+        </w:trPr>
+        <w:tc>
+          <w:tcPr>
+            <w:tcW w:type="dxa" w:w="1985"/>
+            <w:tcBorders>
+              <w:top w:val="single" w:color="BFC9D6" w:sz="4"/>
+              <w:left w:val="single" w:color="BFC9D6" w:sz="4"/>
+              <w:bottom w:val="single" w:color="BFC9D6" w:sz="4"/>
+              <w:right w:val="single" w:color="BFC9D6" w:sz="4"/>
+            </w:tcBorders>
+            <w:tcMar>
+              <w:top w:type="dxa" w:w="60"/>
+              <w:left w:type="dxa" w:w="100"/>
+              <w:bottom w:type="dxa" w:w="60"/>
+              <w:right w:type="dxa" w:w="100"/>
+            </w:tcMar>
+            <w:vAlign w:val="center"/>
+          </w:tcPr>
+          <w:p>
+            <w:pPr>
+              <w:spacing w:after="30" w:before="30"/>
+              <w:jc w:val="left"/>
+            </w:pPr>
+            <w:r>
+              <w:rPr>
+                <w:rFonts w:ascii="Calibri" w:cs="Calibri" w:eastAsia="Calibri" w:hAnsi="Calibri"/>
+                <w:b/>
+                <w:bCs/>
+                <w:sz w:val="16"/>
+                <w:szCs w:val="16"/>
+              </w:rPr>
+              <w:t xml:space="preserve">Data migration stream</w:t>
+            </w:r>
+          </w:p>
+        </w:tc>
+        <w:tc>
+          <w:tcPr>
+            <w:tcW w:type="dxa" w:w="1083"/>
+            <w:tcBorders>
+              <w:top w:val="single" w:color="BFC9D6" w:sz="4"/>
+              <w:left w:val="single" w:color="BFC9D6" w:sz="4"/>
+              <w:bottom w:val="single" w:color="BFC9D6" w:sz="4"/>
+              <w:right w:val="single" w:color="BFC9D6" w:sz="4"/>
+            </w:tcBorders>
+            <w:tcMar>
+              <w:top w:type="dxa" w:w="60"/>
+              <w:left w:type="dxa" w:w="100"/>
+              <w:bottom w:type="dxa" w:w="60"/>
+              <w:right w:type="dxa" w:w="100"/>
+            </w:tcMar>
+            <w:vAlign w:val="center"/>
+          </w:tcPr>
+          <w:p>
+            <w:pPr>
+              <w:spacing w:after="30" w:before="30"/>
+              <w:jc w:val="left"/>
+            </w:pPr>
+            <w:r>
+              <w:rPr>
+                <w:rFonts w:ascii="Calibri" w:cs="Calibri" w:eastAsia="Calibri" w:hAnsi="Calibri"/>
+                <w:sz w:val="16"/>
+                <w:szCs w:val="16"/>
+              </w:rPr>
+              <w:t xml:space="preserve">W4–W35</w:t>
+            </w:r>
+          </w:p>
+        </w:tc>
+        <w:tc>
+          <w:tcPr>
+            <w:tcW w:type="dxa" w:w="1173"/>
+            <w:tcBorders>
+              <w:top w:val="single" w:color="BFC9D6" w:sz="4"/>
+              <w:left w:val="single" w:color="BFC9D6" w:sz="4"/>
+              <w:bottom w:val="single" w:color="BFC9D6" w:sz="4"/>
+              <w:right w:val="single" w:color="BFC9D6" w:sz="4"/>
+            </w:tcBorders>
+            <w:tcMar>
+              <w:top w:type="dxa" w:w="60"/>
+              <w:left w:type="dxa" w:w="100"/>
+              <w:bottom w:type="dxa" w:w="60"/>
+              <w:right w:type="dxa" w:w="100"/>
+            </w:tcMar>
+            <w:vAlign w:val="center"/>
+          </w:tcPr>
+          <w:p>
+            <w:pPr>
+              <w:spacing w:after="30" w:before="30"/>
+              <w:jc w:val="left"/>
+            </w:pPr>
+            <w:r>
+              <w:rPr>
+                <w:rFonts w:ascii="Calibri" w:cs="Calibri" w:eastAsia="Calibri" w:hAnsi="Calibri"/>
+                <w:sz w:val="16"/>
+                <w:szCs w:val="16"/>
+              </w:rPr>
+              <w:t xml:space="preserve">Not started</w:t>
+            </w:r>
+          </w:p>
+        </w:tc>
+        <w:tc>
+          <w:tcPr>
+            <w:tcW w:type="dxa" w:w="4785"/>
+            <w:tcBorders>
+              <w:top w:val="single" w:color="BFC9D6" w:sz="4"/>
+              <w:left w:val="single" w:color="BFC9D6" w:sz="4"/>
+              <w:bottom w:val="single" w:color="BFC9D6" w:sz="4"/>
+              <w:right w:val="single" w:color="BFC9D6" w:sz="4"/>
+            </w:tcBorders>
+            <w:tcMar>
+              <w:top w:type="dxa" w:w="60"/>
+              <w:left w:type="dxa" w:w="100"/>
+              <w:bottom w:type="dxa" w:w="60"/>
+              <w:right w:type="dxa" w:w="100"/>
+            </w:tcMar>
+            <w:vAlign w:val="center"/>
+          </w:tcPr>
+          <w:p>
+            <w:pPr>
+              <w:spacing w:after="30" w:before="30"/>
+              <w:jc w:val="left"/>
+            </w:pPr>
+            <w:r>
+              <w:rPr>
+                <w:rFonts w:ascii="Calibri" w:cs="Calibri" w:eastAsia="Calibri" w:hAnsi="Calibri"/>
+                <w:sz w:val="16"/>
+                <w:szCs w:val="16"/>
+              </w:rPr>
+              <w:t xml:space="preserve">Import tools and templates still to be built.</w:t>
+            </w:r>
+          </w:p>
+        </w:tc>
+      </w:tr>
+      <w:tr>
+        <w:trPr>
+          <w:cantSplit/>
+        </w:trPr>
+        <w:tc>
+          <w:tcPr>
+            <w:tcW w:type="dxa" w:w="1985"/>
+            <w:tcBorders>
+              <w:top w:val="single" w:color="BFC9D6" w:sz="4"/>
+              <w:left w:val="single" w:color="BFC9D6" w:sz="4"/>
+              <w:bottom w:val="single" w:color="BFC9D6" w:sz="4"/>
+              <w:right w:val="single" w:color="BFC9D6" w:sz="4"/>
+            </w:tcBorders>
+            <w:shd w:fill="EEF3F8" w:color="auto" w:val="clear"/>
+            <w:tcMar>
+              <w:top w:type="dxa" w:w="60"/>
+              <w:left w:type="dxa" w:w="100"/>
+              <w:bottom w:type="dxa" w:w="60"/>
+              <w:right w:type="dxa" w:w="100"/>
+            </w:tcMar>
+            <w:vAlign w:val="center"/>
+          </w:tcPr>
+          <w:p>
+            <w:pPr>
+              <w:spacing w:after="30" w:before="30"/>
+              <w:jc w:val="left"/>
+            </w:pPr>
+            <w:r>
+              <w:rPr>
+                <w:rFonts w:ascii="Calibri" w:cs="Calibri" w:eastAsia="Calibri" w:hAnsi="Calibri"/>
+                <w:b/>
+                <w:bCs/>
+                <w:sz w:val="16"/>
+                <w:szCs w:val="16"/>
+              </w:rPr>
+              <w:t xml:space="preserve">Testing, security, hosting, pilots, hypercare</w:t>
+            </w:r>
+          </w:p>
+        </w:tc>
+        <w:tc>
+          <w:tcPr>
+            <w:tcW w:type="dxa" w:w="1083"/>
+            <w:tcBorders>
+              <w:top w:val="single" w:color="BFC9D6" w:sz="4"/>
+              <w:left w:val="single" w:color="BFC9D6" w:sz="4"/>
+              <w:bottom w:val="single" w:color="BFC9D6" w:sz="4"/>
+              <w:right w:val="single" w:color="BFC9D6" w:sz="4"/>
+            </w:tcBorders>
+            <w:shd w:fill="EEF3F8" w:color="auto" w:val="clear"/>
+            <w:tcMar>
+              <w:top w:type="dxa" w:w="60"/>
+              <w:left w:type="dxa" w:w="100"/>
+              <w:bottom w:type="dxa" w:w="60"/>
+              <w:right w:type="dxa" w:w="100"/>
+            </w:tcMar>
+            <w:vAlign w:val="center"/>
+          </w:tcPr>
+          <w:p>
+            <w:pPr>
+              <w:spacing w:after="30" w:before="30"/>
+              <w:jc w:val="left"/>
+            </w:pPr>
+            <w:r>
+              <w:rPr>
+                <w:rFonts w:ascii="Calibri" w:cs="Calibri" w:eastAsia="Calibri" w:hAnsi="Calibri"/>
+                <w:sz w:val="16"/>
+                <w:szCs w:val="16"/>
+              </w:rPr>
+              <w:t xml:space="preserve">W18–W56</w:t>
+            </w:r>
+          </w:p>
+        </w:tc>
+        <w:tc>
+          <w:tcPr>
+            <w:tcW w:type="dxa" w:w="1173"/>
+            <w:tcBorders>
+              <w:top w:val="single" w:color="BFC9D6" w:sz="4"/>
+              <w:left w:val="single" w:color="BFC9D6" w:sz="4"/>
+              <w:bottom w:val="single" w:color="BFC9D6" w:sz="4"/>
+              <w:right w:val="single" w:color="BFC9D6" w:sz="4"/>
+            </w:tcBorders>
+            <w:shd w:fill="EEF3F8" w:color="auto" w:val="clear"/>
+            <w:tcMar>
+              <w:top w:type="dxa" w:w="60"/>
+              <w:left w:type="dxa" w:w="100"/>
+              <w:bottom w:type="dxa" w:w="60"/>
+              <w:right w:type="dxa" w:w="100"/>
+            </w:tcMar>
+            <w:vAlign w:val="center"/>
+          </w:tcPr>
+          <w:p>
+            <w:pPr>
+              <w:spacing w:after="30" w:before="30"/>
+              <w:jc w:val="left"/>
+            </w:pPr>
+            <w:r>
+              <w:rPr>
+                <w:rFonts w:ascii="Calibri" w:cs="Calibri" w:eastAsia="Calibri" w:hAnsi="Calibri"/>
+                <w:sz w:val="16"/>
+                <w:szCs w:val="16"/>
+              </w:rPr>
+              <w:t xml:space="preserve">Not started</w:t>
+            </w:r>
+          </w:p>
+        </w:tc>
+        <w:tc>
+          <w:tcPr>
+            <w:tcW w:type="dxa" w:w="4785"/>
+            <w:tcBorders>
+              <w:top w:val="single" w:color="BFC9D6" w:sz="4"/>
+              <w:left w:val="single" w:color="BFC9D6" w:sz="4"/>
+              <w:bottom w:val="single" w:color="BFC9D6" w:sz="4"/>
+              <w:right w:val="single" w:color="BFC9D6" w:sz="4"/>
+            </w:tcBorders>
+            <w:shd w:fill="EEF3F8" w:color="auto" w:val="clear"/>
+            <w:tcMar>
+              <w:top w:type="dxa" w:w="60"/>
+              <w:left w:type="dxa" w:w="100"/>
+              <w:bottom w:type="dxa" w:w="60"/>
+              <w:right w:type="dxa" w:w="100"/>
+            </w:tcMar>
+            <w:vAlign w:val="center"/>
+          </w:tcPr>
+          <w:p>
+            <w:pPr>
+              <w:spacing w:after="30" w:before="30"/>
+              <w:jc w:val="left"/>
+            </w:pPr>
+            <w:r>
+              <w:rPr>
+                <w:rFonts w:ascii="Calibri" w:cs="Calibri" w:eastAsia="Calibri" w:hAnsi="Calibri"/>
+                <w:sz w:val="16"/>
+                <w:szCs w:val="16"/>
+              </w:rPr>
+              <w:t xml:space="preserve">See the remaining work below.</w:t>
+            </w:r>
+          </w:p>
+        </w:tc>
+      </w:tr>
+    </w:tbl>
+    <w:p>
+      <w:pPr>
+        <w:spacing w:after="120"/>
+      </w:pPr>
+    </w:p>
+    <w:p>
+      <w:pPr>
+        <w:spacing w:after="120" w:line="276"/>
+        <w:jc w:val="both"/>
+      </w:pPr>
+      <w:r>
+        <w:rPr>
+          <w:rFonts w:ascii="Calibri" w:cs="Calibri" w:eastAsia="Calibri" w:hAnsi="Calibri"/>
+        </w:rPr>
+        <w:t xml:space="preserve">Work remaining before the first institutions go live:</w:t>
+      </w:r>
+    </w:p>
+    <w:tbl>
+      <w:tblPr>
+        <w:tblW w:type="dxa" w:w="9026"/>
+        <w:tblBorders>
+          <w:top w:val="single" w:color="auto" w:sz="4"/>
+          <w:left w:val="single" w:color="auto" w:sz="4"/>
+          <w:bottom w:val="single" w:color="auto" w:sz="4"/>
+          <w:right w:val="single" w:color="auto" w:sz="4"/>
+          <w:insideH w:val="single" w:color="auto" w:sz="4"/>
+          <w:insideV w:val="single" w:color="auto" w:sz="4"/>
+        </w:tblBorders>
+        <w:tblLayout w:type="fixed"/>
+      </w:tblPr>
+      <w:tblGrid>
+        <w:gridCol w:w="1805"/>
+        <w:gridCol w:w="5235"/>
+        <w:gridCol w:w="1986"/>
+      </w:tblGrid>
+      <w:tr>
+        <w:trPr>
+          <w:tblHeader/>
+          <w:cantSplit/>
+        </w:trPr>
+        <w:tc>
+          <w:tcPr>
+            <w:tcW w:type="dxa" w:w="1805"/>
+            <w:tcBorders>
+              <w:top w:val="single" w:color="BFC9D6" w:sz="4"/>
+              <w:left w:val="single" w:color="BFC9D6" w:sz="4"/>
+              <w:bottom w:val="single" w:color="BFC9D6" w:sz="4"/>
+              <w:right w:val="single" w:color="BFC9D6" w:sz="4"/>
+            </w:tcBorders>
+            <w:shd w:fill="1F3864" w:color="auto" w:val="clear"/>
+            <w:tcMar>
+              <w:top w:type="dxa" w:w="60"/>
+              <w:left w:type="dxa" w:w="100"/>
+              <w:bottom w:type="dxa" w:w="60"/>
+              <w:right w:type="dxa" w:w="100"/>
+            </w:tcMar>
+            <w:vAlign w:val="center"/>
+          </w:tcPr>
+          <w:p>
+            <w:pPr>
+              <w:spacing w:after="30" w:before="30"/>
+              <w:jc w:val="left"/>
+            </w:pPr>
+            <w:r>
+              <w:rPr>
+                <w:rFonts w:ascii="Calibri" w:cs="Calibri" w:eastAsia="Calibri" w:hAnsi="Calibri"/>
+                <w:b/>
+                <w:bCs/>
+                <w:color w:val="FFFFFF"/>
+                <w:sz w:val="16"/>
+                <w:szCs w:val="16"/>
+              </w:rPr>
+              <w:t xml:space="preserve">Work</w:t>
+            </w:r>
+          </w:p>
+        </w:tc>
+        <w:tc>
+          <w:tcPr>
+            <w:tcW w:type="dxa" w:w="5235"/>
+            <w:tcBorders>
+              <w:top w:val="single" w:color="BFC9D6" w:sz="4"/>
+              <w:left w:val="single" w:color="BFC9D6" w:sz="4"/>
+              <w:bottom w:val="single" w:color="BFC9D6" w:sz="4"/>
+              <w:right w:val="single" w:color="BFC9D6" w:sz="4"/>
+            </w:tcBorders>
+            <w:shd w:fill="1F3864" w:color="auto" w:val="clear"/>
+            <w:tcMar>
+              <w:top w:type="dxa" w:w="60"/>
+              <w:left w:type="dxa" w:w="100"/>
+              <w:bottom w:type="dxa" w:w="60"/>
+              <w:right w:type="dxa" w:w="100"/>
+            </w:tcMar>
+            <w:vAlign w:val="center"/>
+          </w:tcPr>
+          <w:p>
+            <w:pPr>
+              <w:spacing w:after="30" w:before="30"/>
+              <w:jc w:val="left"/>
+            </w:pPr>
+            <w:r>
+              <w:rPr>
+                <w:rFonts w:ascii="Calibri" w:cs="Calibri" w:eastAsia="Calibri" w:hAnsi="Calibri"/>
+                <w:b/>
+                <w:bCs/>
+                <w:color w:val="FFFFFF"/>
+                <w:sz w:val="16"/>
+                <w:szCs w:val="16"/>
+              </w:rPr>
+              <w:t xml:space="preserve">What it covers</w:t>
+            </w:r>
+          </w:p>
+        </w:tc>
+        <w:tc>
+          <w:tcPr>
+            <w:tcW w:type="dxa" w:w="1986"/>
+            <w:tcBorders>
+              <w:top w:val="single" w:color="BFC9D6" w:sz="4"/>
+              <w:left w:val="single" w:color="BFC9D6" w:sz="4"/>
+              <w:bottom w:val="single" w:color="BFC9D6" w:sz="4"/>
+              <w:right w:val="single" w:color="BFC9D6" w:sz="4"/>
+            </w:tcBorders>
+            <w:shd w:fill="1F3864" w:color="auto" w:val="clear"/>
+            <w:tcMar>
+              <w:top w:type="dxa" w:w="60"/>
+              <w:left w:type="dxa" w:w="100"/>
+              <w:bottom w:type="dxa" w:w="60"/>
+              <w:right w:type="dxa" w:w="100"/>
+            </w:tcMar>
+            <w:vAlign w:val="center"/>
+          </w:tcPr>
+          <w:p>
+            <w:pPr>
+              <w:spacing w:after="30" w:before="30"/>
+              <w:jc w:val="left"/>
+            </w:pPr>
+            <w:r>
+              <w:rPr>
+                <w:rFonts w:ascii="Calibri" w:cs="Calibri" w:eastAsia="Calibri" w:hAnsi="Calibri"/>
+                <w:b/>
+                <w:bCs/>
+                <w:color w:val="FFFFFF"/>
+                <w:sz w:val="16"/>
+                <w:szCs w:val="16"/>
+              </w:rPr>
+              <w:t xml:space="preserve">Depends on</w:t>
+            </w:r>
+          </w:p>
+        </w:tc>
+      </w:tr>
+      <w:tr>
+        <w:trPr>
+          <w:cantSplit/>
+        </w:trPr>
+        <w:tc>
+          <w:tcPr>
+            <w:tcW w:type="dxa" w:w="1805"/>
+            <w:tcBorders>
+              <w:top w:val="single" w:color="BFC9D6" w:sz="4"/>
+              <w:left w:val="single" w:color="BFC9D6" w:sz="4"/>
+              <w:bottom w:val="single" w:color="BFC9D6" w:sz="4"/>
+              <w:right w:val="single" w:color="BFC9D6" w:sz="4"/>
+            </w:tcBorders>
+            <w:shd w:fill="EEF3F8" w:color="auto" w:val="clear"/>
+            <w:tcMar>
+              <w:top w:type="dxa" w:w="60"/>
+              <w:left w:type="dxa" w:w="100"/>
+              <w:bottom w:type="dxa" w:w="60"/>
+              <w:right w:type="dxa" w:w="100"/>
+            </w:tcMar>
+            <w:vAlign w:val="center"/>
+          </w:tcPr>
+          <w:p>
+            <w:pPr>
+              <w:spacing w:after="30" w:before="30"/>
+              <w:jc w:val="left"/>
+            </w:pPr>
+            <w:r>
+              <w:rPr>
+                <w:rFonts w:ascii="Calibri" w:cs="Calibri" w:eastAsia="Calibri" w:hAnsi="Calibri"/>
+                <w:b/>
+                <w:bCs/>
+                <w:sz w:val="16"/>
+                <w:szCs w:val="16"/>
+              </w:rPr>
+              <w:t xml:space="preserve">Live integrations</w:t>
+            </w:r>
+          </w:p>
+        </w:tc>
+        <w:tc>
+          <w:tcPr>
+            <w:tcW w:type="dxa" w:w="5235"/>
+            <w:tcBorders>
+              <w:top w:val="single" w:color="BFC9D6" w:sz="4"/>
+              <w:left w:val="single" w:color="BFC9D6" w:sz="4"/>
+              <w:bottom w:val="single" w:color="BFC9D6" w:sz="4"/>
+              <w:right w:val="single" w:color="BFC9D6" w:sz="4"/>
+            </w:tcBorders>
+            <w:shd w:fill="EEF3F8" w:color="auto" w:val="clear"/>
+            <w:tcMar>
+              <w:top w:type="dxa" w:w="60"/>
+              <w:left w:type="dxa" w:w="100"/>
+              <w:bottom w:type="dxa" w:w="60"/>
+              <w:right w:type="dxa" w:w="100"/>
+            </w:tcMar>
+            <w:vAlign w:val="center"/>
+          </w:tcPr>
+          <w:p>
+            <w:pPr>
+              <w:spacing w:after="30" w:before="30"/>
+              <w:jc w:val="left"/>
+            </w:pPr>
+            <w:r>
+              <w:rPr>
+                <w:rFonts w:ascii="Calibri" w:cs="Calibri" w:eastAsia="Calibri" w:hAnsi="Calibri"/>
+                <w:sz w:val="16"/>
+                <w:szCs w:val="16"/>
+              </w:rPr>
+              <w:t xml:space="preserve">GePG live adapter and certification; SMS aggregator adapter; NACTVET verification endpoints (configuration once published); NACTVET official results and NVA templates.</w:t>
+            </w:r>
+          </w:p>
+        </w:tc>
+        <w:tc>
+          <w:tcPr>
+            <w:tcW w:type="dxa" w:w="1986"/>
+            <w:tcBorders>
+              <w:top w:val="single" w:color="BFC9D6" w:sz="4"/>
+              <w:left w:val="single" w:color="BFC9D6" w:sz="4"/>
+              <w:bottom w:val="single" w:color="BFC9D6" w:sz="4"/>
+              <w:right w:val="single" w:color="BFC9D6" w:sz="4"/>
+            </w:tcBorders>
+            <w:shd w:fill="EEF3F8" w:color="auto" w:val="clear"/>
+            <w:tcMar>
+              <w:top w:type="dxa" w:w="60"/>
+              <w:left w:type="dxa" w:w="100"/>
+              <w:bottom w:type="dxa" w:w="60"/>
+              <w:right w:type="dxa" w:w="100"/>
+            </w:tcMar>
+            <w:vAlign w:val="center"/>
+          </w:tcPr>
+          <w:p>
+            <w:pPr>
+              <w:spacing w:after="30" w:before="30"/>
+              <w:jc w:val="left"/>
+            </w:pPr>
+            <w:r>
+              <w:rPr>
+                <w:rFonts w:ascii="Calibri" w:cs="Calibri" w:eastAsia="Calibri" w:hAnsi="Calibri"/>
+                <w:sz w:val="16"/>
+                <w:szCs w:val="16"/>
+              </w:rPr>
+              <w:t xml:space="preserve">GePG, NACTVET and aggregator access</w:t>
+            </w:r>
+          </w:p>
+        </w:tc>
+      </w:tr>
+      <w:tr>
+        <w:trPr>
+          <w:cantSplit/>
+        </w:trPr>
+        <w:tc>
+          <w:tcPr>
+            <w:tcW w:type="dxa" w:w="1805"/>
+            <w:tcBorders>
+              <w:top w:val="single" w:color="BFC9D6" w:sz="4"/>
+              <w:left w:val="single" w:color="BFC9D6" w:sz="4"/>
+              <w:bottom w:val="single" w:color="BFC9D6" w:sz="4"/>
+              <w:right w:val="single" w:color="BFC9D6" w:sz="4"/>
+            </w:tcBorders>
+            <w:tcMar>
+              <w:top w:type="dxa" w:w="60"/>
+              <w:left w:type="dxa" w:w="100"/>
+              <w:bottom w:type="dxa" w:w="60"/>
+              <w:right w:type="dxa" w:w="100"/>
+            </w:tcMar>
+            <w:vAlign w:val="center"/>
+          </w:tcPr>
+          <w:p>
+            <w:pPr>
+              <w:spacing w:after="30" w:before="30"/>
+              <w:jc w:val="left"/>
+            </w:pPr>
+            <w:r>
+              <w:rPr>
+                <w:rFonts w:ascii="Calibri" w:cs="Calibri" w:eastAsia="Calibri" w:hAnsi="Calibri"/>
+                <w:b/>
+                <w:bCs/>
+                <w:sz w:val="16"/>
+                <w:szCs w:val="16"/>
+              </w:rPr>
+              <w:t xml:space="preserve">Security hardening</w:t>
+            </w:r>
+          </w:p>
+        </w:tc>
+        <w:tc>
+          <w:tcPr>
+            <w:tcW w:type="dxa" w:w="5235"/>
+            <w:tcBorders>
+              <w:top w:val="single" w:color="BFC9D6" w:sz="4"/>
+              <w:left w:val="single" w:color="BFC9D6" w:sz="4"/>
+              <w:bottom w:val="single" w:color="BFC9D6" w:sz="4"/>
+              <w:right w:val="single" w:color="BFC9D6" w:sz="4"/>
+            </w:tcBorders>
+            <w:tcMar>
+              <w:top w:type="dxa" w:w="60"/>
+              <w:left w:type="dxa" w:w="100"/>
+              <w:bottom w:type="dxa" w:w="60"/>
+              <w:right w:type="dxa" w:w="100"/>
+            </w:tcMar>
+            <w:vAlign w:val="center"/>
+          </w:tcPr>
+          <w:p>
+            <w:pPr>
+              <w:spacing w:after="30" w:before="30"/>
+              <w:jc w:val="left"/>
+            </w:pPr>
+            <w:r>
+              <w:rPr>
+                <w:rFonts w:ascii="Calibri" w:cs="Calibri" w:eastAsia="Calibri" w:hAnsi="Calibri"/>
+                <w:sz w:val="16"/>
+                <w:szCs w:val="16"/>
+              </w:rPr>
+              <w:t xml:space="preserve">Keycloak and MFA for privileged roles; secrets management; ASVS review; independent penetration test.</w:t>
+            </w:r>
+          </w:p>
+        </w:tc>
+        <w:tc>
+          <w:tcPr>
+            <w:tcW w:type="dxa" w:w="1986"/>
+            <w:tcBorders>
+              <w:top w:val="single" w:color="BFC9D6" w:sz="4"/>
+              <w:left w:val="single" w:color="BFC9D6" w:sz="4"/>
+              <w:bottom w:val="single" w:color="BFC9D6" w:sz="4"/>
+              <w:right w:val="single" w:color="BFC9D6" w:sz="4"/>
+            </w:tcBorders>
+            <w:tcMar>
+              <w:top w:type="dxa" w:w="60"/>
+              <w:left w:type="dxa" w:w="100"/>
+              <w:bottom w:type="dxa" w:w="60"/>
+              <w:right w:type="dxa" w:w="100"/>
+            </w:tcMar>
+            <w:vAlign w:val="center"/>
+          </w:tcPr>
+          <w:p>
+            <w:pPr>
+              <w:spacing w:after="30" w:before="30"/>
+              <w:jc w:val="left"/>
+            </w:pPr>
+            <w:r>
+              <w:rPr>
+                <w:rFonts w:ascii="Calibri" w:cs="Calibri" w:eastAsia="Calibri" w:hAnsi="Calibri"/>
+                <w:sz w:val="16"/>
+                <w:szCs w:val="16"/>
+              </w:rPr>
+              <w:t xml:space="preserve">—</w:t>
+            </w:r>
+          </w:p>
+        </w:tc>
+      </w:tr>
+      <w:tr>
+        <w:trPr>
+          <w:cantSplit/>
+        </w:trPr>
+        <w:tc>
+          <w:tcPr>
+            <w:tcW w:type="dxa" w:w="1805"/>
+            <w:tcBorders>
+              <w:top w:val="single" w:color="BFC9D6" w:sz="4"/>
+              <w:left w:val="single" w:color="BFC9D6" w:sz="4"/>
+              <w:bottom w:val="single" w:color="BFC9D6" w:sz="4"/>
+              <w:right w:val="single" w:color="BFC9D6" w:sz="4"/>
+            </w:tcBorders>
+            <w:shd w:fill="EEF3F8" w:color="auto" w:val="clear"/>
+            <w:tcMar>
+              <w:top w:type="dxa" w:w="60"/>
+              <w:left w:type="dxa" w:w="100"/>
+              <w:bottom w:type="dxa" w:w="60"/>
+              <w:right w:type="dxa" w:w="100"/>
+            </w:tcMar>
+            <w:vAlign w:val="center"/>
+          </w:tcPr>
+          <w:p>
+            <w:pPr>
+              <w:spacing w:after="30" w:before="30"/>
+              <w:jc w:val="left"/>
+            </w:pPr>
+            <w:r>
+              <w:rPr>
+                <w:rFonts w:ascii="Calibri" w:cs="Calibri" w:eastAsia="Calibri" w:hAnsi="Calibri"/>
+                <w:b/>
+                <w:bCs/>
+                <w:sz w:val="16"/>
+                <w:szCs w:val="16"/>
+              </w:rPr>
+              <w:t xml:space="preserve">Data migration</w:t>
+            </w:r>
+          </w:p>
+        </w:tc>
+        <w:tc>
+          <w:tcPr>
+            <w:tcW w:type="dxa" w:w="5235"/>
+            <w:tcBorders>
+              <w:top w:val="single" w:color="BFC9D6" w:sz="4"/>
+              <w:left w:val="single" w:color="BFC9D6" w:sz="4"/>
+              <w:bottom w:val="single" w:color="BFC9D6" w:sz="4"/>
+              <w:right w:val="single" w:color="BFC9D6" w:sz="4"/>
+            </w:tcBorders>
+            <w:shd w:fill="EEF3F8" w:color="auto" w:val="clear"/>
+            <w:tcMar>
+              <w:top w:type="dxa" w:w="60"/>
+              <w:left w:type="dxa" w:w="100"/>
+              <w:bottom w:type="dxa" w:w="60"/>
+              <w:right w:type="dxa" w:w="100"/>
+            </w:tcMar>
+            <w:vAlign w:val="center"/>
+          </w:tcPr>
+          <w:p>
+            <w:pPr>
+              <w:spacing w:after="30" w:before="30"/>
+              <w:jc w:val="left"/>
+            </w:pPr>
+            <w:r>
+              <w:rPr>
+                <w:rFonts w:ascii="Calibri" w:cs="Calibri" w:eastAsia="Calibri" w:hAnsi="Calibri"/>
+                <w:sz w:val="16"/>
+                <w:szCs w:val="16"/>
+              </w:rPr>
+              <w:t xml:space="preserve">Import tools and templates with validation reports for programmes, curricula, students, results and balances; trial loads and sign-off.</w:t>
+            </w:r>
+          </w:p>
+        </w:tc>
+        <w:tc>
+          <w:tcPr>
+            <w:tcW w:type="dxa" w:w="1986"/>
+            <w:tcBorders>
+              <w:top w:val="single" w:color="BFC9D6" w:sz="4"/>
+              <w:left w:val="single" w:color="BFC9D6" w:sz="4"/>
+              <w:bottom w:val="single" w:color="BFC9D6" w:sz="4"/>
+              <w:right w:val="single" w:color="BFC9D6" w:sz="4"/>
+            </w:tcBorders>
+            <w:shd w:fill="EEF3F8" w:color="auto" w:val="clear"/>
+            <w:tcMar>
+              <w:top w:type="dxa" w:w="60"/>
+              <w:left w:type="dxa" w:w="100"/>
+              <w:bottom w:type="dxa" w:w="60"/>
+              <w:right w:type="dxa" w:w="100"/>
+            </w:tcMar>
+            <w:vAlign w:val="center"/>
+          </w:tcPr>
+          <w:p>
+            <w:pPr>
+              <w:spacing w:after="30" w:before="30"/>
+              <w:jc w:val="left"/>
+            </w:pPr>
+            <w:r>
+              <w:rPr>
+                <w:rFonts w:ascii="Calibri" w:cs="Calibri" w:eastAsia="Calibri" w:hAnsi="Calibri"/>
+                <w:sz w:val="16"/>
+                <w:szCs w:val="16"/>
+              </w:rPr>
+              <w:t xml:space="preserve">Pilot data</w:t>
+            </w:r>
+          </w:p>
+        </w:tc>
+      </w:tr>
+      <w:tr>
+        <w:trPr>
+          <w:cantSplit/>
+        </w:trPr>
+        <w:tc>
+          <w:tcPr>
+            <w:tcW w:type="dxa" w:w="1805"/>
+            <w:tcBorders>
+              <w:top w:val="single" w:color="BFC9D6" w:sz="4"/>
+              <w:left w:val="single" w:color="BFC9D6" w:sz="4"/>
+              <w:bottom w:val="single" w:color="BFC9D6" w:sz="4"/>
+              <w:right w:val="single" w:color="BFC9D6" w:sz="4"/>
+            </w:tcBorders>
+            <w:tcMar>
+              <w:top w:type="dxa" w:w="60"/>
+              <w:left w:type="dxa" w:w="100"/>
+              <w:bottom w:type="dxa" w:w="60"/>
+              <w:right w:type="dxa" w:w="100"/>
+            </w:tcMar>
+            <w:vAlign w:val="center"/>
+          </w:tcPr>
+          <w:p>
+            <w:pPr>
+              <w:spacing w:after="30" w:before="30"/>
+              <w:jc w:val="left"/>
+            </w:pPr>
+            <w:r>
+              <w:rPr>
+                <w:rFonts w:ascii="Calibri" w:cs="Calibri" w:eastAsia="Calibri" w:hAnsi="Calibri"/>
+                <w:b/>
+                <w:bCs/>
+                <w:sz w:val="16"/>
+                <w:szCs w:val="16"/>
+              </w:rPr>
+              <w:t xml:space="preserve">Gaps in scope</w:t>
+            </w:r>
+          </w:p>
+        </w:tc>
+        <w:tc>
+          <w:tcPr>
+            <w:tcW w:type="dxa" w:w="5235"/>
+            <w:tcBorders>
+              <w:top w:val="single" w:color="BFC9D6" w:sz="4"/>
+              <w:left w:val="single" w:color="BFC9D6" w:sz="4"/>
+              <w:bottom w:val="single" w:color="BFC9D6" w:sz="4"/>
+              <w:right w:val="single" w:color="BFC9D6" w:sz="4"/>
+            </w:tcBorders>
+            <w:tcMar>
+              <w:top w:type="dxa" w:w="60"/>
+              <w:left w:type="dxa" w:w="100"/>
+              <w:bottom w:type="dxa" w:w="60"/>
+              <w:right w:type="dxa" w:w="100"/>
+            </w:tcMar>
+            <w:vAlign w:val="center"/>
+          </w:tcPr>
+          <w:p>
+            <w:pPr>
+              <w:spacing w:after="30" w:before="30"/>
+              <w:jc w:val="left"/>
+            </w:pPr>
+            <w:r>
+              <w:rPr>
+                <w:rFonts w:ascii="Calibri" w:cs="Calibri" w:eastAsia="Calibri" w:hAnsi="Calibri"/>
+                <w:sz w:val="16"/>
+                <w:szCs w:val="16"/>
+              </w:rPr>
+              <w:t xml:space="preserve">Campuses, programme transfers, NACTVET student registration, document uploads, email channel, instalment reminders, retention and data subject requests, scheduled reports; then alumni, TAMISEMI, NIDA, MUSE and HESLB exchange.</w:t>
+            </w:r>
+          </w:p>
+        </w:tc>
+        <w:tc>
+          <w:tcPr>
+            <w:tcW w:type="dxa" w:w="1986"/>
+            <w:tcBorders>
+              <w:top w:val="single" w:color="BFC9D6" w:sz="4"/>
+              <w:left w:val="single" w:color="BFC9D6" w:sz="4"/>
+              <w:bottom w:val="single" w:color="BFC9D6" w:sz="4"/>
+              <w:right w:val="single" w:color="BFC9D6" w:sz="4"/>
+            </w:tcBorders>
+            <w:tcMar>
+              <w:top w:type="dxa" w:w="60"/>
+              <w:left w:type="dxa" w:w="100"/>
+              <w:bottom w:type="dxa" w:w="60"/>
+              <w:right w:type="dxa" w:w="100"/>
+            </w:tcMar>
+            <w:vAlign w:val="center"/>
+          </w:tcPr>
+          <w:p>
+            <w:pPr>
+              <w:spacing w:after="30" w:before="30"/>
+              <w:jc w:val="left"/>
+            </w:pPr>
+            <w:r>
+              <w:rPr>
+                <w:rFonts w:ascii="Calibri" w:cs="Calibri" w:eastAsia="Calibri" w:hAnsi="Calibri"/>
+                <w:sz w:val="16"/>
+                <w:szCs w:val="16"/>
+              </w:rPr>
+              <w:t xml:space="preserve">Priorities from pilots</w:t>
+            </w:r>
+          </w:p>
+        </w:tc>
+      </w:tr>
+      <w:tr>
+        <w:trPr>
+          <w:cantSplit/>
+        </w:trPr>
+        <w:tc>
+          <w:tcPr>
+            <w:tcW w:type="dxa" w:w="1805"/>
+            <w:tcBorders>
+              <w:top w:val="single" w:color="BFC9D6" w:sz="4"/>
+              <w:left w:val="single" w:color="BFC9D6" w:sz="4"/>
+              <w:bottom w:val="single" w:color="BFC9D6" w:sz="4"/>
+              <w:right w:val="single" w:color="BFC9D6" w:sz="4"/>
+            </w:tcBorders>
+            <w:shd w:fill="EEF3F8" w:color="auto" w:val="clear"/>
+            <w:tcMar>
+              <w:top w:type="dxa" w:w="60"/>
+              <w:left w:type="dxa" w:w="100"/>
+              <w:bottom w:type="dxa" w:w="60"/>
+              <w:right w:type="dxa" w:w="100"/>
+            </w:tcMar>
+            <w:vAlign w:val="center"/>
+          </w:tcPr>
+          <w:p>
+            <w:pPr>
+              <w:spacing w:after="30" w:before="30"/>
+              <w:jc w:val="left"/>
+            </w:pPr>
+            <w:r>
+              <w:rPr>
+                <w:rFonts w:ascii="Calibri" w:cs="Calibri" w:eastAsia="Calibri" w:hAnsi="Calibri"/>
+                <w:b/>
+                <w:bCs/>
+                <w:sz w:val="16"/>
+                <w:szCs w:val="16"/>
+              </w:rPr>
+              <w:t xml:space="preserve">Performance and scale</w:t>
+            </w:r>
+          </w:p>
+        </w:tc>
+        <w:tc>
+          <w:tcPr>
+            <w:tcW w:type="dxa" w:w="5235"/>
+            <w:tcBorders>
+              <w:top w:val="single" w:color="BFC9D6" w:sz="4"/>
+              <w:left w:val="single" w:color="BFC9D6" w:sz="4"/>
+              <w:bottom w:val="single" w:color="BFC9D6" w:sz="4"/>
+              <w:right w:val="single" w:color="BFC9D6" w:sz="4"/>
+            </w:tcBorders>
+            <w:shd w:fill="EEF3F8" w:color="auto" w:val="clear"/>
+            <w:tcMar>
+              <w:top w:type="dxa" w:w="60"/>
+              <w:left w:type="dxa" w:w="100"/>
+              <w:bottom w:type="dxa" w:w="60"/>
+              <w:right w:type="dxa" w:w="100"/>
+            </w:tcMar>
+            <w:vAlign w:val="center"/>
+          </w:tcPr>
+          <w:p>
+            <w:pPr>
+              <w:spacing w:after="30" w:before="30"/>
+              <w:jc w:val="left"/>
+            </w:pPr>
+            <w:r>
+              <w:rPr>
+                <w:rFonts w:ascii="Calibri" w:cs="Calibri" w:eastAsia="Calibri" w:hAnsi="Calibri"/>
+                <w:sz w:val="16"/>
+                <w:szCs w:val="16"/>
+              </w:rPr>
+              <w:t xml:space="preserve">Load tests at 2× expected peak; ShedLock and multiple instances; tuning.</w:t>
+            </w:r>
+          </w:p>
+        </w:tc>
+        <w:tc>
+          <w:tcPr>
+            <w:tcW w:type="dxa" w:w="1986"/>
+            <w:tcBorders>
+              <w:top w:val="single" w:color="BFC9D6" w:sz="4"/>
+              <w:left w:val="single" w:color="BFC9D6" w:sz="4"/>
+              <w:bottom w:val="single" w:color="BFC9D6" w:sz="4"/>
+              <w:right w:val="single" w:color="BFC9D6" w:sz="4"/>
+            </w:tcBorders>
+            <w:shd w:fill="EEF3F8" w:color="auto" w:val="clear"/>
+            <w:tcMar>
+              <w:top w:type="dxa" w:w="60"/>
+              <w:left w:type="dxa" w:w="100"/>
+              <w:bottom w:type="dxa" w:w="60"/>
+              <w:right w:type="dxa" w:w="100"/>
+            </w:tcMar>
+            <w:vAlign w:val="center"/>
+          </w:tcPr>
+          <w:p>
+            <w:pPr>
+              <w:spacing w:after="30" w:before="30"/>
+              <w:jc w:val="left"/>
+            </w:pPr>
+            <w:r>
+              <w:rPr>
+                <w:rFonts w:ascii="Calibri" w:cs="Calibri" w:eastAsia="Calibri" w:hAnsi="Calibri"/>
+                <w:sz w:val="16"/>
+                <w:szCs w:val="16"/>
+              </w:rPr>
+              <w:t xml:space="preserve">—</w:t>
+            </w:r>
+          </w:p>
+        </w:tc>
+      </w:tr>
+      <w:tr>
+        <w:trPr>
+          <w:cantSplit/>
+        </w:trPr>
+        <w:tc>
+          <w:tcPr>
+            <w:tcW w:type="dxa" w:w="1805"/>
+            <w:tcBorders>
+              <w:top w:val="single" w:color="BFC9D6" w:sz="4"/>
+              <w:left w:val="single" w:color="BFC9D6" w:sz="4"/>
+              <w:bottom w:val="single" w:color="BFC9D6" w:sz="4"/>
+              <w:right w:val="single" w:color="BFC9D6" w:sz="4"/>
+            </w:tcBorders>
+            <w:tcMar>
+              <w:top w:type="dxa" w:w="60"/>
+              <w:left w:type="dxa" w:w="100"/>
+              <w:bottom w:type="dxa" w:w="60"/>
+              <w:right w:type="dxa" w:w="100"/>
+            </w:tcMar>
+            <w:vAlign w:val="center"/>
+          </w:tcPr>
+          <w:p>
+            <w:pPr>
+              <w:spacing w:after="30" w:before="30"/>
+              <w:jc w:val="left"/>
+            </w:pPr>
+            <w:r>
+              <w:rPr>
+                <w:rFonts w:ascii="Calibri" w:cs="Calibri" w:eastAsia="Calibri" w:hAnsi="Calibri"/>
+                <w:b/>
+                <w:bCs/>
+                <w:sz w:val="16"/>
+                <w:szCs w:val="16"/>
+              </w:rPr>
+              <w:t xml:space="preserve">Production hosting and operations</w:t>
+            </w:r>
+          </w:p>
+        </w:tc>
+        <w:tc>
+          <w:tcPr>
+            <w:tcW w:type="dxa" w:w="5235"/>
+            <w:tcBorders>
+              <w:top w:val="single" w:color="BFC9D6" w:sz="4"/>
+              <w:left w:val="single" w:color="BFC9D6" w:sz="4"/>
+              <w:bottom w:val="single" w:color="BFC9D6" w:sz="4"/>
+              <w:right w:val="single" w:color="BFC9D6" w:sz="4"/>
+            </w:tcBorders>
+            <w:tcMar>
+              <w:top w:type="dxa" w:w="60"/>
+              <w:left w:type="dxa" w:w="100"/>
+              <w:bottom w:type="dxa" w:w="60"/>
+              <w:right w:type="dxa" w:w="100"/>
+            </w:tcMar>
+            <w:vAlign w:val="center"/>
+          </w:tcPr>
+          <w:p>
+            <w:pPr>
+              <w:spacing w:after="30" w:before="30"/>
+              <w:jc w:val="left"/>
+            </w:pPr>
+            <w:r>
+              <w:rPr>
+                <w:rFonts w:ascii="Calibri" w:cs="Calibri" w:eastAsia="Calibri" w:hAnsi="Calibri"/>
+                <w:sz w:val="16"/>
+                <w:szCs w:val="16"/>
+              </w:rPr>
+              <w:t xml:space="preserve">Kubernetes or Compose deployment in a Tanzanian data centre, certificates, monitoring, backups with point-in-time recovery, CI/CD pipeline, service desk.</w:t>
+            </w:r>
+          </w:p>
+        </w:tc>
+        <w:tc>
+          <w:tcPr>
+            <w:tcW w:type="dxa" w:w="1986"/>
+            <w:tcBorders>
+              <w:top w:val="single" w:color="BFC9D6" w:sz="4"/>
+              <w:left w:val="single" w:color="BFC9D6" w:sz="4"/>
+              <w:bottom w:val="single" w:color="BFC9D6" w:sz="4"/>
+              <w:right w:val="single" w:color="BFC9D6" w:sz="4"/>
+            </w:tcBorders>
+            <w:tcMar>
+              <w:top w:type="dxa" w:w="60"/>
+              <w:left w:type="dxa" w:w="100"/>
+              <w:bottom w:type="dxa" w:w="60"/>
+              <w:right w:type="dxa" w:w="100"/>
+            </w:tcMar>
+            <w:vAlign w:val="center"/>
+          </w:tcPr>
+          <w:p>
+            <w:pPr>
+              <w:spacing w:after="30" w:before="30"/>
+              <w:jc w:val="left"/>
+            </w:pPr>
+            <w:r>
+              <w:rPr>
+                <w:rFonts w:ascii="Calibri" w:cs="Calibri" w:eastAsia="Calibri" w:hAnsi="Calibri"/>
+                <w:sz w:val="16"/>
+                <w:szCs w:val="16"/>
+              </w:rPr>
+              <w:t xml:space="preserve">Deployment option decision</w:t>
+            </w:r>
+          </w:p>
+        </w:tc>
+      </w:tr>
+      <w:tr>
+        <w:trPr>
+          <w:cantSplit/>
+        </w:trPr>
+        <w:tc>
+          <w:tcPr>
+            <w:tcW w:type="dxa" w:w="1805"/>
+            <w:tcBorders>
+              <w:top w:val="single" w:color="BFC9D6" w:sz="4"/>
+              <w:left w:val="single" w:color="BFC9D6" w:sz="4"/>
+              <w:bottom w:val="single" w:color="BFC9D6" w:sz="4"/>
+              <w:right w:val="single" w:color="BFC9D6" w:sz="4"/>
+            </w:tcBorders>
+            <w:shd w:fill="EEF3F8" w:color="auto" w:val="clear"/>
+            <w:tcMar>
+              <w:top w:type="dxa" w:w="60"/>
+              <w:left w:type="dxa" w:w="100"/>
+              <w:bottom w:type="dxa" w:w="60"/>
+              <w:right w:type="dxa" w:w="100"/>
+            </w:tcMar>
+            <w:vAlign w:val="center"/>
+          </w:tcPr>
+          <w:p>
+            <w:pPr>
+              <w:spacing w:after="30" w:before="30"/>
+              <w:jc w:val="left"/>
+            </w:pPr>
+            <w:r>
+              <w:rPr>
+                <w:rFonts w:ascii="Calibri" w:cs="Calibri" w:eastAsia="Calibri" w:hAnsi="Calibri"/>
+                <w:b/>
+                <w:bCs/>
+                <w:sz w:val="16"/>
+                <w:szCs w:val="16"/>
+              </w:rPr>
+              <w:t xml:space="preserve">Pilot onboarding and acceptance</w:t>
+            </w:r>
+          </w:p>
+        </w:tc>
+        <w:tc>
+          <w:tcPr>
+            <w:tcW w:type="dxa" w:w="5235"/>
+            <w:tcBorders>
+              <w:top w:val="single" w:color="BFC9D6" w:sz="4"/>
+              <w:left w:val="single" w:color="BFC9D6" w:sz="4"/>
+              <w:bottom w:val="single" w:color="BFC9D6" w:sz="4"/>
+              <w:right w:val="single" w:color="BFC9D6" w:sz="4"/>
+            </w:tcBorders>
+            <w:shd w:fill="EEF3F8" w:color="auto" w:val="clear"/>
+            <w:tcMar>
+              <w:top w:type="dxa" w:w="60"/>
+              <w:left w:type="dxa" w:w="100"/>
+              <w:bottom w:type="dxa" w:w="60"/>
+              <w:right w:type="dxa" w:w="100"/>
+            </w:tcMar>
+            <w:vAlign w:val="center"/>
+          </w:tcPr>
+          <w:p>
+            <w:pPr>
+              <w:spacing w:after="30" w:before="30"/>
+              <w:jc w:val="left"/>
+            </w:pPr>
+            <w:r>
+              <w:rPr>
+                <w:rFonts w:ascii="Calibri" w:cs="Calibri" w:eastAsia="Calibri" w:hAnsi="Calibri"/>
+                <w:sz w:val="16"/>
+                <w:szCs w:val="16"/>
+              </w:rPr>
+              <w:t xml:space="preserve">Configuration of regulations, fees and entry rules with two pilot institutions; training; user acceptance testing against Document 03; go-live and hypercare.</w:t>
+            </w:r>
+          </w:p>
+        </w:tc>
+        <w:tc>
+          <w:tcPr>
+            <w:tcW w:type="dxa" w:w="1986"/>
+            <w:tcBorders>
+              <w:top w:val="single" w:color="BFC9D6" w:sz="4"/>
+              <w:left w:val="single" w:color="BFC9D6" w:sz="4"/>
+              <w:bottom w:val="single" w:color="BFC9D6" w:sz="4"/>
+              <w:right w:val="single" w:color="BFC9D6" w:sz="4"/>
+            </w:tcBorders>
+            <w:shd w:fill="EEF3F8" w:color="auto" w:val="clear"/>
+            <w:tcMar>
+              <w:top w:type="dxa" w:w="60"/>
+              <w:left w:type="dxa" w:w="100"/>
+              <w:bottom w:type="dxa" w:w="60"/>
+              <w:right w:type="dxa" w:w="100"/>
+            </w:tcMar>
+            <w:vAlign w:val="center"/>
+          </w:tcPr>
+          <w:p>
+            <w:pPr>
+              <w:spacing w:after="30" w:before="30"/>
+              <w:jc w:val="left"/>
+            </w:pPr>
+            <w:r>
+              <w:rPr>
+                <w:rFonts w:ascii="Calibri" w:cs="Calibri" w:eastAsia="Calibri" w:hAnsi="Calibri"/>
+                <w:sz w:val="16"/>
+                <w:szCs w:val="16"/>
+              </w:rPr>
+              <w:t xml:space="preserve">Pilot institutions</w:t>
+            </w:r>
+          </w:p>
+        </w:tc>
+      </w:tr>
+      <w:tr>
+        <w:trPr>
+          <w:cantSplit/>
+        </w:trPr>
+        <w:tc>
+          <w:tcPr>
+            <w:tcW w:type="dxa" w:w="1805"/>
+            <w:tcBorders>
+              <w:top w:val="single" w:color="BFC9D6" w:sz="4"/>
+              <w:left w:val="single" w:color="BFC9D6" w:sz="4"/>
+              <w:bottom w:val="single" w:color="BFC9D6" w:sz="4"/>
+              <w:right w:val="single" w:color="BFC9D6" w:sz="4"/>
+            </w:tcBorders>
+            <w:tcMar>
+              <w:top w:type="dxa" w:w="60"/>
+              <w:left w:type="dxa" w:w="100"/>
+              <w:bottom w:type="dxa" w:w="60"/>
+              <w:right w:type="dxa" w:w="100"/>
+            </w:tcMar>
+            <w:vAlign w:val="center"/>
+          </w:tcPr>
+          <w:p>
+            <w:pPr>
+              <w:spacing w:after="30" w:before="30"/>
+              <w:jc w:val="left"/>
+            </w:pPr>
+            <w:r>
+              <w:rPr>
+                <w:rFonts w:ascii="Calibri" w:cs="Calibri" w:eastAsia="Calibri" w:hAnsi="Calibri"/>
+                <w:b/>
+                <w:bCs/>
+                <w:sz w:val="16"/>
+                <w:szCs w:val="16"/>
+              </w:rPr>
+              <w:t xml:space="preserve">User documentation</w:t>
+            </w:r>
+          </w:p>
+        </w:tc>
+        <w:tc>
+          <w:tcPr>
+            <w:tcW w:type="dxa" w:w="5235"/>
+            <w:tcBorders>
+              <w:top w:val="single" w:color="BFC9D6" w:sz="4"/>
+              <w:left w:val="single" w:color="BFC9D6" w:sz="4"/>
+              <w:bottom w:val="single" w:color="BFC9D6" w:sz="4"/>
+              <w:right w:val="single" w:color="BFC9D6" w:sz="4"/>
+            </w:tcBorders>
+            <w:tcMar>
+              <w:top w:type="dxa" w:w="60"/>
+              <w:left w:type="dxa" w:w="100"/>
+              <w:bottom w:type="dxa" w:w="60"/>
+              <w:right w:type="dxa" w:w="100"/>
+            </w:tcMar>
+            <w:vAlign w:val="center"/>
+          </w:tcPr>
+          <w:p>
+            <w:pPr>
+              <w:spacing w:after="30" w:before="30"/>
+              <w:jc w:val="left"/>
+            </w:pPr>
+            <w:r>
+              <w:rPr>
+                <w:rFonts w:ascii="Calibri" w:cs="Calibri" w:eastAsia="Calibri" w:hAnsi="Calibri"/>
+                <w:sz w:val="16"/>
+                <w:szCs w:val="16"/>
+              </w:rPr>
+              <w:t xml:space="preserve">Manuals and short videos in English and Kiswahili; Kiswahili for the staff back-office.</w:t>
+            </w:r>
+          </w:p>
+        </w:tc>
+        <w:tc>
+          <w:tcPr>
+            <w:tcW w:type="dxa" w:w="1986"/>
+            <w:tcBorders>
+              <w:top w:val="single" w:color="BFC9D6" w:sz="4"/>
+              <w:left w:val="single" w:color="BFC9D6" w:sz="4"/>
+              <w:bottom w:val="single" w:color="BFC9D6" w:sz="4"/>
+              <w:right w:val="single" w:color="BFC9D6" w:sz="4"/>
+            </w:tcBorders>
+            <w:tcMar>
+              <w:top w:type="dxa" w:w="60"/>
+              <w:left w:type="dxa" w:w="100"/>
+              <w:bottom w:type="dxa" w:w="60"/>
+              <w:right w:type="dxa" w:w="100"/>
+            </w:tcMar>
+            <w:vAlign w:val="center"/>
+          </w:tcPr>
+          <w:p>
+            <w:pPr>
+              <w:spacing w:after="30" w:before="30"/>
+              <w:jc w:val="left"/>
+            </w:pPr>
+            <w:r>
+              <w:rPr>
+                <w:rFonts w:ascii="Calibri" w:cs="Calibri" w:eastAsia="Calibri" w:hAnsi="Calibri"/>
+                <w:sz w:val="16"/>
+                <w:szCs w:val="16"/>
+              </w:rPr>
+              <w:t xml:space="preserve">—</w:t>
+            </w:r>
+          </w:p>
+        </w:tc>
+      </w:tr>
+    </w:tbl>
+    <w:p>
+      <w:pPr>
+        <w:spacing w:after="120"/>
+      </w:pPr>
+    </w:p>
+    <w:p>
+      <w:pPr>
+        <w:spacing w:after="120" w:line="276"/>
+        <w:jc w:val="both"/>
+      </w:pPr>
+      <w:r>
+        <w:rPr>
+          <w:rFonts w:ascii="Calibri" w:cs="Calibri" w:eastAsia="Calibri" w:hAnsi="Calibri"/>
+          <w:b/>
+          <w:bCs/>
+        </w:rPr>
+        <w:t xml:space="preserve">Proposed sequence</w:t>
+      </w:r>
+      <w:r>
+        <w:rPr>
+          <w:rFonts w:ascii="Calibri" w:cs="Calibri" w:eastAsia="Calibri" w:hAnsi="Calibri"/>
+        </w:rPr>
+        <w:t xml:space="preserve"> (for the Steering Committee to confirm): integration access requests and pilot selection first; then hardening, migration tools and hosting in parallel with the live integrations; pilot configuration, training and acceptance; go-live at the pilots before the 2027/28 application window (the original Milestone M3 target of March 2027); hypercare during the first admission window. Milestones M4 to M7 keep their acceptance evidence; M5 and M6 become acceptance of the academic and campus modules at the pilots rather than separate builds.</w:t>
+      </w:r>
+    </w:p>
+    <w:p>
+      <w:pPr>
         <w:pStyle w:val="Heading1"/>
       </w:pPr>
       <w:r>
@@ -10752,6 +13078,30 @@
       <w:pPr>
         <w:spacing w:after="120"/>
       </w:pPr>
+    </w:p>
+    <w:p>
+      <w:pPr>
+        <w:pBdr>
+          <w:left w:val="single" w:sz="18" w:space="8" w:color="1F3864"/>
+        </w:pBdr>
+        <w:shd w:val="clear" w:color="auto" w:fill="EEF3F8"/>
+        <w:spacing w:before="60" w:after="120" w:line="276"/>
+        <w:ind w:left="170" w:right="113"/>
+      </w:pPr>
+      <w:r>
+        <w:rPr>
+          <w:rFonts w:ascii="Calibri" w:cs="Calibri" w:eastAsia="Calibri" w:hAnsi="Calibri"/>
+          <w:b/>
+          <w:bCs/>
+        </w:rPr>
+        <w:t xml:space="preserve">As built:</w:t>
+      </w:r>
+      <w:r>
+        <w:rPr>
+          <w:rFonts w:ascii="Calibri" w:cs="Calibri" w:eastAsia="Calibri" w:hAnsi="Calibri"/>
+        </w:rPr>
+        <w:t xml:space="preserve"> these figures are the version 2.0 estimate, prepared before the build, and are kept unchanged here. Because the core build is complete, the remaining effort is concentrated in integration, hardening, testing, migration, hosting, pilot onboarding and hypercare (section 3.2). The budget should be re-baselined against that remaining work at the next Steering Committee; costs already incurred are not recorded in this document.</w:t>
+      </w:r>
     </w:p>
     <w:p>
       <w:pPr>
@@ -14962,6 +17312,30 @@
     </w:p>
     <w:p>
       <w:pPr>
+        <w:pBdr>
+          <w:left w:val="single" w:sz="18" w:space="8" w:color="1F3864"/>
+        </w:pBdr>
+        <w:shd w:val="clear" w:color="auto" w:fill="EEF3F8"/>
+        <w:spacing w:before="60" w:after="120" w:line="276"/>
+        <w:ind w:left="170" w:right="113"/>
+      </w:pPr>
+      <w:r>
+        <w:rPr>
+          <w:rFonts w:ascii="Calibri" w:cs="Calibri" w:eastAsia="Calibri" w:hAnsi="Calibri"/>
+          <w:b/>
+          <w:bCs/>
+        </w:rPr>
+        <w:t xml:space="preserve">As built:</w:t>
+      </w:r>
+      <w:r>
+        <w:rPr>
+          <w:rFonts w:ascii="Calibri" w:cs="Calibri" w:eastAsia="Calibri" w:hAnsi="Calibri"/>
+        </w:rPr>
+        <w:t xml:space="preserve"> 200 automated tests in 53 test classes run against a real PostgreSQL database, including tenant isolation, integration adapters, the NACTVET verification flow against the nactvet-mock test server, and regulation calculations (grading, GPA, decisions). Still to do: coverage measurement, golden datasets confirmed by examinations officers, system integration against GePG and NACTVET test environments, load tests, security scanning and the penetration test, and pilot acceptance.</w:t>
+      </w:r>
+    </w:p>
+    <w:p>
+      <w:pPr>
         <w:pStyle w:val="Heading1"/>
       </w:pPr>
       <w:r>
@@ -18933,6 +21307,30 @@
           <w:rFonts w:ascii="Calibri" w:cs="Calibri" w:eastAsia="Calibri" w:hAnsi="Calibri"/>
         </w:rPr>
         <w:t xml:space="preserve">L = likelihood, I = impact (H = high, M = medium, L = low). The register is reviewed at every Project Board meeting.</w:t>
+      </w:r>
+    </w:p>
+    <w:p>
+      <w:pPr>
+        <w:pBdr>
+          <w:left w:val="single" w:sz="18" w:space="8" w:color="1F3864"/>
+        </w:pBdr>
+        <w:shd w:val="clear" w:color="auto" w:fill="EEF3F8"/>
+        <w:spacing w:before="60" w:after="120" w:line="276"/>
+        <w:ind w:left="170" w:right="113"/>
+      </w:pPr>
+      <w:r>
+        <w:rPr>
+          <w:rFonts w:ascii="Calibri" w:cs="Calibri" w:eastAsia="Calibri" w:hAnsi="Calibri"/>
+          <w:b/>
+          <w:bCs/>
+        </w:rPr>
+        <w:t xml:space="preserve">As built:</w:t>
+      </w:r>
+      <w:r>
+        <w:rPr>
+          <w:rFonts w:ascii="Calibri" w:cs="Calibri" w:eastAsia="Calibri" w:hAnsi="Calibri"/>
+        </w:rPr>
+        <w:t xml:space="preserve"> R01 (missing the admission window) is lower because the build is done; R02 (access to NACTVET, NECTA and GePG interfaces) is now the main risk to the go-live date, mitigated by simulators, a tested live NACTVET adapter and file fallbacks; R09 (cross-tenant exposure) is mitigated by forced row-level security and isolation tests already in place; R04 (legacy data) needs the migration tools in section 3.2.</w:t>
       </w:r>
     </w:p>
     <w:p>
@@ -19050,7 +21448,7 @@
         <w:rPr>
           <w:rFonts w:ascii="Calibri" w:cs="Calibri" w:eastAsia="Calibri" w:hAnsi="Calibri"/>
         </w:rPr>
-        <w:t xml:space="preserve">Approve the document suite (Documents 01–07) as the baseline.</w:t>
+        <w:t xml:space="preserve">Approve the version 3.0 document suite (Documents 01–07) as the as-built baseline.</w:t>
       </w:r>
     </w:p>
     <w:p>
@@ -19082,7 +21480,7 @@
         <w:rPr>
           <w:rFonts w:ascii="Calibri" w:cs="Calibri" w:eastAsia="Calibri" w:hAnsi="Calibri"/>
         </w:rPr>
-        <w:t xml:space="preserve">Approve the Phase 0, Phase 1 and Release 1 budget (TZS 257.6 million excluding VAT).</w:t>
+        <w:t xml:space="preserve">Re-baseline the budget against the remaining work in section 3.2 and approve it.</w:t>
       </w:r>
     </w:p>
     <w:p>
@@ -19098,7 +21496,7 @@
         <w:rPr>
           <w:rFonts w:ascii="Calibri" w:cs="Calibri" w:eastAsia="Calibri" w:hAnsi="Calibri"/>
         </w:rPr>
-        <w:t xml:space="preserve">Submit integration access requests to NACTVET, NECTA, GePG and HESLB.</w:t>
+        <w:t xml:space="preserve">Submit integration access requests to GePG, NACTVET, NECTA, the SMS aggregator and HESLB.</w:t>
       </w:r>
     </w:p>
     <w:p>
@@ -19114,7 +21512,7 @@
         <w:rPr>
           <w:rFonts w:ascii="Calibri" w:cs="Calibri" w:eastAsia="Calibri" w:hAnsi="Calibri"/>
         </w:rPr>
-        <w:t xml:space="preserve">Mobilise the delivery team for a 2 November 2026 start.</w:t>
+        <w:t xml:space="preserve">Start pilot preparation (hosting, hardening, migration tools and live integrations) in November 2026.</w:t>
       </w:r>
     </w:p>
     <w:sectPr>

--- a/docs/07_Development_Plan_and_Cost_Estimate_College_Institution_Management_System.docx
+++ b/docs/07_Development_Plan_and_Cost_Estimate_College_Institution_Management_System.docx
@@ -397,7 +397,7 @@
                 <w:sz w:val="18"/>
                 <w:szCs w:val="18"/>
               </w:rPr>
-              <w:t xml:space="preserve">Version 3.0 — updated to the system as built, for stakeholder review</w:t>
+              <w:t xml:space="preserve">Version 3.1 — updated to the system as built after the October 2026 completion batches, for stakeholder review</w:t>
             </w:r>
           </w:p>
         </w:tc>
@@ -1359,6 +1359,143 @@
                 <w:szCs w:val="18"/>
               </w:rPr>
               <w:t xml:space="preserve">Updated to the system as built (development build, October 2026): what is built, what is partly built and what remains, with corrected technology, data model and plan. The version 2.0 requirements stay the baseline.</w:t>
+            </w:r>
+          </w:p>
+        </w:tc>
+      </w:tr>
+      <w:tr>
+        <w:trPr>
+          <w:cantSplit/>
+        </w:trPr>
+        <w:tc>
+          <w:tcPr>
+            <w:tcW w:type="dxa" w:w="1083"/>
+            <w:tcBorders>
+              <w:top w:val="single" w:color="BFC9D6" w:sz="4"/>
+              <w:left w:val="single" w:color="BFC9D6" w:sz="4"/>
+              <w:bottom w:val="single" w:color="BFC9D6" w:sz="4"/>
+              <w:right w:val="single" w:color="BFC9D6" w:sz="4"/>
+            </w:tcBorders>
+            <w:shd w:fill="EEF3F8" w:color="auto" w:val="clear"/>
+            <w:tcMar>
+              <w:top w:type="dxa" w:w="60"/>
+              <w:left w:type="dxa" w:w="100"/>
+              <w:bottom w:type="dxa" w:w="60"/>
+              <w:right w:type="dxa" w:w="100"/>
+            </w:tcMar>
+            <w:vAlign w:val="center"/>
+          </w:tcPr>
+          <w:p>
+            <w:pPr>
+              <w:spacing w:after="30" w:before="30"/>
+              <w:jc w:val="left"/>
+            </w:pPr>
+            <w:r>
+              <w:rPr>
+                <w:rFonts w:ascii="Calibri" w:cs="Calibri" w:eastAsia="Calibri" w:hAnsi="Calibri"/>
+                <w:sz w:val="18"/>
+                <w:szCs w:val="18"/>
+              </w:rPr>
+              <w:t xml:space="preserve">3.1</w:t>
+            </w:r>
+          </w:p>
+        </w:tc>
+        <w:tc>
+          <w:tcPr>
+            <w:tcW w:type="dxa" w:w="1624"/>
+            <w:tcBorders>
+              <w:top w:val="single" w:color="BFC9D6" w:sz="4"/>
+              <w:left w:val="single" w:color="BFC9D6" w:sz="4"/>
+              <w:bottom w:val="single" w:color="BFC9D6" w:sz="4"/>
+              <w:right w:val="single" w:color="BFC9D6" w:sz="4"/>
+            </w:tcBorders>
+            <w:shd w:fill="EEF3F8" w:color="auto" w:val="clear"/>
+            <w:tcMar>
+              <w:top w:type="dxa" w:w="60"/>
+              <w:left w:type="dxa" w:w="100"/>
+              <w:bottom w:type="dxa" w:w="60"/>
+              <w:right w:type="dxa" w:w="100"/>
+            </w:tcMar>
+            <w:vAlign w:val="center"/>
+          </w:tcPr>
+          <w:p>
+            <w:pPr>
+              <w:spacing w:after="30" w:before="30"/>
+              <w:jc w:val="left"/>
+            </w:pPr>
+            <w:r>
+              <w:rPr>
+                <w:rFonts w:ascii="Calibri" w:cs="Calibri" w:eastAsia="Calibri" w:hAnsi="Calibri"/>
+                <w:sz w:val="18"/>
+                <w:szCs w:val="18"/>
+              </w:rPr>
+              <w:t xml:space="preserve">October 2026</w:t>
+            </w:r>
+          </w:p>
+        </w:tc>
+        <w:tc>
+          <w:tcPr>
+            <w:tcW w:type="dxa" w:w="1985"/>
+            <w:tcBorders>
+              <w:top w:val="single" w:color="BFC9D6" w:sz="4"/>
+              <w:left w:val="single" w:color="BFC9D6" w:sz="4"/>
+              <w:bottom w:val="single" w:color="BFC9D6" w:sz="4"/>
+              <w:right w:val="single" w:color="BFC9D6" w:sz="4"/>
+            </w:tcBorders>
+            <w:shd w:fill="EEF3F8" w:color="auto" w:val="clear"/>
+            <w:tcMar>
+              <w:top w:type="dxa" w:w="60"/>
+              <w:left w:type="dxa" w:w="100"/>
+              <w:bottom w:type="dxa" w:w="60"/>
+              <w:right w:type="dxa" w:w="100"/>
+            </w:tcMar>
+            <w:vAlign w:val="center"/>
+          </w:tcPr>
+          <w:p>
+            <w:pPr>
+              <w:spacing w:after="30" w:before="30"/>
+              <w:jc w:val="left"/>
+            </w:pPr>
+            <w:r>
+              <w:rPr>
+                <w:rFonts w:ascii="Calibri" w:cs="Calibri" w:eastAsia="Calibri" w:hAnsi="Calibri"/>
+                <w:sz w:val="18"/>
+                <w:szCs w:val="18"/>
+              </w:rPr>
+              <w:t xml:space="preserve">Msingi Technologies Ltd</w:t>
+            </w:r>
+          </w:p>
+        </w:tc>
+        <w:tc>
+          <w:tcPr>
+            <w:tcW w:type="dxa" w:w="4334"/>
+            <w:tcBorders>
+              <w:top w:val="single" w:color="BFC9D6" w:sz="4"/>
+              <w:left w:val="single" w:color="BFC9D6" w:sz="4"/>
+              <w:bottom w:val="single" w:color="BFC9D6" w:sz="4"/>
+              <w:right w:val="single" w:color="BFC9D6" w:sz="4"/>
+            </w:tcBorders>
+            <w:shd w:fill="EEF3F8" w:color="auto" w:val="clear"/>
+            <w:tcMar>
+              <w:top w:type="dxa" w:w="60"/>
+              <w:left w:type="dxa" w:w="100"/>
+              <w:bottom w:type="dxa" w:w="60"/>
+              <w:right w:type="dxa" w:w="100"/>
+            </w:tcMar>
+            <w:vAlign w:val="center"/>
+          </w:tcPr>
+          <w:p>
+            <w:pPr>
+              <w:spacing w:after="30" w:before="30"/>
+              <w:jc w:val="left"/>
+            </w:pPr>
+            <w:r>
+              <w:rPr>
+                <w:rFonts w:ascii="Calibri" w:cs="Calibri" w:eastAsia="Calibri" w:hAnsi="Calibri"/>
+                <w:sz w:val="18"/>
+                <w:szCs w:val="18"/>
+              </w:rPr>
+              <w:t xml:space="preserve">Progress and remaining work (section 3.2) and the test note brought up to date after the completion batches (campuses and transfers; instalments, penalties and discounts; email; two-step sign-in, API clients and personal-data requests; data import and document uploads; configurable approval stages; alumni and tracer surveys; government adapters, deployment and load tests; the staff back-office in Kiswahili). The version 2.0 plan, effort and cost estimate stay the baseline.</w:t>
             </w:r>
           </w:p>
         </w:tc>
@@ -5258,7 +5395,7 @@
         <w:rPr>
           <w:rFonts w:ascii="Calibri" w:cs="Calibri" w:eastAsia="Calibri" w:hAnsi="Calibri"/>
         </w:rPr>
-        <w:t xml:space="preserve">The build was done ahead of the 2 November 2026 start assumed above. The system has 119 database tables from 38 migrations, about 44,000 lines of backend and 22,000 lines of frontend code, 200 automated tests, 35 standard reports and 20 roles. Its status against the planned phases:</w:t>
+        <w:t xml:space="preserve">The build was done ahead of the 2 November 2026 start assumed above. The system has 156 database tables from 49 migrations, about 55,000 lines of backend and 26,000 lines of frontend code, 239 automated backend tests and frontend unit tests, 35 standard reports and 20 roles, with every screen in English and Kiswahili. Its status against the planned phases:</w:t>
       </w:r>
     </w:p>
     <w:tbl>
@@ -5699,7 +5836,7 @@
                 <w:sz w:val="16"/>
                 <w:szCs w:val="16"/>
               </w:rPr>
-              <w:t xml:space="preserve">Data model, security model, integration ports and UI built directly in the system; this version 3.0 suite records them.</w:t>
+              <w:t xml:space="preserve">Data model, security model, integration ports and UI built directly in the system; this version 3.1 suite records them.</w:t>
             </w:r>
           </w:p>
         </w:tc>
@@ -5838,7 +5975,7 @@
                 <w:sz w:val="16"/>
                 <w:szCs w:val="16"/>
               </w:rPr>
-              <w:t xml:space="preserve">Platform, admission portal, NECTA and NACTVET look-ups, selection, NACTVET verification, letters, registry, fees and GePG (simulated), notifications, reports, student portal.</w:t>
+              <w:t xml:space="preserve">Platform, admission portal with document uploads, NECTA and NACTVET look-ups, selection, NACTVET verification, letters (editable wording, emailed), registry, fees and GePG (live adapter built), SMS and email, reports, student portal.</w:t>
             </w:r>
           </w:p>
         </w:tc>
@@ -5973,7 +6110,7 @@
                 <w:sz w:val="16"/>
                 <w:szCs w:val="16"/>
               </w:rPr>
-              <w:t xml:space="preserve">Teaching and attendance, NTA examinations and NVA competence, approvals, GPA and decisions, publication, resits, appeals, transcripts and verification, NACTVET results files.</w:t>
+              <w:t xml:space="preserve">Teaching and attendance, NTA examinations and NVA competence, configurable approval stages, GPA and decisions, publication, resits, appeals, transcripts and verification, NACTVET results by API and file, comparisons across years.</w:t>
             </w:r>
           </w:p>
         </w:tc>
@@ -6079,7 +6216,7 @@
                 <w:sz w:val="16"/>
                 <w:szCs w:val="16"/>
               </w:rPr>
-              <w:t xml:space="preserve">Mostly built</w:t>
+              <w:t xml:space="preserve">Built</w:t>
             </w:r>
           </w:p>
         </w:tc>
@@ -6112,7 +6249,7 @@
                 <w:sz w:val="16"/>
                 <w:szCs w:val="16"/>
               </w:rPr>
-              <w:t xml:space="preserve">Hostel, IPT, clearance and graduation, sponsors, waivers and refunds, postings file, dashboards built; instalment reminders, MUSE interface, NIDA and HESLB exchange not built.</w:t>
+              <w:t xml:space="preserve">Hostel, IPT (with workplace assessment by link), clearance and graduation, alumni and tracer surveys, sponsors, waivers and refunds, instalment reminders and penalties, discount schemes, HESLB, NIDA and MUSE exchanges (simulated until access), dashboards.</w:t>
             </w:r>
           </w:p>
         </w:tc>
@@ -6215,7 +6352,7 @@
                 <w:sz w:val="16"/>
                 <w:szCs w:val="16"/>
               </w:rPr>
-              <w:t xml:space="preserve">Not started</w:t>
+              <w:t xml:space="preserve">Tools built</w:t>
             </w:r>
           </w:p>
         </w:tc>
@@ -6247,7 +6384,7 @@
                 <w:sz w:val="16"/>
                 <w:szCs w:val="16"/>
               </w:rPr>
-              <w:t xml:space="preserve">Import tools and templates still to be built.</w:t>
+              <w:t xml:space="preserve">Import of students, earlier results, opening balances and external selections with templates, row-by-row validation and sign-off by a second person. Trial loads with the pilot institutions' data still to do.</w:t>
             </w:r>
           </w:p>
         </w:tc>
@@ -6353,7 +6490,7 @@
                 <w:sz w:val="16"/>
                 <w:szCs w:val="16"/>
               </w:rPr>
-              <w:t xml:space="preserve">Not started</w:t>
+              <w:t xml:space="preserve">Partly done</w:t>
             </w:r>
           </w:p>
         </w:tc>
@@ -6386,7 +6523,7 @@
                 <w:sz w:val="16"/>
                 <w:szCs w:val="16"/>
               </w:rPr>
-              <w:t xml:space="preserve">See the remaining work below.</w:t>
+              <w:t xml:space="preserve">Continuous integration, load tests on the development machine (100 users: no errors, p95 37 ms) and the production deployment stack with tested backups are done; see the remaining work below.</w:t>
             </w:r>
           </w:p>
         </w:tc>
@@ -6609,7 +6746,7 @@
                 <w:sz w:val="16"/>
                 <w:szCs w:val="16"/>
               </w:rPr>
-              <w:t xml:space="preserve">GePG live adapter and certification; SMS aggregator adapter; NACTVET verification endpoints (configuration once published); NACTVET official results and NVA templates.</w:t>
+              <w:t xml:space="preserve">Switching GePG to live (certificates and certification); SMS aggregator adapter; NACTVET verification, registration and results endpoints and HESLB, NIDA, MUSE and TAMISEMI interfaces once issued (adapters and simulators ready); NACTVET official results and NVA templates.</w:t>
             </w:r>
           </w:p>
         </w:tc>
@@ -6642,7 +6779,7 @@
                 <w:sz w:val="16"/>
                 <w:szCs w:val="16"/>
               </w:rPr>
-              <w:t xml:space="preserve">GePG, NACTVET and aggregator access</w:t>
+              <w:t xml:space="preserve">GePG, NACTVET, HESLB, NIDA, MUSE, TAMISEMI and aggregator access</w:t>
             </w:r>
           </w:p>
         </w:tc>
@@ -6713,7 +6850,7 @@
                 <w:sz w:val="16"/>
                 <w:szCs w:val="16"/>
               </w:rPr>
-              <w:t xml:space="preserve">Keycloak and MFA for privileged roles; secrets management; ASVS review; independent penetration test.</w:t>
+              <w:t xml:space="preserve">Secrets management; ASVS review; independent penetration test. Two-step sign-in, idle sign-out and common-password checks are built.</w:t>
             </w:r>
           </w:p>
         </w:tc>
@@ -6818,7 +6955,7 @@
                 <w:sz w:val="16"/>
                 <w:szCs w:val="16"/>
               </w:rPr>
-              <w:t xml:space="preserve">Import tools and templates with validation reports for programmes, curricula, students, results and balances; trial loads and sign-off.</w:t>
+              <w:t xml:space="preserve">Trial loads of programmes, curricula, students, results and balances with the import tools, reconciliation and sign-off by the data owners.</w:t>
             </w:r>
           </w:p>
         </w:tc>
@@ -6922,7 +7059,7 @@
                 <w:sz w:val="16"/>
                 <w:szCs w:val="16"/>
               </w:rPr>
-              <w:t xml:space="preserve">Campuses, programme transfers, NACTVET student registration, document uploads, email channel, instalment reminders, retention and data subject requests, scheduled reports; then alumni, TAMISEMI, NIDA, MUSE and HESLB exchange.</w:t>
+              <w:t xml:space="preserve">Timetabling; campus-level role scopes; room changes and swaps in hostels; offline caching in the student portal; regulator returns beyond the NACTVET files.</w:t>
             </w:r>
           </w:p>
         </w:tc>
@@ -7027,7 +7164,7 @@
                 <w:sz w:val="16"/>
                 <w:szCs w:val="16"/>
               </w:rPr>
-              <w:t xml:space="preserve">Load tests at 2× expected peak; ShedLock and multiple instances; tuning.</w:t>
+              <w:t xml:space="preserve">Peak load test at 2× expected peak on staging hardware (scripts ready); ShedLock and multiple instances; tuning.</w:t>
             </w:r>
           </w:p>
         </w:tc>
@@ -7131,7 +7268,7 @@
                 <w:sz w:val="16"/>
                 <w:szCs w:val="16"/>
               </w:rPr>
-              <w:t xml:space="preserve">Kubernetes or Compose deployment in a Tanzanian data centre, certificates, monitoring, backups with point-in-time recovery, CI/CD pipeline, service desk.</w:t>
+              <w:t xml:space="preserve">Hosting in a Tanzanian data centre with the production Compose stack (or Kubernetes), certificates, monitoring dashboards and alerting, and the service desk. Backups with point-in-time recovery and continuous integration are in place.</w:t>
             </w:r>
           </w:p>
         </w:tc>
@@ -17325,13 +17462,7 @@
           <w:b/>
           <w:bCs/>
         </w:rPr>
-        <w:t xml:space="preserve">As built:</w:t>
-      </w:r>
-      <w:r>
-        <w:rPr>
-          <w:rFonts w:ascii="Calibri" w:cs="Calibri" w:eastAsia="Calibri" w:hAnsi="Calibri"/>
-        </w:rPr>
-        <w:t xml:space="preserve"> 200 automated tests in 53 test classes run against a real PostgreSQL database, including tenant isolation, integration adapters, the NACTVET verification flow against the nactvet-mock test server, and regulation calculations (grading, GPA, decisions). Still to do: coverage measurement, golden datasets confirmed by examinations officers, system integration against GePG and NACTVET test environments, load tests, security scanning and the penetration test, and pilot acceptance.</w:t>
+        <w:t xml:space="preserve">As built: 239 automated backend tests in 70 test classes run against a real PostgreSQL database, including tenant isolation, integration adapters against simulators of NACTVET, GePG, HESLB, NIDA, MUSE and TAMISEMI, and regulation calculations (grading, GPA, decisions); frontend unit tests cover the Kiswahili translation layer; continuous integration runs them on every change, and k6 and Locust load tests are scripted. Still to do: coverage measurement, golden datasets confirmed by examinations officers, system integration against the bodies' test environments, the peak load test on staging, security scanning and the penetration test, and pilot acceptance.</w:t>
       </w:r>
     </w:p>
     <w:p>

--- a/docs/07_Development_Plan_and_Cost_Estimate_College_Institution_Management_System.docx
+++ b/docs/07_Development_Plan_and_Cost_Estimate_College_Institution_Management_System.docx
@@ -397,7 +397,7 @@
                 <w:sz w:val="18"/>
                 <w:szCs w:val="18"/>
               </w:rPr>
-              <w:t xml:space="preserve">Version 3.1 — updated to the system as built after the October 2026 completion batches, for stakeholder review</w:t>
+              <w:t xml:space="preserve">Version 3.2 — updated to the system as built after the October 2026 completion batches, for stakeholder review</w:t>
             </w:r>
           </w:p>
         </w:tc>
@@ -1496,6 +1496,143 @@
                 <w:szCs w:val="18"/>
               </w:rPr>
               <w:t xml:space="preserve">Progress and remaining work (section 3.2) and the test note brought up to date after the completion batches (campuses and transfers; instalments, penalties and discounts; email; two-step sign-in, API clients and personal-data requests; data import and document uploads; configurable approval stages; alumni and tracer surveys; government adapters, deployment and load tests; the staff back-office in Kiswahili). The version 2.0 plan, effort and cost estimate stay the baseline.</w:t>
+            </w:r>
+          </w:p>
+        </w:tc>
+      </w:tr>
+      <w:tr>
+        <w:trPr>
+          <w:cantSplit/>
+        </w:trPr>
+        <w:tc>
+          <w:tcPr>
+            <w:tcW w:type="dxa" w:w="1083"/>
+            <w:tcBorders>
+              <w:top w:val="single" w:color="BFC9D6" w:sz="4"/>
+              <w:left w:val="single" w:color="BFC9D6" w:sz="4"/>
+              <w:bottom w:val="single" w:color="BFC9D6" w:sz="4"/>
+              <w:right w:val="single" w:color="BFC9D6" w:sz="4"/>
+            </w:tcBorders>
+            <w:shd w:fill="EEF3F8" w:color="auto" w:val="clear"/>
+            <w:tcMar>
+              <w:top w:type="dxa" w:w="60"/>
+              <w:left w:type="dxa" w:w="100"/>
+              <w:bottom w:type="dxa" w:w="60"/>
+              <w:right w:type="dxa" w:w="100"/>
+            </w:tcMar>
+            <w:vAlign w:val="center"/>
+          </w:tcPr>
+          <w:p>
+            <w:pPr>
+              <w:spacing w:after="30" w:before="30"/>
+              <w:jc w:val="left"/>
+            </w:pPr>
+            <w:r>
+              <w:rPr>
+                <w:rFonts w:ascii="Calibri" w:cs="Calibri" w:eastAsia="Calibri" w:hAnsi="Calibri"/>
+                <w:sz w:val="18"/>
+                <w:szCs w:val="18"/>
+              </w:rPr>
+              <w:t xml:space="preserve">3.2</w:t>
+            </w:r>
+          </w:p>
+        </w:tc>
+        <w:tc>
+          <w:tcPr>
+            <w:tcW w:type="dxa" w:w="1624"/>
+            <w:tcBorders>
+              <w:top w:val="single" w:color="BFC9D6" w:sz="4"/>
+              <w:left w:val="single" w:color="BFC9D6" w:sz="4"/>
+              <w:bottom w:val="single" w:color="BFC9D6" w:sz="4"/>
+              <w:right w:val="single" w:color="BFC9D6" w:sz="4"/>
+            </w:tcBorders>
+            <w:shd w:fill="EEF3F8" w:color="auto" w:val="clear"/>
+            <w:tcMar>
+              <w:top w:type="dxa" w:w="60"/>
+              <w:left w:type="dxa" w:w="100"/>
+              <w:bottom w:type="dxa" w:w="60"/>
+              <w:right w:type="dxa" w:w="100"/>
+            </w:tcMar>
+            <w:vAlign w:val="center"/>
+          </w:tcPr>
+          <w:p>
+            <w:pPr>
+              <w:spacing w:after="30" w:before="30"/>
+              <w:jc w:val="left"/>
+            </w:pPr>
+            <w:r>
+              <w:rPr>
+                <w:rFonts w:ascii="Calibri" w:cs="Calibri" w:eastAsia="Calibri" w:hAnsi="Calibri"/>
+                <w:sz w:val="18"/>
+                <w:szCs w:val="18"/>
+              </w:rPr>
+              <w:t xml:space="preserve">October 2026</w:t>
+            </w:r>
+          </w:p>
+        </w:tc>
+        <w:tc>
+          <w:tcPr>
+            <w:tcW w:type="dxa" w:w="1985"/>
+            <w:tcBorders>
+              <w:top w:val="single" w:color="BFC9D6" w:sz="4"/>
+              <w:left w:val="single" w:color="BFC9D6" w:sz="4"/>
+              <w:bottom w:val="single" w:color="BFC9D6" w:sz="4"/>
+              <w:right w:val="single" w:color="BFC9D6" w:sz="4"/>
+            </w:tcBorders>
+            <w:shd w:fill="EEF3F8" w:color="auto" w:val="clear"/>
+            <w:tcMar>
+              <w:top w:type="dxa" w:w="60"/>
+              <w:left w:type="dxa" w:w="100"/>
+              <w:bottom w:type="dxa" w:w="60"/>
+              <w:right w:type="dxa" w:w="100"/>
+            </w:tcMar>
+            <w:vAlign w:val="center"/>
+          </w:tcPr>
+          <w:p>
+            <w:pPr>
+              <w:spacing w:after="30" w:before="30"/>
+              <w:jc w:val="left"/>
+            </w:pPr>
+            <w:r>
+              <w:rPr>
+                <w:rFonts w:ascii="Calibri" w:cs="Calibri" w:eastAsia="Calibri" w:hAnsi="Calibri"/>
+                <w:sz w:val="18"/>
+                <w:szCs w:val="18"/>
+              </w:rPr>
+              <w:t xml:space="preserve">Msingi Technologies Ltd</w:t>
+            </w:r>
+          </w:p>
+        </w:tc>
+        <w:tc>
+          <w:tcPr>
+            <w:tcW w:type="dxa" w:w="4334"/>
+            <w:tcBorders>
+              <w:top w:val="single" w:color="BFC9D6" w:sz="4"/>
+              <w:left w:val="single" w:color="BFC9D6" w:sz="4"/>
+              <w:bottom w:val="single" w:color="BFC9D6" w:sz="4"/>
+              <w:right w:val="single" w:color="BFC9D6" w:sz="4"/>
+            </w:tcBorders>
+            <w:shd w:fill="EEF3F8" w:color="auto" w:val="clear"/>
+            <w:tcMar>
+              <w:top w:type="dxa" w:w="60"/>
+              <w:left w:type="dxa" w:w="100"/>
+              <w:bottom w:type="dxa" w:w="60"/>
+              <w:right w:type="dxa" w:w="100"/>
+            </w:tcMar>
+            <w:vAlign w:val="center"/>
+          </w:tcPr>
+          <w:p>
+            <w:pPr>
+              <w:spacing w:after="30" w:before="30"/>
+              <w:jc w:val="left"/>
+            </w:pPr>
+            <w:r>
+              <w:rPr>
+                <w:rFonts w:ascii="Calibri" w:cs="Calibri" w:eastAsia="Calibri" w:hAnsi="Calibri"/>
+                <w:sz w:val="18"/>
+                <w:szCs w:val="18"/>
+              </w:rPr>
+              <w:t xml:space="preserve">Remaining work updated after Batch 9 (go-live hardening): passwords of at least 10 characters; scheduled jobs run once across several instances; the web app split into bundles loaded on demand; WCAG accessibility fixes; end-to-end tests in three browsers and security scans (Trivy, OWASP ZAP baseline, npm audit) in CI.</w:t>
             </w:r>
           </w:p>
         </w:tc>
@@ -6850,7 +6987,7 @@
                 <w:sz w:val="16"/>
                 <w:szCs w:val="16"/>
               </w:rPr>
-              <w:t xml:space="preserve">Secrets management; ASVS review; independent penetration test. Two-step sign-in, idle sign-out and common-password checks are built.</w:t>
+              <w:t xml:space="preserve">Secrets management; ASVS review; independent penetration test. Two-step sign-in, idle sign-out, common-password checks and 10-character passwords are built; dependency, secret and Dockerfile scanning and a ZAP baseline run in CI.</w:t>
             </w:r>
           </w:p>
         </w:tc>
@@ -7164,7 +7301,7 @@
                 <w:sz w:val="16"/>
                 <w:szCs w:val="16"/>
               </w:rPr>
-              <w:t xml:space="preserve">Peak load test at 2× expected peak on staging hardware (scripts ready); ShedLock and multiple instances; tuning.</w:t>
+              <w:t xml:space="preserve">Peak load test at 2× expected peak on staging hardware (scripts ready); tuning. Scheduled jobs already run once across several instances.</w:t>
             </w:r>
           </w:p>
         </w:tc>
@@ -17462,7 +17599,7 @@
           <w:b/>
           <w:bCs/>
         </w:rPr>
-        <w:t xml:space="preserve">As built: 239 automated backend tests in 70 test classes run against a real PostgreSQL database, including tenant isolation, integration adapters against simulators of NACTVET, GePG, HESLB, NIDA, MUSE and TAMISEMI, and regulation calculations (grading, GPA, decisions); frontend unit tests cover the Kiswahili translation layer; continuous integration runs them on every change, and k6 and Locust load tests are scripted. Still to do: coverage measurement, golden datasets confirmed by examinations officers, system integration against the bodies' test environments, the peak load test on staging, security scanning and the penetration test, and pilot acceptance.</w:t>
+        <w:t xml:space="preserve">As built: 244 automated backend tests in 71 test classes run against a real PostgreSQL database, including tenant isolation, the job lock, integration adapters against simulators of NACTVET, GePG, HESLB, NIDA, MUSE and TAMISEMI, and regulation calculations (grading, GPA, decisions); frontend unit tests cover the Kiswahili translation layer; Playwright end-to-end and accessibility tests run in Chromium, Firefox and WebKit; continuous integration runs them with Trivy, npm audit and an OWASP ZAP baseline, and k6 and Locust load tests are scripted. Still to do: coverage measurement, golden datasets confirmed by examinations officers, system integration against the bodies' test environments, the peak load test on staging, the penetration test, and pilot acceptance.</w:t>
       </w:r>
     </w:p>
     <w:p>

--- a/docs/07_Development_Plan_and_Cost_Estimate_College_Institution_Management_System.docx
+++ b/docs/07_Development_Plan_and_Cost_Estimate_College_Institution_Management_System.docx
@@ -788,6 +788,21 @@
         <w:t xml:space="preserve">Document Control</w:t>
       </w:r>
     </w:p>
+    <w:p>
+      <w:pPr>
+        <w:spacing w:after="300"/>
+      </w:pPr>
+      <w:r>
+        <w:rPr>
+          <w:i/>
+          <w:rFonts w:ascii="Calibri" w:cs="Calibri" w:eastAsia="Calibri" w:hAnsi="Calibri"/>
+          <w:color w:val="595959"/>
+          <w:sz w:val="22"/>
+          <w:szCs w:val="22"/>
+        </w:rPr>
+        <w:t xml:space="preserve">This section records the versions of this Development Plan and Cost Estimate, who prepared each one and what changed, so that readers know they are working from the current approved text.</w:t>
+      </w:r>
+    </w:p>
     <w:tbl>
       <w:tblPr>
         <w:tblW w:type="dxa" w:w="9026"/>
@@ -1648,6 +1663,21 @@
           <w:rFonts w:ascii="Calibri" w:cs="Calibri" w:eastAsia="Calibri" w:hAnsi="Calibri"/>
         </w:rPr>
         <w:t xml:space="preserve">Review and Approval</w:t>
+      </w:r>
+    </w:p>
+    <w:p>
+      <w:pPr>
+        <w:spacing w:after="300"/>
+      </w:pPr>
+      <w:r>
+        <w:rPr>
+          <w:i/>
+          <w:rFonts w:ascii="Calibri" w:cs="Calibri" w:eastAsia="Calibri" w:hAnsi="Calibri"/>
+          <w:color w:val="595959"/>
+          <w:sz w:val="22"/>
+          <w:szCs w:val="22"/>
+        </w:rPr>
+        <w:t xml:space="preserve">The people listed below review this Development Plan and Cost Estimate and confirm, by signing, that it is accepted as the basis for the work that follows.</w:t>
       </w:r>
     </w:p>
     <w:tbl>
@@ -2273,6 +2303,21 @@
           <w:rFonts w:ascii="Calibri" w:cs="Calibri" w:eastAsia="Calibri" w:hAnsi="Calibri"/>
         </w:rPr>
         <w:t xml:space="preserve">Related Documents</w:t>
+      </w:r>
+    </w:p>
+    <w:p>
+      <w:pPr>
+        <w:spacing w:after="300"/>
+      </w:pPr>
+      <w:r>
+        <w:rPr>
+          <w:i/>
+          <w:rFonts w:ascii="Calibri" w:cs="Calibri" w:eastAsia="Calibri" w:hAnsi="Calibri"/>
+          <w:color w:val="595959"/>
+          <w:sz w:val="22"/>
+          <w:szCs w:val="22"/>
+        </w:rPr>
+        <w:t xml:space="preserve">CIMS is described in a set of eight documents, each written for a different purpose and audience. This table shows where each topic is covered, so a reader can go straight to the document that answers their question.</w:t>
       </w:r>
     </w:p>
     <w:tbl>
@@ -3152,6 +3197,902 @@
             <w:instrText xml:space="preserve">TOC \h \o "1-2"</w:instrText>
             <w:fldChar w:fldCharType="separate"/>
           </w:r>
+        </w:p>
+        <w:p>
+          <w:pPr>
+            <w:tabs>
+              <w:tab w:val="right" w:leader="dot" w:pos="9020"/>
+            </w:tabs>
+            <w:spacing w:before="120" w:after="20"/>
+            <w:ind w:left="0"/>
+          </w:pPr>
+          <w:hyperlink w:anchor="_TocV11_1" w:history="1">
+            <w:r>
+              <w:rPr>
+                <w:rFonts w:ascii="Calibri" w:cs="Calibri" w:eastAsia="Calibri" w:hAnsi="Calibri"/>
+                <w:b/>
+                <w:bCs/>
+                <w:color w:val="1F3864"/>
+                <w:sz w:val="21"/>
+                <w:szCs w:val="21"/>
+              </w:rPr>
+              <w:t xml:space="preserve">1. Introduction</w:t>
+            </w:r>
+            <w:r>
+              <w:rPr>
+                <w:rFonts w:ascii="Calibri" w:cs="Calibri" w:eastAsia="Calibri" w:hAnsi="Calibri"/>
+                <w:b/>
+                <w:bCs/>
+                <w:color w:val="1F3864"/>
+                <w:sz w:val="21"/>
+                <w:szCs w:val="21"/>
+              </w:rPr>
+              <w:tab/>
+              <w:t>5</w:t>
+            </w:r>
+          </w:hyperlink>
+        </w:p>
+        <w:p>
+          <w:pPr>
+            <w:tabs>
+              <w:tab w:val="right" w:leader="dot" w:pos="9020"/>
+            </w:tabs>
+            <w:spacing w:before="120" w:after="20"/>
+            <w:ind w:left="0"/>
+          </w:pPr>
+          <w:hyperlink w:anchor="_TocV11_2" w:history="1">
+            <w:r>
+              <w:rPr>
+                <w:rFonts w:ascii="Calibri" w:cs="Calibri" w:eastAsia="Calibri" w:hAnsi="Calibri"/>
+                <w:b/>
+                <w:bCs/>
+                <w:color w:val="1F3864"/>
+                <w:sz w:val="21"/>
+                <w:szCs w:val="21"/>
+              </w:rPr>
+              <w:t xml:space="preserve">2. Delivery Strategy</w:t>
+            </w:r>
+            <w:r>
+              <w:rPr>
+                <w:rFonts w:ascii="Calibri" w:cs="Calibri" w:eastAsia="Calibri" w:hAnsi="Calibri"/>
+                <w:b/>
+                <w:bCs/>
+                <w:color w:val="1F3864"/>
+                <w:sz w:val="21"/>
+                <w:szCs w:val="21"/>
+              </w:rPr>
+              <w:tab/>
+              <w:t>5</w:t>
+            </w:r>
+          </w:hyperlink>
+        </w:p>
+        <w:p>
+          <w:pPr>
+            <w:tabs>
+              <w:tab w:val="right" w:leader="dot" w:pos="9020"/>
+            </w:tabs>
+            <w:spacing w:before="120" w:after="20"/>
+            <w:ind w:left="0"/>
+          </w:pPr>
+          <w:hyperlink w:anchor="_TocV11_3" w:history="1">
+            <w:r>
+              <w:rPr>
+                <w:rFonts w:ascii="Calibri" w:cs="Calibri" w:eastAsia="Calibri" w:hAnsi="Calibri"/>
+                <w:b/>
+                <w:bCs/>
+                <w:color w:val="1F3864"/>
+                <w:sz w:val="21"/>
+                <w:szCs w:val="21"/>
+              </w:rPr>
+              <w:t xml:space="preserve">3. Release Plan and Timeline</w:t>
+            </w:r>
+            <w:r>
+              <w:rPr>
+                <w:rFonts w:ascii="Calibri" w:cs="Calibri" w:eastAsia="Calibri" w:hAnsi="Calibri"/>
+                <w:b/>
+                <w:bCs/>
+                <w:color w:val="1F3864"/>
+                <w:sz w:val="21"/>
+                <w:szCs w:val="21"/>
+              </w:rPr>
+              <w:tab/>
+              <w:t>5</w:t>
+            </w:r>
+          </w:hyperlink>
+        </w:p>
+        <w:p>
+          <w:pPr>
+            <w:tabs>
+              <w:tab w:val="right" w:leader="dot" w:pos="9020"/>
+            </w:tabs>
+            <w:spacing w:before="20" w:after="20"/>
+            <w:ind w:left="360"/>
+          </w:pPr>
+          <w:hyperlink w:anchor="_TocV11_4" w:history="1">
+            <w:r>
+              <w:rPr>
+                <w:rFonts w:ascii="Calibri" w:cs="Calibri" w:eastAsia="Calibri" w:hAnsi="Calibri"/>
+                <w:sz w:val="20"/>
+                <w:szCs w:val="20"/>
+              </w:rPr>
+              <w:t xml:space="preserve">3.1 Milestones and acceptance</w:t>
+            </w:r>
+            <w:r>
+              <w:rPr>
+                <w:rFonts w:ascii="Calibri" w:cs="Calibri" w:eastAsia="Calibri" w:hAnsi="Calibri"/>
+                <w:sz w:val="20"/>
+                <w:szCs w:val="20"/>
+              </w:rPr>
+              <w:tab/>
+              <w:t>6</w:t>
+            </w:r>
+          </w:hyperlink>
+        </w:p>
+        <w:p>
+          <w:pPr>
+            <w:tabs>
+              <w:tab w:val="right" w:leader="dot" w:pos="9020"/>
+            </w:tabs>
+            <w:spacing w:before="20" w:after="20"/>
+            <w:ind w:left="360"/>
+          </w:pPr>
+          <w:hyperlink w:anchor="_TocV11_5" w:history="1">
+            <w:r>
+              <w:rPr>
+                <w:rFonts w:ascii="Calibri" w:cs="Calibri" w:eastAsia="Calibri" w:hAnsi="Calibri"/>
+                <w:sz w:val="20"/>
+                <w:szCs w:val="20"/>
+              </w:rPr>
+              <w:t xml:space="preserve">3.2 Progress and remaining work (October 2026)</w:t>
+            </w:r>
+            <w:r>
+              <w:rPr>
+                <w:rFonts w:ascii="Calibri" w:cs="Calibri" w:eastAsia="Calibri" w:hAnsi="Calibri"/>
+                <w:sz w:val="20"/>
+                <w:szCs w:val="20"/>
+              </w:rPr>
+              <w:tab/>
+              <w:t>7</w:t>
+            </w:r>
+          </w:hyperlink>
+        </w:p>
+        <w:p>
+          <w:pPr>
+            <w:tabs>
+              <w:tab w:val="right" w:leader="dot" w:pos="9020"/>
+            </w:tabs>
+            <w:spacing w:before="120" w:after="20"/>
+            <w:ind w:left="0"/>
+          </w:pPr>
+          <w:hyperlink w:anchor="_TocV11_6" w:history="1">
+            <w:r>
+              <w:rPr>
+                <w:rFonts w:ascii="Calibri" w:cs="Calibri" w:eastAsia="Calibri" w:hAnsi="Calibri"/>
+                <w:b/>
+                <w:bCs/>
+                <w:color w:val="1F3864"/>
+                <w:sz w:val="21"/>
+                <w:szCs w:val="21"/>
+              </w:rPr>
+              <w:t xml:space="preserve">4. Team and Governance</w:t>
+            </w:r>
+            <w:r>
+              <w:rPr>
+                <w:rFonts w:ascii="Calibri" w:cs="Calibri" w:eastAsia="Calibri" w:hAnsi="Calibri"/>
+                <w:b/>
+                <w:bCs/>
+                <w:color w:val="1F3864"/>
+                <w:sz w:val="21"/>
+                <w:szCs w:val="21"/>
+              </w:rPr>
+              <w:tab/>
+              <w:t>8</w:t>
+            </w:r>
+          </w:hyperlink>
+        </w:p>
+        <w:p>
+          <w:pPr>
+            <w:tabs>
+              <w:tab w:val="right" w:leader="dot" w:pos="9020"/>
+            </w:tabs>
+            <w:spacing w:before="20" w:after="20"/>
+            <w:ind w:left="360"/>
+          </w:pPr>
+          <w:hyperlink w:anchor="_TocV11_7" w:history="1">
+            <w:r>
+              <w:rPr>
+                <w:rFonts w:ascii="Calibri" w:cs="Calibri" w:eastAsia="Calibri" w:hAnsi="Calibri"/>
+                <w:sz w:val="20"/>
+                <w:szCs w:val="20"/>
+              </w:rPr>
+              <w:t xml:space="preserve">4.1 Delivery team</w:t>
+            </w:r>
+            <w:r>
+              <w:rPr>
+                <w:rFonts w:ascii="Calibri" w:cs="Calibri" w:eastAsia="Calibri" w:hAnsi="Calibri"/>
+                <w:sz w:val="20"/>
+                <w:szCs w:val="20"/>
+              </w:rPr>
+              <w:tab/>
+              <w:t>8</w:t>
+            </w:r>
+          </w:hyperlink>
+        </w:p>
+        <w:p>
+          <w:pPr>
+            <w:tabs>
+              <w:tab w:val="right" w:leader="dot" w:pos="9020"/>
+            </w:tabs>
+            <w:spacing w:before="20" w:after="20"/>
+            <w:ind w:left="360"/>
+          </w:pPr>
+          <w:hyperlink w:anchor="_TocV11_8" w:history="1">
+            <w:r>
+              <w:rPr>
+                <w:rFonts w:ascii="Calibri" w:cs="Calibri" w:eastAsia="Calibri" w:hAnsi="Calibri"/>
+                <w:sz w:val="20"/>
+                <w:szCs w:val="20"/>
+              </w:rPr>
+              <w:t xml:space="preserve">4.2 Institution roles</w:t>
+            </w:r>
+            <w:r>
+              <w:rPr>
+                <w:rFonts w:ascii="Calibri" w:cs="Calibri" w:eastAsia="Calibri" w:hAnsi="Calibri"/>
+                <w:sz w:val="20"/>
+                <w:szCs w:val="20"/>
+              </w:rPr>
+              <w:tab/>
+              <w:t>9</w:t>
+            </w:r>
+          </w:hyperlink>
+        </w:p>
+        <w:p>
+          <w:pPr>
+            <w:tabs>
+              <w:tab w:val="right" w:leader="dot" w:pos="9020"/>
+            </w:tabs>
+            <w:spacing w:before="20" w:after="20"/>
+            <w:ind w:left="360"/>
+          </w:pPr>
+          <w:hyperlink w:anchor="_TocV11_9" w:history="1">
+            <w:r>
+              <w:rPr>
+                <w:rFonts w:ascii="Calibri" w:cs="Calibri" w:eastAsia="Calibri" w:hAnsi="Calibri"/>
+                <w:sz w:val="20"/>
+                <w:szCs w:val="20"/>
+              </w:rPr>
+              <w:t xml:space="preserve">4.3 Governance structure</w:t>
+            </w:r>
+            <w:r>
+              <w:rPr>
+                <w:rFonts w:ascii="Calibri" w:cs="Calibri" w:eastAsia="Calibri" w:hAnsi="Calibri"/>
+                <w:sz w:val="20"/>
+                <w:szCs w:val="20"/>
+              </w:rPr>
+              <w:tab/>
+              <w:t>9</w:t>
+            </w:r>
+          </w:hyperlink>
+        </w:p>
+        <w:p>
+          <w:pPr>
+            <w:tabs>
+              <w:tab w:val="right" w:leader="dot" w:pos="9020"/>
+            </w:tabs>
+            <w:spacing w:before="120" w:after="20"/>
+            <w:ind w:left="0"/>
+          </w:pPr>
+          <w:hyperlink w:anchor="_TocV11_10" w:history="1">
+            <w:r>
+              <w:rPr>
+                <w:rFonts w:ascii="Calibri" w:cs="Calibri" w:eastAsia="Calibri" w:hAnsi="Calibri"/>
+                <w:b/>
+                <w:bCs/>
+                <w:color w:val="1F3864"/>
+                <w:sz w:val="21"/>
+                <w:szCs w:val="21"/>
+              </w:rPr>
+              <w:t xml:space="preserve">5. Cost Estimate — Platform Development</w:t>
+            </w:r>
+            <w:r>
+              <w:rPr>
+                <w:rFonts w:ascii="Calibri" w:cs="Calibri" w:eastAsia="Calibri" w:hAnsi="Calibri"/>
+                <w:b/>
+                <w:bCs/>
+                <w:color w:val="1F3864"/>
+                <w:sz w:val="21"/>
+                <w:szCs w:val="21"/>
+              </w:rPr>
+              <w:tab/>
+              <w:t>9</w:t>
+            </w:r>
+          </w:hyperlink>
+        </w:p>
+        <w:p>
+          <w:pPr>
+            <w:tabs>
+              <w:tab w:val="right" w:leader="dot" w:pos="9020"/>
+            </w:tabs>
+            <w:spacing w:before="20" w:after="20"/>
+            <w:ind w:left="360"/>
+          </w:pPr>
+          <w:hyperlink w:anchor="_TocV11_11" w:history="1">
+            <w:r>
+              <w:rPr>
+                <w:rFonts w:ascii="Calibri" w:cs="Calibri" w:eastAsia="Calibri" w:hAnsi="Calibri"/>
+                <w:sz w:val="20"/>
+                <w:szCs w:val="20"/>
+              </w:rPr>
+              <w:t xml:space="preserve">5.1 Labour (effort-based)</w:t>
+            </w:r>
+            <w:r>
+              <w:rPr>
+                <w:rFonts w:ascii="Calibri" w:cs="Calibri" w:eastAsia="Calibri" w:hAnsi="Calibri"/>
+                <w:sz w:val="20"/>
+                <w:szCs w:val="20"/>
+              </w:rPr>
+              <w:tab/>
+              <w:t>9</w:t>
+            </w:r>
+          </w:hyperlink>
+        </w:p>
+        <w:p>
+          <w:pPr>
+            <w:tabs>
+              <w:tab w:val="right" w:leader="dot" w:pos="9020"/>
+            </w:tabs>
+            <w:spacing w:before="20" w:after="20"/>
+            <w:ind w:left="360"/>
+          </w:pPr>
+          <w:hyperlink w:anchor="_TocV11_12" w:history="1">
+            <w:r>
+              <w:rPr>
+                <w:rFonts w:ascii="Calibri" w:cs="Calibri" w:eastAsia="Calibri" w:hAnsi="Calibri"/>
+                <w:sz w:val="20"/>
+                <w:szCs w:val="20"/>
+              </w:rPr>
+              <w:t xml:space="preserve">5.2 Non-labour costs</w:t>
+            </w:r>
+            <w:r>
+              <w:rPr>
+                <w:rFonts w:ascii="Calibri" w:cs="Calibri" w:eastAsia="Calibri" w:hAnsi="Calibri"/>
+                <w:sz w:val="20"/>
+                <w:szCs w:val="20"/>
+              </w:rPr>
+              <w:tab/>
+              <w:t>10</w:t>
+            </w:r>
+          </w:hyperlink>
+        </w:p>
+        <w:p>
+          <w:pPr>
+            <w:tabs>
+              <w:tab w:val="right" w:leader="dot" w:pos="9020"/>
+            </w:tabs>
+            <w:spacing w:before="20" w:after="20"/>
+            <w:ind w:left="360"/>
+          </w:pPr>
+          <w:hyperlink w:anchor="_TocV11_13" w:history="1">
+            <w:r>
+              <w:rPr>
+                <w:rFonts w:ascii="Calibri" w:cs="Calibri" w:eastAsia="Calibri" w:hAnsi="Calibri"/>
+                <w:sz w:val="20"/>
+                <w:szCs w:val="20"/>
+              </w:rPr>
+              <w:t xml:space="preserve">5.3 Budget summary</w:t>
+            </w:r>
+            <w:r>
+              <w:rPr>
+                <w:rFonts w:ascii="Calibri" w:cs="Calibri" w:eastAsia="Calibri" w:hAnsi="Calibri"/>
+                <w:sz w:val="20"/>
+                <w:szCs w:val="20"/>
+              </w:rPr>
+              <w:tab/>
+              <w:t>10</w:t>
+            </w:r>
+          </w:hyperlink>
+        </w:p>
+        <w:p>
+          <w:pPr>
+            <w:tabs>
+              <w:tab w:val="right" w:leader="dot" w:pos="9020"/>
+            </w:tabs>
+            <w:spacing w:before="20" w:after="20"/>
+            <w:ind w:left="360"/>
+          </w:pPr>
+          <w:hyperlink w:anchor="_TocV11_14" w:history="1">
+            <w:r>
+              <w:rPr>
+                <w:rFonts w:ascii="Calibri" w:cs="Calibri" w:eastAsia="Calibri" w:hAnsi="Calibri"/>
+                <w:sz w:val="20"/>
+                <w:szCs w:val="20"/>
+              </w:rPr>
+              <w:t xml:space="preserve">5.4 Cost by release</w:t>
+            </w:r>
+            <w:r>
+              <w:rPr>
+                <w:rFonts w:ascii="Calibri" w:cs="Calibri" w:eastAsia="Calibri" w:hAnsi="Calibri"/>
+                <w:sz w:val="20"/>
+                <w:szCs w:val="20"/>
+              </w:rPr>
+              <w:tab/>
+              <w:t>11</w:t>
+            </w:r>
+          </w:hyperlink>
+        </w:p>
+        <w:p>
+          <w:pPr>
+            <w:tabs>
+              <w:tab w:val="right" w:leader="dot" w:pos="9020"/>
+            </w:tabs>
+            <w:spacing w:before="120" w:after="20"/>
+            <w:ind w:left="0"/>
+          </w:pPr>
+          <w:hyperlink w:anchor="_TocV11_15" w:history="1">
+            <w:r>
+              <w:rPr>
+                <w:rFonts w:ascii="Calibri" w:cs="Calibri" w:eastAsia="Calibri" w:hAnsi="Calibri"/>
+                <w:b/>
+                <w:bCs/>
+                <w:color w:val="1F3864"/>
+                <w:sz w:val="21"/>
+                <w:szCs w:val="21"/>
+              </w:rPr>
+              <w:t xml:space="preserve">6. Commercial Model for Institutions</w:t>
+            </w:r>
+            <w:r>
+              <w:rPr>
+                <w:rFonts w:ascii="Calibri" w:cs="Calibri" w:eastAsia="Calibri" w:hAnsi="Calibri"/>
+                <w:b/>
+                <w:bCs/>
+                <w:color w:val="1F3864"/>
+                <w:sz w:val="21"/>
+                <w:szCs w:val="21"/>
+              </w:rPr>
+              <w:tab/>
+              <w:t>11</w:t>
+            </w:r>
+          </w:hyperlink>
+        </w:p>
+        <w:p>
+          <w:pPr>
+            <w:tabs>
+              <w:tab w:val="right" w:leader="dot" w:pos="9020"/>
+            </w:tabs>
+            <w:spacing w:before="20" w:after="20"/>
+            <w:ind w:left="360"/>
+          </w:pPr>
+          <w:hyperlink w:anchor="_TocV11_16" w:history="1">
+            <w:r>
+              <w:rPr>
+                <w:rFonts w:ascii="Calibri" w:cs="Calibri" w:eastAsia="Calibri" w:hAnsi="Calibri"/>
+                <w:sz w:val="20"/>
+                <w:szCs w:val="20"/>
+              </w:rPr>
+              <w:t xml:space="preserve">6.1 Cloud subscription (Option A)</w:t>
+            </w:r>
+            <w:r>
+              <w:rPr>
+                <w:rFonts w:ascii="Calibri" w:cs="Calibri" w:eastAsia="Calibri" w:hAnsi="Calibri"/>
+                <w:sz w:val="20"/>
+                <w:szCs w:val="20"/>
+              </w:rPr>
+              <w:tab/>
+              <w:t>11</w:t>
+            </w:r>
+          </w:hyperlink>
+        </w:p>
+        <w:p>
+          <w:pPr>
+            <w:tabs>
+              <w:tab w:val="right" w:leader="dot" w:pos="9020"/>
+            </w:tabs>
+            <w:spacing w:before="20" w:after="20"/>
+            <w:ind w:left="360"/>
+          </w:pPr>
+          <w:hyperlink w:anchor="_TocV11_17" w:history="1">
+            <w:r>
+              <w:rPr>
+                <w:rFonts w:ascii="Calibri" w:cs="Calibri" w:eastAsia="Calibri" w:hAnsi="Calibri"/>
+                <w:sz w:val="20"/>
+                <w:szCs w:val="20"/>
+              </w:rPr>
+              <w:t xml:space="preserve">6.2 Dedicated installation (Option B)</w:t>
+            </w:r>
+            <w:r>
+              <w:rPr>
+                <w:rFonts w:ascii="Calibri" w:cs="Calibri" w:eastAsia="Calibri" w:hAnsi="Calibri"/>
+                <w:sz w:val="20"/>
+                <w:szCs w:val="20"/>
+              </w:rPr>
+              <w:tab/>
+              <w:t>12</w:t>
+            </w:r>
+          </w:hyperlink>
+        </w:p>
+        <w:p>
+          <w:pPr>
+            <w:tabs>
+              <w:tab w:val="right" w:leader="dot" w:pos="9020"/>
+            </w:tabs>
+            <w:spacing w:before="20" w:after="20"/>
+            <w:ind w:left="360"/>
+          </w:pPr>
+          <w:hyperlink w:anchor="_TocV11_18" w:history="1">
+            <w:r>
+              <w:rPr>
+                <w:rFonts w:ascii="Calibri" w:cs="Calibri" w:eastAsia="Calibri" w:hAnsi="Calibri"/>
+                <w:sz w:val="20"/>
+                <w:szCs w:val="20"/>
+              </w:rPr>
+              <w:t xml:space="preserve">6.3 Payment milestones (onboarding and implementation)</w:t>
+            </w:r>
+            <w:r>
+              <w:rPr>
+                <w:rFonts w:ascii="Calibri" w:cs="Calibri" w:eastAsia="Calibri" w:hAnsi="Calibri"/>
+                <w:sz w:val="20"/>
+                <w:szCs w:val="20"/>
+              </w:rPr>
+              <w:tab/>
+              <w:t>12</w:t>
+            </w:r>
+          </w:hyperlink>
+        </w:p>
+        <w:p>
+          <w:pPr>
+            <w:tabs>
+              <w:tab w:val="right" w:leader="dot" w:pos="9020"/>
+            </w:tabs>
+            <w:spacing w:before="120" w:after="20"/>
+            <w:ind w:left="0"/>
+          </w:pPr>
+          <w:hyperlink w:anchor="_TocV11_19" w:history="1">
+            <w:r>
+              <w:rPr>
+                <w:rFonts w:ascii="Calibri" w:cs="Calibri" w:eastAsia="Calibri" w:hAnsi="Calibri"/>
+                <w:b/>
+                <w:bCs/>
+                <w:color w:val="1F3864"/>
+                <w:sz w:val="21"/>
+                <w:szCs w:val="21"/>
+              </w:rPr>
+              <w:t xml:space="preserve">7. Investment Case</w:t>
+            </w:r>
+            <w:r>
+              <w:rPr>
+                <w:rFonts w:ascii="Calibri" w:cs="Calibri" w:eastAsia="Calibri" w:hAnsi="Calibri"/>
+                <w:b/>
+                <w:bCs/>
+                <w:color w:val="1F3864"/>
+                <w:sz w:val="21"/>
+                <w:szCs w:val="21"/>
+              </w:rPr>
+              <w:tab/>
+              <w:t>12</w:t>
+            </w:r>
+          </w:hyperlink>
+        </w:p>
+        <w:p>
+          <w:pPr>
+            <w:tabs>
+              <w:tab w:val="right" w:leader="dot" w:pos="9020"/>
+            </w:tabs>
+            <w:spacing w:before="20" w:after="20"/>
+            <w:ind w:left="360"/>
+          </w:pPr>
+          <w:hyperlink w:anchor="_TocV11_20" w:history="1">
+            <w:r>
+              <w:rPr>
+                <w:rFonts w:ascii="Calibri" w:cs="Calibri" w:eastAsia="Calibri" w:hAnsi="Calibri"/>
+                <w:sz w:val="20"/>
+                <w:szCs w:val="20"/>
+              </w:rPr>
+              <w:t xml:space="preserve">7.1 Platform running cost (steady state)</w:t>
+            </w:r>
+            <w:r>
+              <w:rPr>
+                <w:rFonts w:ascii="Calibri" w:cs="Calibri" w:eastAsia="Calibri" w:hAnsi="Calibri"/>
+                <w:sz w:val="20"/>
+                <w:szCs w:val="20"/>
+              </w:rPr>
+              <w:tab/>
+              <w:t>12</w:t>
+            </w:r>
+          </w:hyperlink>
+        </w:p>
+        <w:p>
+          <w:pPr>
+            <w:tabs>
+              <w:tab w:val="right" w:leader="dot" w:pos="9020"/>
+            </w:tabs>
+            <w:spacing w:before="20" w:after="20"/>
+            <w:ind w:left="360"/>
+          </w:pPr>
+          <w:hyperlink w:anchor="_TocV11_21" w:history="1">
+            <w:r>
+              <w:rPr>
+                <w:rFonts w:ascii="Calibri" w:cs="Calibri" w:eastAsia="Calibri" w:hAnsi="Calibri"/>
+                <w:sz w:val="20"/>
+                <w:szCs w:val="20"/>
+              </w:rPr>
+              <w:t xml:space="preserve">7.2 Illustrative three-year scenario</w:t>
+            </w:r>
+            <w:r>
+              <w:rPr>
+                <w:rFonts w:ascii="Calibri" w:cs="Calibri" w:eastAsia="Calibri" w:hAnsi="Calibri"/>
+                <w:sz w:val="20"/>
+                <w:szCs w:val="20"/>
+              </w:rPr>
+              <w:tab/>
+              <w:t>13</w:t>
+            </w:r>
+          </w:hyperlink>
+        </w:p>
+        <w:p>
+          <w:pPr>
+            <w:tabs>
+              <w:tab w:val="right" w:leader="dot" w:pos="9020"/>
+            </w:tabs>
+            <w:spacing w:before="20" w:after="20"/>
+            <w:ind w:left="360"/>
+          </w:pPr>
+          <w:hyperlink w:anchor="_TocV11_22" w:history="1">
+            <w:r>
+              <w:rPr>
+                <w:rFonts w:ascii="Calibri" w:cs="Calibri" w:eastAsia="Calibri" w:hAnsi="Calibri"/>
+                <w:sz w:val="20"/>
+                <w:szCs w:val="20"/>
+              </w:rPr>
+              <w:t xml:space="preserve">7.3 Value to an individual institution</w:t>
+            </w:r>
+            <w:r>
+              <w:rPr>
+                <w:rFonts w:ascii="Calibri" w:cs="Calibri" w:eastAsia="Calibri" w:hAnsi="Calibri"/>
+                <w:sz w:val="20"/>
+                <w:szCs w:val="20"/>
+              </w:rPr>
+              <w:tab/>
+              <w:t>13</w:t>
+            </w:r>
+          </w:hyperlink>
+        </w:p>
+        <w:p>
+          <w:pPr>
+            <w:tabs>
+              <w:tab w:val="right" w:leader="dot" w:pos="9020"/>
+            </w:tabs>
+            <w:spacing w:before="120" w:after="20"/>
+            <w:ind w:left="0"/>
+          </w:pPr>
+          <w:hyperlink w:anchor="_TocV11_23" w:history="1">
+            <w:r>
+              <w:rPr>
+                <w:rFonts w:ascii="Calibri" w:cs="Calibri" w:eastAsia="Calibri" w:hAnsi="Calibri"/>
+                <w:b/>
+                <w:bCs/>
+                <w:color w:val="1F3864"/>
+                <w:sz w:val="21"/>
+                <w:szCs w:val="21"/>
+              </w:rPr>
+              <w:t xml:space="preserve">8. Institution-Side Budget and Contributions</w:t>
+            </w:r>
+            <w:r>
+              <w:rPr>
+                <w:rFonts w:ascii="Calibri" w:cs="Calibri" w:eastAsia="Calibri" w:hAnsi="Calibri"/>
+                <w:b/>
+                <w:bCs/>
+                <w:color w:val="1F3864"/>
+                <w:sz w:val="21"/>
+                <w:szCs w:val="21"/>
+              </w:rPr>
+              <w:tab/>
+              <w:t>13</w:t>
+            </w:r>
+          </w:hyperlink>
+        </w:p>
+        <w:p>
+          <w:pPr>
+            <w:tabs>
+              <w:tab w:val="right" w:leader="dot" w:pos="9020"/>
+            </w:tabs>
+            <w:spacing w:before="120" w:after="20"/>
+            <w:ind w:left="0"/>
+          </w:pPr>
+          <w:hyperlink w:anchor="_TocV11_24" w:history="1">
+            <w:r>
+              <w:rPr>
+                <w:rFonts w:ascii="Calibri" w:cs="Calibri" w:eastAsia="Calibri" w:hAnsi="Calibri"/>
+                <w:b/>
+                <w:bCs/>
+                <w:color w:val="1F3864"/>
+                <w:sz w:val="21"/>
+                <w:szCs w:val="21"/>
+              </w:rPr>
+              <w:t xml:space="preserve">9. Quality Assurance and Testing</w:t>
+            </w:r>
+            <w:r>
+              <w:rPr>
+                <w:rFonts w:ascii="Calibri" w:cs="Calibri" w:eastAsia="Calibri" w:hAnsi="Calibri"/>
+                <w:b/>
+                <w:bCs/>
+                <w:color w:val="1F3864"/>
+                <w:sz w:val="21"/>
+                <w:szCs w:val="21"/>
+              </w:rPr>
+              <w:tab/>
+              <w:t>14</w:t>
+            </w:r>
+          </w:hyperlink>
+        </w:p>
+        <w:p>
+          <w:pPr>
+            <w:tabs>
+              <w:tab w:val="right" w:leader="dot" w:pos="9020"/>
+            </w:tabs>
+            <w:spacing w:before="120" w:after="20"/>
+            <w:ind w:left="0"/>
+          </w:pPr>
+          <w:hyperlink w:anchor="_TocV11_25" w:history="1">
+            <w:r>
+              <w:rPr>
+                <w:rFonts w:ascii="Calibri" w:cs="Calibri" w:eastAsia="Calibri" w:hAnsi="Calibri"/>
+                <w:b/>
+                <w:bCs/>
+                <w:color w:val="1F3864"/>
+                <w:sz w:val="21"/>
+                <w:szCs w:val="21"/>
+              </w:rPr>
+              <w:t xml:space="preserve">10. Training and Change Management</w:t>
+            </w:r>
+            <w:r>
+              <w:rPr>
+                <w:rFonts w:ascii="Calibri" w:cs="Calibri" w:eastAsia="Calibri" w:hAnsi="Calibri"/>
+                <w:b/>
+                <w:bCs/>
+                <w:color w:val="1F3864"/>
+                <w:sz w:val="21"/>
+                <w:szCs w:val="21"/>
+              </w:rPr>
+              <w:tab/>
+              <w:t>14</w:t>
+            </w:r>
+          </w:hyperlink>
+        </w:p>
+        <w:p>
+          <w:pPr>
+            <w:tabs>
+              <w:tab w:val="right" w:leader="dot" w:pos="9020"/>
+            </w:tabs>
+            <w:spacing w:before="120" w:after="20"/>
+            <w:ind w:left="0"/>
+          </w:pPr>
+          <w:hyperlink w:anchor="_TocV11_26" w:history="1">
+            <w:r>
+              <w:rPr>
+                <w:rFonts w:ascii="Calibri" w:cs="Calibri" w:eastAsia="Calibri" w:hAnsi="Calibri"/>
+                <w:b/>
+                <w:bCs/>
+                <w:color w:val="1F3864"/>
+                <w:sz w:val="21"/>
+                <w:szCs w:val="21"/>
+              </w:rPr>
+              <w:t xml:space="preserve">11. Support and Service Levels</w:t>
+            </w:r>
+            <w:r>
+              <w:rPr>
+                <w:rFonts w:ascii="Calibri" w:cs="Calibri" w:eastAsia="Calibri" w:hAnsi="Calibri"/>
+                <w:b/>
+                <w:bCs/>
+                <w:color w:val="1F3864"/>
+                <w:sz w:val="21"/>
+                <w:szCs w:val="21"/>
+              </w:rPr>
+              <w:tab/>
+              <w:t>15</w:t>
+            </w:r>
+          </w:hyperlink>
+        </w:p>
+        <w:p>
+          <w:pPr>
+            <w:tabs>
+              <w:tab w:val="right" w:leader="dot" w:pos="9020"/>
+            </w:tabs>
+            <w:spacing w:before="120" w:after="20"/>
+            <w:ind w:left="0"/>
+          </w:pPr>
+          <w:hyperlink w:anchor="_TocV11_27" w:history="1">
+            <w:r>
+              <w:rPr>
+                <w:rFonts w:ascii="Calibri" w:cs="Calibri" w:eastAsia="Calibri" w:hAnsi="Calibri"/>
+                <w:b/>
+                <w:bCs/>
+                <w:color w:val="1F3864"/>
+                <w:sz w:val="21"/>
+                <w:szCs w:val="21"/>
+              </w:rPr>
+              <w:t xml:space="preserve">12. Risk Register</w:t>
+            </w:r>
+            <w:r>
+              <w:rPr>
+                <w:rFonts w:ascii="Calibri" w:cs="Calibri" w:eastAsia="Calibri" w:hAnsi="Calibri"/>
+                <w:b/>
+                <w:bCs/>
+                <w:color w:val="1F3864"/>
+                <w:sz w:val="21"/>
+                <w:szCs w:val="21"/>
+              </w:rPr>
+              <w:tab/>
+              <w:t>15</w:t>
+            </w:r>
+          </w:hyperlink>
+        </w:p>
+        <w:p>
+          <w:pPr>
+            <w:tabs>
+              <w:tab w:val="right" w:leader="dot" w:pos="9020"/>
+            </w:tabs>
+            <w:spacing w:before="120" w:after="20"/>
+            <w:ind w:left="0"/>
+          </w:pPr>
+          <w:hyperlink w:anchor="_TocV11_28" w:history="1">
+            <w:r>
+              <w:rPr>
+                <w:rFonts w:ascii="Calibri" w:cs="Calibri" w:eastAsia="Calibri" w:hAnsi="Calibri"/>
+                <w:b/>
+                <w:bCs/>
+                <w:color w:val="1F3864"/>
+                <w:sz w:val="21"/>
+                <w:szCs w:val="21"/>
+              </w:rPr>
+              <w:t xml:space="preserve">13. Change Control</w:t>
+            </w:r>
+            <w:r>
+              <w:rPr>
+                <w:rFonts w:ascii="Calibri" w:cs="Calibri" w:eastAsia="Calibri" w:hAnsi="Calibri"/>
+                <w:b/>
+                <w:bCs/>
+                <w:color w:val="1F3864"/>
+                <w:sz w:val="21"/>
+                <w:szCs w:val="21"/>
+              </w:rPr>
+              <w:tab/>
+              <w:t>16</w:t>
+            </w:r>
+          </w:hyperlink>
+        </w:p>
+        <w:p>
+          <w:pPr>
+            <w:tabs>
+              <w:tab w:val="right" w:leader="dot" w:pos="9020"/>
+            </w:tabs>
+            <w:spacing w:before="120" w:after="20"/>
+            <w:ind w:left="0"/>
+          </w:pPr>
+          <w:hyperlink w:anchor="_TocV11_29" w:history="1">
+            <w:r>
+              <w:rPr>
+                <w:rFonts w:ascii="Calibri" w:cs="Calibri" w:eastAsia="Calibri" w:hAnsi="Calibri"/>
+                <w:b/>
+                <w:bCs/>
+                <w:color w:val="1F3864"/>
+                <w:sz w:val="21"/>
+                <w:szCs w:val="21"/>
+              </w:rPr>
+              <w:t xml:space="preserve">14. Next Steps</w:t>
+            </w:r>
+            <w:r>
+              <w:rPr>
+                <w:rFonts w:ascii="Calibri" w:cs="Calibri" w:eastAsia="Calibri" w:hAnsi="Calibri"/>
+                <w:b/>
+                <w:bCs/>
+                <w:color w:val="1F3864"/>
+                <w:sz w:val="21"/>
+                <w:szCs w:val="21"/>
+              </w:rPr>
+              <w:tab/>
+              <w:t>16</w:t>
+            </w:r>
+          </w:hyperlink>
         </w:p>
         <w:p>
           <w:r>
@@ -3185,11 +4126,28 @@
       <w:pPr>
         <w:pStyle w:val="Heading1"/>
       </w:pPr>
+      <w:bookmarkStart w:id="1" w:name="_TocV11_1"/>
       <w:r>
         <w:rPr>
           <w:rFonts w:ascii="Calibri" w:cs="Calibri" w:eastAsia="Calibri" w:hAnsi="Calibri"/>
         </w:rPr>
         <w:t xml:space="preserve">1. Introduction</w:t>
+      </w:r>
+      <w:bookmarkEnd w:id="1"/>
+    </w:p>
+    <w:p>
+      <w:pPr>
+        <w:spacing w:after="300"/>
+      </w:pPr>
+      <w:r>
+        <w:rPr>
+          <w:i/>
+          <w:rFonts w:ascii="Calibri" w:cs="Calibri" w:eastAsia="Calibri" w:hAnsi="Calibri"/>
+          <w:color w:val="595959"/>
+          <w:sz w:val="22"/>
+          <w:szCs w:val="22"/>
+        </w:rPr>
+        <w:t xml:space="preserve">This section explains what this plan covers: how CIMS is delivered, by whom, at what cost and how the investment is recovered. It is written for sponsors and decision makers who approve funding and timelines.</w:t>
       </w:r>
     </w:p>
     <w:p>
@@ -3304,11 +4262,28 @@
       <w:pPr>
         <w:pStyle w:val="Heading1"/>
       </w:pPr>
+      <w:bookmarkStart w:id="2" w:name="_TocV11_2"/>
       <w:r>
         <w:rPr>
           <w:rFonts w:ascii="Calibri" w:cs="Calibri" w:eastAsia="Calibri" w:hAnsi="Calibri"/>
         </w:rPr>
         <w:t xml:space="preserve">2. Delivery Strategy</w:t>
+      </w:r>
+      <w:bookmarkEnd w:id="2"/>
+    </w:p>
+    <w:p>
+      <w:pPr>
+        <w:spacing w:after="300"/>
+      </w:pPr>
+      <w:r>
+        <w:rPr>
+          <w:i/>
+          <w:rFonts w:ascii="Calibri" w:cs="Calibri" w:eastAsia="Calibri" w:hAnsi="Calibri"/>
+          <w:color w:val="595959"/>
+          <w:sz w:val="22"/>
+          <w:szCs w:val="22"/>
+        </w:rPr>
+        <w:t xml:space="preserve">The delivery strategy sets the overall approach: releases fixed to the academic calendar, short development cycles with regular demonstrations, and pilots before wider roll-out.</w:t>
       </w:r>
     </w:p>
     <w:p>
@@ -3435,11 +4410,28 @@
       <w:pPr>
         <w:pStyle w:val="Heading1"/>
       </w:pPr>
+      <w:bookmarkStart w:id="3" w:name="_TocV11_3"/>
       <w:r>
         <w:rPr>
           <w:rFonts w:ascii="Calibri" w:cs="Calibri" w:eastAsia="Calibri" w:hAnsi="Calibri"/>
         </w:rPr>
         <w:t xml:space="preserve">3. Release Plan and Timeline</w:t>
+      </w:r>
+      <w:bookmarkEnd w:id="3"/>
+    </w:p>
+    <w:p>
+      <w:pPr>
+        <w:spacing w:after="300"/>
+      </w:pPr>
+      <w:r>
+        <w:rPr>
+          <w:i/>
+          <w:rFonts w:ascii="Calibri" w:cs="Calibri" w:eastAsia="Calibri" w:hAnsi="Calibri"/>
+          <w:color w:val="595959"/>
+          <w:sz w:val="22"/>
+          <w:szCs w:val="22"/>
+        </w:rPr>
+        <w:t xml:space="preserve">This section shows the phases and releases on a timeline, with the main deliverables of each, so that stakeholders know what arrives when.</w:t>
       </w:r>
     </w:p>
     <w:p>
@@ -4388,11 +5380,28 @@
       <w:pPr>
         <w:pStyle w:val="Heading2"/>
       </w:pPr>
+      <w:bookmarkStart w:id="4" w:name="_TocV11_4"/>
       <w:r>
         <w:rPr>
           <w:rFonts w:ascii="Calibri" w:cs="Calibri" w:eastAsia="Calibri" w:hAnsi="Calibri"/>
         </w:rPr>
         <w:t xml:space="preserve">3.1 Milestones and acceptance</w:t>
+      </w:r>
+      <w:bookmarkEnd w:id="4"/>
+    </w:p>
+    <w:p>
+      <w:pPr>
+        <w:spacing w:after="300"/>
+      </w:pPr>
+      <w:r>
+        <w:rPr>
+          <w:i/>
+          <w:rFonts w:ascii="Calibri" w:cs="Calibri" w:eastAsia="Calibri" w:hAnsi="Calibri"/>
+          <w:color w:val="595959"/>
+          <w:sz w:val="22"/>
+          <w:szCs w:val="22"/>
+        </w:rPr>
+        <w:t xml:space="preserve">Milestones are the points where progress is formally checked and accepted. The table gives each milestone, its target week and the evidence required for acceptance.</w:t>
       </w:r>
     </w:p>
     <w:tbl>
@@ -5516,11 +6525,28 @@
       <w:pPr>
         <w:pStyle w:val="Heading2"/>
       </w:pPr>
+      <w:bookmarkStart w:id="5" w:name="_TocV11_5"/>
       <w:r>
         <w:rPr>
           <w:rFonts w:ascii="Calibri" w:cs="Calibri" w:eastAsia="Calibri" w:hAnsi="Calibri"/>
         </w:rPr>
         <w:t xml:space="preserve">3.2 Progress and remaining work (October 2026)</w:t>
+      </w:r>
+      <w:bookmarkEnd w:id="5"/>
+    </w:p>
+    <w:p>
+      <w:pPr>
+        <w:spacing w:after="300"/>
+      </w:pPr>
+      <w:r>
+        <w:rPr>
+          <w:i/>
+          <w:rFonts w:ascii="Calibri" w:cs="Calibri" w:eastAsia="Calibri" w:hAnsi="Calibri"/>
+          <w:color w:val="595959"/>
+          <w:sz w:val="22"/>
+          <w:szCs w:val="22"/>
+        </w:rPr>
+        <w:t xml:space="preserve">This sub-section reports where the work actually stands in October 2026 against the plan and lists what remains to be done before go-live.</w:t>
       </w:r>
     </w:p>
     <w:p>
@@ -7681,22 +8707,56 @@
       <w:pPr>
         <w:pStyle w:val="Heading1"/>
       </w:pPr>
+      <w:bookmarkStart w:id="6" w:name="_TocV11_6"/>
       <w:r>
         <w:rPr>
           <w:rFonts w:ascii="Calibri" w:cs="Calibri" w:eastAsia="Calibri" w:hAnsi="Calibri"/>
         </w:rPr>
         <w:t xml:space="preserve">4. Team and Governance</w:t>
       </w:r>
+      <w:bookmarkEnd w:id="6"/>
+    </w:p>
+    <w:p>
+      <w:pPr>
+        <w:spacing w:after="300"/>
+      </w:pPr>
+      <w:r>
+        <w:rPr>
+          <w:i/>
+          <w:rFonts w:ascii="Calibri" w:cs="Calibri" w:eastAsia="Calibri" w:hAnsi="Calibri"/>
+          <w:color w:val="595959"/>
+          <w:sz w:val="22"/>
+          <w:szCs w:val="22"/>
+        </w:rPr>
+        <w:t xml:space="preserve">This section names the people who deliver CIMS, on both the Msingi and the institution side, and the bodies that steer the project and take decisions.</w:t>
+      </w:r>
     </w:p>
     <w:p>
       <w:pPr>
         <w:pStyle w:val="Heading2"/>
       </w:pPr>
+      <w:bookmarkStart w:id="7" w:name="_TocV11_7"/>
       <w:r>
         <w:rPr>
           <w:rFonts w:ascii="Calibri" w:cs="Calibri" w:eastAsia="Calibri" w:hAnsi="Calibri"/>
         </w:rPr>
         <w:t xml:space="preserve">4.1 Delivery team</w:t>
+      </w:r>
+      <w:bookmarkEnd w:id="7"/>
+    </w:p>
+    <w:p>
+      <w:pPr>
+        <w:spacing w:after="300"/>
+      </w:pPr>
+      <w:r>
+        <w:rPr>
+          <w:i/>
+          <w:rFonts w:ascii="Calibri" w:cs="Calibri" w:eastAsia="Calibri" w:hAnsi="Calibri"/>
+          <w:color w:val="595959"/>
+          <w:sz w:val="22"/>
+          <w:szCs w:val="22"/>
+        </w:rPr>
+        <w:t xml:space="preserve">The table lists the roles in Msingi's delivery team and what each is responsible for.</w:t>
       </w:r>
     </w:p>
     <w:tbl>
@@ -8432,11 +9492,28 @@
       <w:pPr>
         <w:pStyle w:val="Heading2"/>
       </w:pPr>
+      <w:bookmarkStart w:id="8" w:name="_TocV11_8"/>
       <w:r>
         <w:rPr>
           <w:rFonts w:ascii="Calibri" w:cs="Calibri" w:eastAsia="Calibri" w:hAnsi="Calibri"/>
         </w:rPr>
         <w:t xml:space="preserve">4.2 Institution roles</w:t>
+      </w:r>
+      <w:bookmarkEnd w:id="8"/>
+    </w:p>
+    <w:p>
+      <w:pPr>
+        <w:spacing w:after="300"/>
+      </w:pPr>
+      <w:r>
+        <w:rPr>
+          <w:i/>
+          <w:rFonts w:ascii="Calibri" w:cs="Calibri" w:eastAsia="Calibri" w:hAnsi="Calibri"/>
+          <w:color w:val="595959"/>
+          <w:sz w:val="22"/>
+          <w:szCs w:val="22"/>
+        </w:rPr>
+        <w:t xml:space="preserve">A system succeeds only with the institution's active participation. The table lists the roles the institution must provide and their responsibilities.</w:t>
       </w:r>
     </w:p>
     <w:tbl>
@@ -8752,11 +9829,28 @@
       <w:pPr>
         <w:pStyle w:val="Heading2"/>
       </w:pPr>
+      <w:bookmarkStart w:id="9" w:name="_TocV11_9"/>
       <w:r>
         <w:rPr>
           <w:rFonts w:ascii="Calibri" w:cs="Calibri" w:eastAsia="Calibri" w:hAnsi="Calibri"/>
         </w:rPr>
         <w:t xml:space="preserve">4.3 Governance structure</w:t>
+      </w:r>
+      <w:bookmarkEnd w:id="9"/>
+    </w:p>
+    <w:p>
+      <w:pPr>
+        <w:spacing w:after="300"/>
+      </w:pPr>
+      <w:r>
+        <w:rPr>
+          <w:i/>
+          <w:rFonts w:ascii="Calibri" w:cs="Calibri" w:eastAsia="Calibri" w:hAnsi="Calibri"/>
+          <w:color w:val="595959"/>
+          <w:sz w:val="22"/>
+          <w:szCs w:val="22"/>
+        </w:rPr>
+        <w:t xml:space="preserve">The governance structure sets out the committees that oversee the project, who sits on them and how often they meet, so that decisions are taken at the right level and on time.</w:t>
       </w:r>
     </w:p>
     <w:tbl>
@@ -9206,22 +10300,56 @@
       <w:pPr>
         <w:pStyle w:val="Heading1"/>
       </w:pPr>
+      <w:bookmarkStart w:id="10" w:name="_TocV11_10"/>
       <w:r>
         <w:rPr>
           <w:rFonts w:ascii="Calibri" w:cs="Calibri" w:eastAsia="Calibri" w:hAnsi="Calibri"/>
         </w:rPr>
         <w:t xml:space="preserve">5. Cost Estimate — Platform Development</w:t>
       </w:r>
+      <w:bookmarkEnd w:id="10"/>
+    </w:p>
+    <w:p>
+      <w:pPr>
+        <w:spacing w:after="300"/>
+      </w:pPr>
+      <w:r>
+        <w:rPr>
+          <w:i/>
+          <w:rFonts w:ascii="Calibri" w:cs="Calibri" w:eastAsia="Calibri" w:hAnsi="Calibri"/>
+          <w:color w:val="595959"/>
+          <w:sz w:val="22"/>
+          <w:szCs w:val="22"/>
+        </w:rPr>
+        <w:t xml:space="preserve">This section estimates the cost of building the CIMS platform, in labour and other costs, and how that cost is spread across the releases.</w:t>
+      </w:r>
     </w:p>
     <w:p>
       <w:pPr>
         <w:pStyle w:val="Heading2"/>
       </w:pPr>
+      <w:bookmarkStart w:id="11" w:name="_TocV11_11"/>
       <w:r>
         <w:rPr>
           <w:rFonts w:ascii="Calibri" w:cs="Calibri" w:eastAsia="Calibri" w:hAnsi="Calibri"/>
         </w:rPr>
         <w:t xml:space="preserve">5.1 Labour (effort-based)</w:t>
+      </w:r>
+      <w:bookmarkEnd w:id="11"/>
+    </w:p>
+    <w:p>
+      <w:pPr>
+        <w:spacing w:after="300"/>
+      </w:pPr>
+      <w:r>
+        <w:rPr>
+          <w:i/>
+          <w:rFonts w:ascii="Calibri" w:cs="Calibri" w:eastAsia="Calibri" w:hAnsi="Calibri"/>
+          <w:color w:val="595959"/>
+          <w:sz w:val="22"/>
+          <w:szCs w:val="22"/>
+        </w:rPr>
+        <w:t xml:space="preserve">Labour is the largest cost. This sub-section estimates the effort of each role from the scope of work and applies typical Tanzanian market rates.</w:t>
       </w:r>
     </w:p>
     <w:p>
@@ -11667,11 +12795,28 @@
       <w:pPr>
         <w:pStyle w:val="Heading2"/>
       </w:pPr>
+      <w:bookmarkStart w:id="12" w:name="_TocV11_12"/>
       <w:r>
         <w:rPr>
           <w:rFonts w:ascii="Calibri" w:cs="Calibri" w:eastAsia="Calibri" w:hAnsi="Calibri"/>
         </w:rPr>
         <w:t xml:space="preserve">5.2 Non-labour costs</w:t>
+      </w:r>
+      <w:bookmarkEnd w:id="12"/>
+    </w:p>
+    <w:p>
+      <w:pPr>
+        <w:spacing w:after="300"/>
+      </w:pPr>
+      <w:r>
+        <w:rPr>
+          <w:i/>
+          <w:rFonts w:ascii="Calibri" w:cs="Calibri" w:eastAsia="Calibri" w:hAnsi="Calibri"/>
+          <w:color w:val="595959"/>
+          <w:sz w:val="22"/>
+          <w:szCs w:val="22"/>
+        </w:rPr>
+        <w:t xml:space="preserve">Non-labour costs are items other than staff time, such as workshops, infrastructure, the security test and training. The table lists each with its cost.</w:t>
       </w:r>
     </w:p>
     <w:tbl>
@@ -12271,11 +13416,28 @@
       <w:pPr>
         <w:pStyle w:val="Heading2"/>
       </w:pPr>
+      <w:bookmarkStart w:id="13" w:name="_TocV11_13"/>
       <w:r>
         <w:rPr>
           <w:rFonts w:ascii="Calibri" w:cs="Calibri" w:eastAsia="Calibri" w:hAnsi="Calibri"/>
         </w:rPr>
         <w:t xml:space="preserve">5.3 Budget summary</w:t>
+      </w:r>
+      <w:bookmarkEnd w:id="13"/>
+    </w:p>
+    <w:p>
+      <w:pPr>
+        <w:spacing w:after="300"/>
+      </w:pPr>
+      <w:r>
+        <w:rPr>
+          <w:i/>
+          <w:rFonts w:ascii="Calibri" w:cs="Calibri" w:eastAsia="Calibri" w:hAnsi="Calibri"/>
+          <w:color w:val="595959"/>
+          <w:sz w:val="22"/>
+          <w:szCs w:val="22"/>
+        </w:rPr>
+        <w:t xml:space="preserve">The budget summary brings labour and non-labour costs together with contingency and VAT to give the total development budget.</w:t>
       </w:r>
     </w:p>
     <w:tbl>
@@ -12891,11 +14053,28 @@
       <w:pPr>
         <w:pStyle w:val="Heading2"/>
       </w:pPr>
+      <w:bookmarkStart w:id="14" w:name="_TocV11_14"/>
       <w:r>
         <w:rPr>
           <w:rFonts w:ascii="Calibri" w:cs="Calibri" w:eastAsia="Calibri" w:hAnsi="Calibri"/>
         </w:rPr>
         <w:t xml:space="preserve">5.4 Cost by release</w:t>
+      </w:r>
+      <w:bookmarkEnd w:id="14"/>
+    </w:p>
+    <w:p>
+      <w:pPr>
+        <w:spacing w:after="300"/>
+      </w:pPr>
+      <w:r>
+        <w:rPr>
+          <w:i/>
+          <w:rFonts w:ascii="Calibri" w:cs="Calibri" w:eastAsia="Calibri" w:hAnsi="Calibri"/>
+          <w:color w:val="595959"/>
+          <w:sz w:val="22"/>
+          <w:szCs w:val="22"/>
+        </w:rPr>
+        <w:t xml:space="preserve">For approval in stages, this sub-section divides the budget by release in proportion to the effort each requires.</w:t>
       </w:r>
     </w:p>
     <w:p>
@@ -13381,22 +14560,56 @@
       <w:pPr>
         <w:pStyle w:val="Heading1"/>
       </w:pPr>
+      <w:bookmarkStart w:id="15" w:name="_TocV11_15"/>
       <w:r>
         <w:rPr>
           <w:rFonts w:ascii="Calibri" w:cs="Calibri" w:eastAsia="Calibri" w:hAnsi="Calibri"/>
         </w:rPr>
         <w:t xml:space="preserve">6. Commercial Model for Institutions</w:t>
       </w:r>
+      <w:bookmarkEnd w:id="15"/>
+    </w:p>
+    <w:p>
+      <w:pPr>
+        <w:spacing w:after="300"/>
+      </w:pPr>
+      <w:r>
+        <w:rPr>
+          <w:i/>
+          <w:rFonts w:ascii="Calibri" w:cs="Calibri" w:eastAsia="Calibri" w:hAnsi="Calibri"/>
+          <w:color w:val="595959"/>
+          <w:sz w:val="22"/>
+          <w:szCs w:val="22"/>
+        </w:rPr>
+        <w:t xml:space="preserve">This section sets out what institutions pay to use CIMS, either as a cloud subscription or as their own installation, and when payments fall due.</w:t>
+      </w:r>
     </w:p>
     <w:p>
       <w:pPr>
         <w:pStyle w:val="Heading2"/>
       </w:pPr>
+      <w:bookmarkStart w:id="16" w:name="_TocV11_16"/>
       <w:r>
         <w:rPr>
           <w:rFonts w:ascii="Calibri" w:cs="Calibri" w:eastAsia="Calibri" w:hAnsi="Calibri"/>
         </w:rPr>
         <w:t xml:space="preserve">6.1 Cloud subscription (Option A)</w:t>
+      </w:r>
+      <w:bookmarkEnd w:id="16"/>
+    </w:p>
+    <w:p>
+      <w:pPr>
+        <w:spacing w:after="300"/>
+      </w:pPr>
+      <w:r>
+        <w:rPr>
+          <w:i/>
+          <w:rFonts w:ascii="Calibri" w:cs="Calibri" w:eastAsia="Calibri" w:hAnsi="Calibri"/>
+          <w:color w:val="595959"/>
+          <w:sz w:val="22"/>
+          <w:szCs w:val="22"/>
+        </w:rPr>
+        <w:t xml:space="preserve">The cloud subscription is the default offer. The table gives the onboarding fee and the annual subscription per active student for each size of institution.</w:t>
       </w:r>
     </w:p>
     <w:tbl>
@@ -13892,11 +15105,28 @@
       <w:pPr>
         <w:pStyle w:val="Heading2"/>
       </w:pPr>
+      <w:bookmarkStart w:id="17" w:name="_TocV11_17"/>
       <w:r>
         <w:rPr>
           <w:rFonts w:ascii="Calibri" w:cs="Calibri" w:eastAsia="Calibri" w:hAnsi="Calibri"/>
         </w:rPr>
         <w:t xml:space="preserve">6.2 Dedicated installation (Option B)</w:t>
+      </w:r>
+      <w:bookmarkEnd w:id="17"/>
+    </w:p>
+    <w:p>
+      <w:pPr>
+        <w:spacing w:after="300"/>
+      </w:pPr>
+      <w:r>
+        <w:rPr>
+          <w:i/>
+          <w:rFonts w:ascii="Calibri" w:cs="Calibri" w:eastAsia="Calibri" w:hAnsi="Calibri"/>
+          <w:color w:val="595959"/>
+          <w:sz w:val="22"/>
+          <w:szCs w:val="22"/>
+        </w:rPr>
+        <w:t xml:space="preserve">For an institution that requires CIMS on its own servers, this sub-section gives indicative prices for the licence, implementation and annual support.</w:t>
       </w:r>
     </w:p>
     <w:tbl>
@@ -14283,11 +15513,28 @@
       <w:pPr>
         <w:pStyle w:val="Heading2"/>
       </w:pPr>
+      <w:bookmarkStart w:id="18" w:name="_TocV11_18"/>
       <w:r>
         <w:rPr>
           <w:rFonts w:ascii="Calibri" w:cs="Calibri" w:eastAsia="Calibri" w:hAnsi="Calibri"/>
         </w:rPr>
         <w:t xml:space="preserve">6.3 Payment milestones (onboarding and implementation)</w:t>
+      </w:r>
+      <w:bookmarkEnd w:id="18"/>
+    </w:p>
+    <w:p>
+      <w:pPr>
+        <w:spacing w:after="300"/>
+      </w:pPr>
+      <w:r>
+        <w:rPr>
+          <w:i/>
+          <w:rFonts w:ascii="Calibri" w:cs="Calibri" w:eastAsia="Calibri" w:hAnsi="Calibri"/>
+          <w:color w:val="595959"/>
+          <w:sz w:val="22"/>
+          <w:szCs w:val="22"/>
+        </w:rPr>
+        <w:t xml:space="preserve">Onboarding and implementation fees are paid in stages linked to results. The table shows each milestone and its share of the fee.</w:t>
       </w:r>
     </w:p>
     <w:tbl>
@@ -14603,22 +15850,56 @@
       <w:pPr>
         <w:pStyle w:val="Heading1"/>
       </w:pPr>
+      <w:bookmarkStart w:id="19" w:name="_TocV11_19"/>
       <w:r>
         <w:rPr>
           <w:rFonts w:ascii="Calibri" w:cs="Calibri" w:eastAsia="Calibri" w:hAnsi="Calibri"/>
         </w:rPr>
         <w:t xml:space="preserve">7. Investment Case</w:t>
       </w:r>
+      <w:bookmarkEnd w:id="19"/>
+    </w:p>
+    <w:p>
+      <w:pPr>
+        <w:spacing w:after="300"/>
+      </w:pPr>
+      <w:r>
+        <w:rPr>
+          <w:i/>
+          <w:rFonts w:ascii="Calibri" w:cs="Calibri" w:eastAsia="Calibri" w:hAnsi="Calibri"/>
+          <w:color w:val="595959"/>
+          <w:sz w:val="22"/>
+          <w:szCs w:val="22"/>
+        </w:rPr>
+        <w:t xml:space="preserve">This section explains how the platform investment is recovered: the cost of running the service, an illustrative three-year scenario and the value each institution gains.</w:t>
+      </w:r>
     </w:p>
     <w:p>
       <w:pPr>
         <w:pStyle w:val="Heading2"/>
       </w:pPr>
+      <w:bookmarkStart w:id="20" w:name="_TocV11_20"/>
       <w:r>
         <w:rPr>
           <w:rFonts w:ascii="Calibri" w:cs="Calibri" w:eastAsia="Calibri" w:hAnsi="Calibri"/>
         </w:rPr>
         <w:t xml:space="preserve">7.1 Platform running cost (steady state)</w:t>
+      </w:r>
+      <w:bookmarkEnd w:id="20"/>
+    </w:p>
+    <w:p>
+      <w:pPr>
+        <w:spacing w:after="300"/>
+      </w:pPr>
+      <w:r>
+        <w:rPr>
+          <w:i/>
+          <w:rFonts w:ascii="Calibri" w:cs="Calibri" w:eastAsia="Calibri" w:hAnsi="Calibri"/>
+          <w:color w:val="595959"/>
+          <w:sz w:val="22"/>
+          <w:szCs w:val="22"/>
+        </w:rPr>
+        <w:t xml:space="preserve">This sub-section estimates the yearly cost of running the platform once it is live: support team, hosting, software services and other items.</w:t>
       </w:r>
     </w:p>
     <w:tbl>
@@ -15149,11 +16430,28 @@
       <w:pPr>
         <w:pStyle w:val="Heading2"/>
       </w:pPr>
+      <w:bookmarkStart w:id="21" w:name="_TocV11_21"/>
       <w:r>
         <w:rPr>
           <w:rFonts w:ascii="Calibri" w:cs="Calibri" w:eastAsia="Calibri" w:hAnsi="Calibri"/>
         </w:rPr>
         <w:t xml:space="preserve">7.2 Illustrative three-year scenario</w:t>
+      </w:r>
+      <w:bookmarkEnd w:id="21"/>
+    </w:p>
+    <w:p>
+      <w:pPr>
+        <w:spacing w:after="300"/>
+      </w:pPr>
+      <w:r>
+        <w:rPr>
+          <w:i/>
+          <w:rFonts w:ascii="Calibri" w:cs="Calibri" w:eastAsia="Calibri" w:hAnsi="Calibri"/>
+          <w:color w:val="595959"/>
+          <w:sz w:val="22"/>
+          <w:szCs w:val="22"/>
+        </w:rPr>
+        <w:t xml:space="preserve">This illustrative scenario combines subscriptions and running costs over three years to show when the platform covers its costs. It is a sample calculation, not a forecast.</w:t>
       </w:r>
     </w:p>
     <w:p>
@@ -16297,11 +17595,28 @@
       <w:pPr>
         <w:pStyle w:val="Heading2"/>
       </w:pPr>
+      <w:bookmarkStart w:id="22" w:name="_TocV11_22"/>
       <w:r>
         <w:rPr>
           <w:rFonts w:ascii="Calibri" w:cs="Calibri" w:eastAsia="Calibri" w:hAnsi="Calibri"/>
         </w:rPr>
         <w:t xml:space="preserve">7.3 Value to an individual institution</w:t>
+      </w:r>
+      <w:bookmarkEnd w:id="22"/>
+    </w:p>
+    <w:p>
+      <w:pPr>
+        <w:spacing w:after="300"/>
+      </w:pPr>
+      <w:r>
+        <w:rPr>
+          <w:i/>
+          <w:rFonts w:ascii="Calibri" w:cs="Calibri" w:eastAsia="Calibri" w:hAnsi="Calibri"/>
+          <w:color w:val="595959"/>
+          <w:sz w:val="22"/>
+          <w:szCs w:val="22"/>
+        </w:rPr>
+        <w:t xml:space="preserve">Beyond the financial case for Msingi, each institution gains directly. This sub-section lists the main benefits to an institution that adopts CIMS.</w:t>
       </w:r>
     </w:p>
     <w:p>
@@ -16388,11 +17703,28 @@
       <w:pPr>
         <w:pStyle w:val="Heading1"/>
       </w:pPr>
+      <w:bookmarkStart w:id="23" w:name="_TocV11_23"/>
       <w:r>
         <w:rPr>
           <w:rFonts w:ascii="Calibri" w:cs="Calibri" w:eastAsia="Calibri" w:hAnsi="Calibri"/>
         </w:rPr>
         <w:t xml:space="preserve">8. Institution-Side Budget and Contributions</w:t>
+      </w:r>
+      <w:bookmarkEnd w:id="23"/>
+    </w:p>
+    <w:p>
+      <w:pPr>
+        <w:spacing w:after="300"/>
+      </w:pPr>
+      <w:r>
+        <w:rPr>
+          <w:i/>
+          <w:rFonts w:ascii="Calibri" w:cs="Calibri" w:eastAsia="Calibri" w:hAnsi="Calibri"/>
+          <w:color w:val="595959"/>
+          <w:sz w:val="22"/>
+          <w:szCs w:val="22"/>
+        </w:rPr>
+        <w:t xml:space="preserve">Institutions also carry some costs and duties of their own, such as internet connectivity, devices and staff time. This section lists what each institution should plan and budget for.</w:t>
       </w:r>
     </w:p>
     <w:tbl>
@@ -16988,11 +18320,28 @@
       <w:pPr>
         <w:pStyle w:val="Heading1"/>
       </w:pPr>
+      <w:bookmarkStart w:id="24" w:name="_TocV11_24"/>
       <w:r>
         <w:rPr>
           <w:rFonts w:ascii="Calibri" w:cs="Calibri" w:eastAsia="Calibri" w:hAnsi="Calibri"/>
         </w:rPr>
         <w:t xml:space="preserve">9. Quality Assurance and Testing</w:t>
+      </w:r>
+      <w:bookmarkEnd w:id="24"/>
+    </w:p>
+    <w:p>
+      <w:pPr>
+        <w:spacing w:after="300"/>
+      </w:pPr>
+      <w:r>
+        <w:rPr>
+          <w:i/>
+          <w:rFonts w:ascii="Calibri" w:cs="Calibri" w:eastAsia="Calibri" w:hAnsi="Calibri"/>
+          <w:color w:val="595959"/>
+          <w:sz w:val="22"/>
+          <w:szCs w:val="22"/>
+        </w:rPr>
+        <w:t xml:space="preserve">This section describes how CIMS is tested at every level, from automated checks of each part to acceptance testing by the institution, so that it is accurate and reliable before use.</w:t>
       </w:r>
     </w:p>
     <w:tbl>
@@ -17606,11 +18955,28 @@
       <w:pPr>
         <w:pStyle w:val="Heading1"/>
       </w:pPr>
+      <w:bookmarkStart w:id="25" w:name="_TocV11_25"/>
       <w:r>
         <w:rPr>
           <w:rFonts w:ascii="Calibri" w:cs="Calibri" w:eastAsia="Calibri" w:hAnsi="Calibri"/>
         </w:rPr>
         <w:t xml:space="preserve">10. Training and Change Management</w:t>
+      </w:r>
+      <w:bookmarkEnd w:id="25"/>
+    </w:p>
+    <w:p>
+      <w:pPr>
+        <w:spacing w:after="300"/>
+      </w:pPr>
+      <w:r>
+        <w:rPr>
+          <w:i/>
+          <w:rFonts w:ascii="Calibri" w:cs="Calibri" w:eastAsia="Calibri" w:hAnsi="Calibri"/>
+          <w:color w:val="595959"/>
+          <w:sz w:val="22"/>
+          <w:szCs w:val="22"/>
+        </w:rPr>
+        <w:t xml:space="preserve">New systems change how people work. This section sets out the training for each group of users and how the change is managed so that staff adopt the system confidently.</w:t>
       </w:r>
     </w:p>
     <w:tbl>
@@ -18265,11 +19631,28 @@
       <w:pPr>
         <w:pStyle w:val="Heading1"/>
       </w:pPr>
+      <w:bookmarkStart w:id="26" w:name="_TocV11_26"/>
       <w:r>
         <w:rPr>
           <w:rFonts w:ascii="Calibri" w:cs="Calibri" w:eastAsia="Calibri" w:hAnsi="Calibri"/>
         </w:rPr>
         <w:t xml:space="preserve">11. Support and Service Levels</w:t>
+      </w:r>
+      <w:bookmarkEnd w:id="26"/>
+    </w:p>
+    <w:p>
+      <w:pPr>
+        <w:spacing w:after="300"/>
+      </w:pPr>
+      <w:r>
+        <w:rPr>
+          <w:i/>
+          <w:rFonts w:ascii="Calibri" w:cs="Calibri" w:eastAsia="Calibri" w:hAnsi="Calibri"/>
+          <w:color w:val="595959"/>
+          <w:sz w:val="22"/>
+          <w:szCs w:val="22"/>
+        </w:rPr>
+        <w:t xml:space="preserve">This section defines the support institutions receive after go-live: how problems are graded by severity and how quickly each is answered and fixed.</w:t>
       </w:r>
     </w:p>
     <w:tbl>
@@ -19002,11 +20385,28 @@
       <w:pPr>
         <w:pStyle w:val="Heading1"/>
       </w:pPr>
+      <w:bookmarkStart w:id="27" w:name="_TocV11_27"/>
       <w:r>
         <w:rPr>
           <w:rFonts w:ascii="Calibri" w:cs="Calibri" w:eastAsia="Calibri" w:hAnsi="Calibri"/>
         </w:rPr>
         <w:t xml:space="preserve">12. Risk Register</w:t>
+      </w:r>
+      <w:bookmarkEnd w:id="27"/>
+    </w:p>
+    <w:p>
+      <w:pPr>
+        <w:spacing w:after="300"/>
+      </w:pPr>
+      <w:r>
+        <w:rPr>
+          <w:i/>
+          <w:rFonts w:ascii="Calibri" w:cs="Calibri" w:eastAsia="Calibri" w:hAnsi="Calibri"/>
+          <w:color w:val="595959"/>
+          <w:sz w:val="22"/>
+          <w:szCs w:val="22"/>
+        </w:rPr>
+        <w:t xml:space="preserve">The risk register lists the main risks to the project, how likely and how serious each is, and what is done to reduce it.</w:t>
       </w:r>
     </w:p>
     <w:tbl>
@@ -21605,11 +23005,28 @@
       <w:pPr>
         <w:pStyle w:val="Heading1"/>
       </w:pPr>
+      <w:bookmarkStart w:id="28" w:name="_TocV11_28"/>
       <w:r>
         <w:rPr>
           <w:rFonts w:ascii="Calibri" w:cs="Calibri" w:eastAsia="Calibri" w:hAnsi="Calibri"/>
         </w:rPr>
         <w:t xml:space="preserve">13. Change Control</w:t>
+      </w:r>
+      <w:bookmarkEnd w:id="28"/>
+    </w:p>
+    <w:p>
+      <w:pPr>
+        <w:spacing w:after="300"/>
+      </w:pPr>
+      <w:r>
+        <w:rPr>
+          <w:i/>
+          <w:rFonts w:ascii="Calibri" w:cs="Calibri" w:eastAsia="Calibri" w:hAnsi="Calibri"/>
+          <w:color w:val="595959"/>
+          <w:sz w:val="22"/>
+          <w:szCs w:val="22"/>
+        </w:rPr>
+        <w:t xml:space="preserve">Requests to change the agreed scope are inevitable. This section sets out how each change is requested, assessed and approved, so that scope, time and cost stay under control.</w:t>
       </w:r>
     </w:p>
     <w:p>
@@ -21696,11 +23113,28 @@
       <w:pPr>
         <w:pStyle w:val="Heading1"/>
       </w:pPr>
+      <w:bookmarkStart w:id="29" w:name="_TocV11_29"/>
       <w:r>
         <w:rPr>
           <w:rFonts w:ascii="Calibri" w:cs="Calibri" w:eastAsia="Calibri" w:hAnsi="Calibri"/>
         </w:rPr>
         <w:t xml:space="preserve">14. Next Steps</w:t>
+      </w:r>
+      <w:bookmarkEnd w:id="29"/>
+    </w:p>
+    <w:p>
+      <w:pPr>
+        <w:spacing w:after="300"/>
+      </w:pPr>
+      <w:r>
+        <w:rPr>
+          <w:i/>
+          <w:rFonts w:ascii="Calibri" w:cs="Calibri" w:eastAsia="Calibri" w:hAnsi="Calibri"/>
+          <w:color w:val="595959"/>
+          <w:sz w:val="22"/>
+          <w:szCs w:val="22"/>
+        </w:rPr>
+        <w:t xml:space="preserve">This final section lists the decisions and actions needed from stakeholders to move the project forward.</w:t>
       </w:r>
     </w:p>
     <w:p>

--- a/docs/07_Development_Plan_and_Cost_Estimate_College_Institution_Management_System.docx
+++ b/docs/07_Development_Plan_and_Cost_Estimate_College_Institution_Management_System.docx
@@ -397,7 +397,7 @@
                 <w:sz w:val="18"/>
                 <w:szCs w:val="18"/>
               </w:rPr>
-              <w:t xml:space="preserve">Version 3.2 — updated to the system as built after the October 2026 completion batches, for stakeholder review</w:t>
+              <w:t xml:space="preserve">Version 3.3 — updated to the system as built after the October 2026 completion batches, for stakeholder review</w:t>
             </w:r>
           </w:p>
         </w:tc>
@@ -1648,6 +1648,143 @@
                 <w:szCs w:val="18"/>
               </w:rPr>
               <w:t xml:space="preserve">Remaining work updated after Batch 9 (go-live hardening): passwords of at least 10 characters; scheduled jobs run once across several instances; the web app split into bundles loaded on demand; WCAG accessibility fixes; end-to-end tests in three browsers and security scans (Trivy, OWASP ZAP baseline, npm audit) in CI.</w:t>
+            </w:r>
+          </w:p>
+        </w:tc>
+      </w:tr>
+      <w:tr>
+        <w:trPr>
+          <w:cantSplit/>
+        </w:trPr>
+        <w:tc>
+          <w:tcPr>
+            <w:tcW w:type="dxa" w:w="1083"/>
+            <w:tcBorders>
+              <w:top w:val="single" w:color="BFC9D6" w:sz="4"/>
+              <w:left w:val="single" w:color="BFC9D6" w:sz="4"/>
+              <w:bottom w:val="single" w:color="BFC9D6" w:sz="4"/>
+              <w:right w:val="single" w:color="BFC9D6" w:sz="4"/>
+            </w:tcBorders>
+            <w:shd w:fill="EEF3F8" w:color="auto" w:val="clear"/>
+            <w:tcMar>
+              <w:top w:type="dxa" w:w="60"/>
+              <w:left w:type="dxa" w:w="100"/>
+              <w:bottom w:type="dxa" w:w="60"/>
+              <w:right w:type="dxa" w:w="100"/>
+            </w:tcMar>
+            <w:vAlign w:val="center"/>
+          </w:tcPr>
+          <w:p>
+            <w:pPr>
+              <w:spacing w:after="30" w:before="30"/>
+              <w:jc w:val="left"/>
+            </w:pPr>
+            <w:r>
+              <w:rPr>
+                <w:rFonts w:ascii="Calibri" w:cs="Calibri" w:eastAsia="Calibri" w:hAnsi="Calibri"/>
+                <w:sz w:val="18"/>
+                <w:szCs w:val="18"/>
+              </w:rPr>
+              <w:t xml:space="preserve">3.3</w:t>
+            </w:r>
+          </w:p>
+        </w:tc>
+        <w:tc>
+          <w:tcPr>
+            <w:tcW w:type="dxa" w:w="1624"/>
+            <w:tcBorders>
+              <w:top w:val="single" w:color="BFC9D6" w:sz="4"/>
+              <w:left w:val="single" w:color="BFC9D6" w:sz="4"/>
+              <w:bottom w:val="single" w:color="BFC9D6" w:sz="4"/>
+              <w:right w:val="single" w:color="BFC9D6" w:sz="4"/>
+            </w:tcBorders>
+            <w:shd w:fill="EEF3F8" w:color="auto" w:val="clear"/>
+            <w:tcMar>
+              <w:top w:type="dxa" w:w="60"/>
+              <w:left w:type="dxa" w:w="100"/>
+              <w:bottom w:type="dxa" w:w="60"/>
+              <w:right w:type="dxa" w:w="100"/>
+            </w:tcMar>
+            <w:vAlign w:val="center"/>
+          </w:tcPr>
+          <w:p>
+            <w:pPr>
+              <w:spacing w:after="30" w:before="30"/>
+              <w:jc w:val="left"/>
+            </w:pPr>
+            <w:r>
+              <w:rPr>
+                <w:rFonts w:ascii="Calibri" w:cs="Calibri" w:eastAsia="Calibri" w:hAnsi="Calibri"/>
+                <w:sz w:val="18"/>
+                <w:szCs w:val="18"/>
+              </w:rPr>
+              <w:t xml:space="preserve">October 2026</w:t>
+            </w:r>
+          </w:p>
+        </w:tc>
+        <w:tc>
+          <w:tcPr>
+            <w:tcW w:type="dxa" w:w="1985"/>
+            <w:tcBorders>
+              <w:top w:val="single" w:color="BFC9D6" w:sz="4"/>
+              <w:left w:val="single" w:color="BFC9D6" w:sz="4"/>
+              <w:bottom w:val="single" w:color="BFC9D6" w:sz="4"/>
+              <w:right w:val="single" w:color="BFC9D6" w:sz="4"/>
+            </w:tcBorders>
+            <w:shd w:fill="EEF3F8" w:color="auto" w:val="clear"/>
+            <w:tcMar>
+              <w:top w:type="dxa" w:w="60"/>
+              <w:left w:type="dxa" w:w="100"/>
+              <w:bottom w:type="dxa" w:w="60"/>
+              <w:right w:type="dxa" w:w="100"/>
+            </w:tcMar>
+            <w:vAlign w:val="center"/>
+          </w:tcPr>
+          <w:p>
+            <w:pPr>
+              <w:spacing w:after="30" w:before="30"/>
+              <w:jc w:val="left"/>
+            </w:pPr>
+            <w:r>
+              <w:rPr>
+                <w:rFonts w:ascii="Calibri" w:cs="Calibri" w:eastAsia="Calibri" w:hAnsi="Calibri"/>
+                <w:sz w:val="18"/>
+                <w:szCs w:val="18"/>
+              </w:rPr>
+              <w:t xml:space="preserve">Msingi Technologies Ltd</w:t>
+            </w:r>
+          </w:p>
+        </w:tc>
+        <w:tc>
+          <w:tcPr>
+            <w:tcW w:type="dxa" w:w="4334"/>
+            <w:tcBorders>
+              <w:top w:val="single" w:color="BFC9D6" w:sz="4"/>
+              <w:left w:val="single" w:color="BFC9D6" w:sz="4"/>
+              <w:bottom w:val="single" w:color="BFC9D6" w:sz="4"/>
+              <w:right w:val="single" w:color="BFC9D6" w:sz="4"/>
+            </w:tcBorders>
+            <w:shd w:fill="EEF3F8" w:color="auto" w:val="clear"/>
+            <w:tcMar>
+              <w:top w:type="dxa" w:w="60"/>
+              <w:left w:type="dxa" w:w="100"/>
+              <w:bottom w:type="dxa" w:w="60"/>
+              <w:right w:type="dxa" w:w="100"/>
+            </w:tcMar>
+            <w:vAlign w:val="center"/>
+          </w:tcPr>
+          <w:p>
+            <w:pPr>
+              <w:spacing w:after="30" w:before="30"/>
+              <w:jc w:val="left"/>
+            </w:pPr>
+            <w:r>
+              <w:rPr>
+                <w:rFonts w:ascii="Calibri" w:cs="Calibri" w:eastAsia="Calibri" w:hAnsi="Calibri"/>
+                <w:sz w:val="18"/>
+                <w:szCs w:val="18"/>
+              </w:rPr>
+              <w:t xml:space="preserve">Progress updated after Batch 10: late-registration fee, application-fee reminders, waivers proposed when a status change takes effect, hostel bed changes with the fee difference, refunds of fees paid (hostel check-out and cancellation), and the entry-rule test tool.</w:t>
             </w:r>
           </w:p>
         </w:tc>
@@ -6558,7 +6695,7 @@
         <w:rPr>
           <w:rFonts w:ascii="Calibri" w:cs="Calibri" w:eastAsia="Calibri" w:hAnsi="Calibri"/>
         </w:rPr>
-        <w:t xml:space="preserve">The build was done ahead of the 2 November 2026 start assumed above. The system has 156 database tables from 49 migrations, about 55,000 lines of backend and 26,000 lines of frontend code, 239 automated backend tests and frontend unit tests, 35 standard reports and 20 roles, with every screen in English and Kiswahili. Its status against the planned phases:</w:t>
+        <w:t xml:space="preserve">The build was done ahead of the 2 November 2026 start assumed above. The system has 159 database tables from 51 migrations, about 55,000 lines of backend and 26,000 lines of frontend code, 248 automated backend tests and frontend unit tests, 35 standard reports and 20 roles, with every screen in English and Kiswahili. Its status against the planned phases:</w:t>
       </w:r>
     </w:p>
     <w:tbl>
@@ -8222,7 +8359,7 @@
                 <w:sz w:val="16"/>
                 <w:szCs w:val="16"/>
               </w:rPr>
-              <w:t xml:space="preserve">Timetabling; campus-level role scopes; room changes and swaps in hostels; offline caching in the student portal; regulator returns beyond the NACTVET files.</w:t>
+              <w:t xml:space="preserve">Timetabling; campus-level role scopes; room swaps between two students in hostels; offline caching in the student portal; regulator returns beyond the NACTVET files. (Hostel bed changes with the fee difference are built.)</w:t>
             </w:r>
           </w:p>
         </w:tc>
@@ -18948,7 +19085,13 @@
           <w:b/>
           <w:bCs/>
         </w:rPr>
-        <w:t xml:space="preserve">As built: 244 automated backend tests in 71 test classes run against a real PostgreSQL database, including tenant isolation, the job lock, integration adapters against simulators of NACTVET, GePG, HESLB, NIDA, MUSE and TAMISEMI, and regulation calculations (grading, GPA, decisions); frontend unit tests cover the Kiswahili translation layer; Playwright end-to-end and accessibility tests run in Chromium, Firefox and WebKit; continuous integration runs them with Trivy, npm audit and an OWASP ZAP baseline, and k6 and Locust load tests are scripted. Still to do: coverage measurement, golden datasets confirmed by examinations officers, system integration against the bodies' test environments, the peak load test on staging, the penetration test, and pilot acceptance.</w:t>
+        <w:t>As built:</w:t>
+      </w:r>
+      <w:r>
+        <w:rPr>
+          <w:rFonts w:ascii="Calibri" w:cs="Calibri" w:eastAsia="Calibri" w:hAnsi="Calibri"/>
+        </w:rPr>
+        <w:t xml:space="preserve"> 248 automated backend tests in 72 test classes run against a real PostgreSQL database, including tenant isolation, the job lock, integration adapters against simulators of NACTVET, GePG, HESLB, NIDA, MUSE and TAMISEMI, and regulation calculations (grading, GPA, decisions); frontend unit tests cover the Kiswahili translation layer; Playwright end-to-end and accessibility tests run in Chromium, Firefox and WebKit; continuous integration runs them with Trivy, npm audit and an OWASP ZAP baseline, and k6 and Locust load tests are scripted. Still to do: coverage measurement, golden datasets confirmed by examinations officers, system integration against the bodies' test environments, the peak load test on staging, the penetration test, and pilot acceptance.</w:t>
       </w:r>
     </w:p>
     <w:p>

--- a/docs/07_Development_Plan_and_Cost_Estimate_College_Institution_Management_System.docx
+++ b/docs/07_Development_Plan_and_Cost_Estimate_College_Institution_Management_System.docx
@@ -1784,7 +1784,7 @@
                 <w:sz w:val="18"/>
                 <w:szCs w:val="18"/>
               </w:rPr>
-              <w:t xml:space="preserve">Progress updated after Batch 10: late-registration fee, application-fee reminders, waivers proposed when a status change takes effect, hostel bed changes with the fee difference, refunds of fees paid (hostel check-out and cancellation), and the entry-rule test tool.</w:t>
+              <w:t xml:space="preserve">Progress updated after Batch 10: late-registration fee, application-fee reminders, waivers proposed when a status change takes effect, hostel bed changes with the fee difference, refunds of fees paid (hostel check-out and cancellation), and the entry-rule test tool. Abbreviations and glossary table added (section 1.1).</w:t>
             </w:r>
           </w:p>
         </w:tc>
@@ -3374,6 +3374,34 @@
             <w:tabs>
               <w:tab w:val="right" w:leader="dot" w:pos="9020"/>
             </w:tabs>
+            <w:spacing w:before="20" w:after="20"/>
+            <w:ind w:left="360"/>
+          </w:pPr>
+          <w:hyperlink w:anchor="_TocV11_30" w:history="1">
+            <w:r>
+              <w:rPr>
+                <w:rFonts w:ascii="Calibri" w:cs="Calibri" w:eastAsia="Calibri" w:hAnsi="Calibri"/>
+                <w:sz w:val="20"/>
+                <w:szCs w:val="20"/>
+              </w:rPr>
+              <w:t xml:space="preserve">1.1 Abbreviations and glossary</w:t>
+            </w:r>
+            <w:r>
+              <w:rPr>
+                <w:rFonts w:ascii="Calibri" w:cs="Calibri" w:eastAsia="Calibri" w:hAnsi="Calibri"/>
+                <w:sz w:val="20"/>
+                <w:szCs w:val="20"/>
+              </w:rPr>
+              <w:tab/>
+              <w:t>5</w:t>
+            </w:r>
+          </w:hyperlink>
+        </w:p>
+        <w:p>
+          <w:pPr>
+            <w:tabs>
+              <w:tab w:val="right" w:leader="dot" w:pos="9020"/>
+            </w:tabs>
             <w:spacing w:before="120" w:after="20"/>
             <w:ind w:left="0"/>
           </w:pPr>
@@ -3399,7 +3427,7 @@
                 <w:szCs w:val="21"/>
               </w:rPr>
               <w:tab/>
-              <w:t>5</w:t>
+              <w:t>7</w:t>
             </w:r>
           </w:hyperlink>
         </w:p>
@@ -3433,7 +3461,7 @@
                 <w:szCs w:val="21"/>
               </w:rPr>
               <w:tab/>
-              <w:t>5</w:t>
+              <w:t>7</w:t>
             </w:r>
           </w:hyperlink>
         </w:p>
@@ -3461,7 +3489,7 @@
                 <w:szCs w:val="20"/>
               </w:rPr>
               <w:tab/>
-              <w:t>6</w:t>
+              <w:t>8</w:t>
             </w:r>
           </w:hyperlink>
         </w:p>
@@ -3489,7 +3517,7 @@
                 <w:szCs w:val="20"/>
               </w:rPr>
               <w:tab/>
-              <w:t>7</w:t>
+              <w:t>8</w:t>
             </w:r>
           </w:hyperlink>
         </w:p>
@@ -3523,7 +3551,7 @@
                 <w:szCs w:val="21"/>
               </w:rPr>
               <w:tab/>
-              <w:t>8</w:t>
+              <w:t>10</w:t>
             </w:r>
           </w:hyperlink>
         </w:p>
@@ -3551,7 +3579,7 @@
                 <w:szCs w:val="20"/>
               </w:rPr>
               <w:tab/>
-              <w:t>8</w:t>
+              <w:t>10</w:t>
             </w:r>
           </w:hyperlink>
         </w:p>
@@ -3579,7 +3607,7 @@
                 <w:szCs w:val="20"/>
               </w:rPr>
               <w:tab/>
-              <w:t>9</w:t>
+              <w:t>10</w:t>
             </w:r>
           </w:hyperlink>
         </w:p>
@@ -3607,7 +3635,7 @@
                 <w:szCs w:val="20"/>
               </w:rPr>
               <w:tab/>
-              <w:t>9</w:t>
+              <w:t>11</w:t>
             </w:r>
           </w:hyperlink>
         </w:p>
@@ -3641,7 +3669,7 @@
                 <w:szCs w:val="21"/>
               </w:rPr>
               <w:tab/>
-              <w:t>9</w:t>
+              <w:t>11</w:t>
             </w:r>
           </w:hyperlink>
         </w:p>
@@ -3669,7 +3697,7 @@
                 <w:szCs w:val="20"/>
               </w:rPr>
               <w:tab/>
-              <w:t>9</w:t>
+              <w:t>11</w:t>
             </w:r>
           </w:hyperlink>
         </w:p>
@@ -3697,7 +3725,7 @@
                 <w:szCs w:val="20"/>
               </w:rPr>
               <w:tab/>
-              <w:t>10</w:t>
+              <w:t>11</w:t>
             </w:r>
           </w:hyperlink>
         </w:p>
@@ -3725,7 +3753,7 @@
                 <w:szCs w:val="20"/>
               </w:rPr>
               <w:tab/>
-              <w:t>10</w:t>
+              <w:t>12</w:t>
             </w:r>
           </w:hyperlink>
         </w:p>
@@ -3753,7 +3781,7 @@
                 <w:szCs w:val="20"/>
               </w:rPr>
               <w:tab/>
-              <w:t>11</w:t>
+              <w:t>12</w:t>
             </w:r>
           </w:hyperlink>
         </w:p>
@@ -3787,7 +3815,7 @@
                 <w:szCs w:val="21"/>
               </w:rPr>
               <w:tab/>
-              <w:t>11</w:t>
+              <w:t>13</w:t>
             </w:r>
           </w:hyperlink>
         </w:p>
@@ -3815,7 +3843,7 @@
                 <w:szCs w:val="20"/>
               </w:rPr>
               <w:tab/>
-              <w:t>11</w:t>
+              <w:t>13</w:t>
             </w:r>
           </w:hyperlink>
         </w:p>
@@ -3843,7 +3871,7 @@
                 <w:szCs w:val="20"/>
               </w:rPr>
               <w:tab/>
-              <w:t>12</w:t>
+              <w:t>13</w:t>
             </w:r>
           </w:hyperlink>
         </w:p>
@@ -3871,7 +3899,7 @@
                 <w:szCs w:val="20"/>
               </w:rPr>
               <w:tab/>
-              <w:t>12</w:t>
+              <w:t>13</w:t>
             </w:r>
           </w:hyperlink>
         </w:p>
@@ -3905,7 +3933,7 @@
                 <w:szCs w:val="21"/>
               </w:rPr>
               <w:tab/>
-              <w:t>12</w:t>
+              <w:t>14</w:t>
             </w:r>
           </w:hyperlink>
         </w:p>
@@ -3933,7 +3961,7 @@
                 <w:szCs w:val="20"/>
               </w:rPr>
               <w:tab/>
-              <w:t>12</w:t>
+              <w:t>14</w:t>
             </w:r>
           </w:hyperlink>
         </w:p>
@@ -3961,7 +3989,7 @@
                 <w:szCs w:val="20"/>
               </w:rPr>
               <w:tab/>
-              <w:t>13</w:t>
+              <w:t>14</w:t>
             </w:r>
           </w:hyperlink>
         </w:p>
@@ -3989,7 +4017,7 @@
                 <w:szCs w:val="20"/>
               </w:rPr>
               <w:tab/>
-              <w:t>13</w:t>
+              <w:t>15</w:t>
             </w:r>
           </w:hyperlink>
         </w:p>
@@ -4023,7 +4051,7 @@
                 <w:szCs w:val="21"/>
               </w:rPr>
               <w:tab/>
-              <w:t>13</w:t>
+              <w:t>15</w:t>
             </w:r>
           </w:hyperlink>
         </w:p>
@@ -4057,7 +4085,7 @@
                 <w:szCs w:val="21"/>
               </w:rPr>
               <w:tab/>
-              <w:t>14</w:t>
+              <w:t>15</w:t>
             </w:r>
           </w:hyperlink>
         </w:p>
@@ -4091,7 +4119,7 @@
                 <w:szCs w:val="21"/>
               </w:rPr>
               <w:tab/>
-              <w:t>14</w:t>
+              <w:t>16</w:t>
             </w:r>
           </w:hyperlink>
         </w:p>
@@ -4125,7 +4153,7 @@
                 <w:szCs w:val="21"/>
               </w:rPr>
               <w:tab/>
-              <w:t>15</w:t>
+              <w:t>16</w:t>
             </w:r>
           </w:hyperlink>
         </w:p>
@@ -4159,7 +4187,7 @@
                 <w:szCs w:val="21"/>
               </w:rPr>
               <w:tab/>
-              <w:t>15</w:t>
+              <w:t>17</w:t>
             </w:r>
           </w:hyperlink>
         </w:p>
@@ -4193,7 +4221,7 @@
                 <w:szCs w:val="21"/>
               </w:rPr>
               <w:tab/>
-              <w:t>16</w:t>
+              <w:t>18</w:t>
             </w:r>
           </w:hyperlink>
         </w:p>
@@ -4227,7 +4255,7 @@
                 <w:szCs w:val="21"/>
               </w:rPr>
               <w:tab/>
-              <w:t>16</w:t>
+              <w:t>18</w:t>
             </w:r>
           </w:hyperlink>
         </w:p>
@@ -4393,6 +4421,3042 @@
           <w:rFonts w:ascii="Calibri" w:cs="Calibri" w:eastAsia="Calibri" w:hAnsi="Calibri"/>
         </w:rPr>
         <w:t xml:space="preserve"> the development build already covers the core scope of all three releases (section 3.2). The schedule and costs below are the version 2.0 estimate and have not been re-baselined; the remaining work is now mainly live integrations, hardening, migration, hosting and pilots.</w:t>
+      </w:r>
+    </w:p>
+    <w:p>
+      <w:pPr>
+        <w:pStyle w:val="Heading2"/>
+      </w:pPr>
+      <w:bookmarkStart w:id="30" w:name="_TocV11_30"/>
+      <w:r>
+        <w:rPr>
+          <w:rFonts w:ascii="Calibri" w:cs="Calibri" w:eastAsia="Calibri" w:hAnsi="Calibri"/>
+        </w:rPr>
+        <w:t xml:space="preserve">1.1 Abbreviations and glossary</w:t>
+      </w:r>
+      <w:bookmarkEnd w:id="30"/>
+    </w:p>
+    <w:p>
+      <w:pPr>
+        <w:spacing w:after="300"/>
+      </w:pPr>
+      <w:r>
+        <w:rPr>
+          <w:i/>
+          <w:rFonts w:ascii="Calibri" w:cs="Calibri" w:eastAsia="Calibri" w:hAnsi="Calibri"/>
+          <w:color w:val="595959"/>
+          <w:sz w:val="22"/>
+          <w:szCs w:val="22"/>
+        </w:rPr>
+        <w:t xml:space="preserve">This table explains the abbreviations and specialised terms used in this document, so that readers from any office can follow it. Only terms that appear in this document are listed.</w:t>
+      </w:r>
+    </w:p>
+    <w:tbl>
+      <w:tblPr>
+        <w:tblW w:type="dxa" w:w="9026"/>
+        <w:tblBorders>
+          <w:top w:val="single" w:color="auto" w:sz="4"/>
+          <w:left w:val="single" w:color="auto" w:sz="4"/>
+          <w:bottom w:val="single" w:color="auto" w:sz="4"/>
+          <w:right w:val="single" w:color="auto" w:sz="4"/>
+          <w:insideH w:val="single" w:color="auto" w:sz="4"/>
+          <w:insideV w:val="single" w:color="auto" w:sz="4"/>
+        </w:tblBorders>
+        <w:tblLayout w:type="fixed"/>
+      </w:tblPr>
+      <w:tblGrid>
+        <w:gridCol w:w="1985"/>
+        <w:gridCol w:w="7041"/>
+      </w:tblGrid>
+      <w:tr>
+        <w:trPr>
+          <w:tblHeader/>
+        </w:trPr>
+        <w:tc>
+          <w:tcPr>
+            <w:tcW w:type="dxa" w:w="1985"/>
+            <w:tcBorders>
+              <w:top w:val="single" w:color="BFC9D6" w:sz="4"/>
+              <w:left w:val="single" w:color="BFC9D6" w:sz="4"/>
+              <w:bottom w:val="single" w:color="BFC9D6" w:sz="4"/>
+              <w:right w:val="single" w:color="BFC9D6" w:sz="4"/>
+            </w:tcBorders>
+            <w:shd w:fill="1F3864" w:color="auto" w:val="clear"/>
+            <w:tcMar>
+              <w:top w:type="dxa" w:w="60"/>
+              <w:left w:type="dxa" w:w="100"/>
+              <w:bottom w:type="dxa" w:w="60"/>
+              <w:right w:type="dxa" w:w="100"/>
+            </w:tcMar>
+            <w:vAlign w:val="center"/>
+          </w:tcPr>
+          <w:p>
+            <w:pPr>
+              <w:spacing w:after="30" w:before="30"/>
+              <w:jc w:val="left"/>
+            </w:pPr>
+            <w:r>
+              <w:rPr>
+                <w:rFonts w:ascii="Calibri" w:cs="Calibri" w:eastAsia="Calibri" w:hAnsi="Calibri"/>
+                <w:b/>
+                <w:bCs/>
+                <w:color w:val="FFFFFF"/>
+                <w:sz w:val="18"/>
+                <w:szCs w:val="18"/>
+              </w:rPr>
+              <w:t xml:space="preserve">Term</w:t>
+            </w:r>
+          </w:p>
+        </w:tc>
+        <w:tc>
+          <w:tcPr>
+            <w:tcW w:type="dxa" w:w="7041"/>
+            <w:tcBorders>
+              <w:top w:val="single" w:color="BFC9D6" w:sz="4"/>
+              <w:left w:val="single" w:color="BFC9D6" w:sz="4"/>
+              <w:bottom w:val="single" w:color="BFC9D6" w:sz="4"/>
+              <w:right w:val="single" w:color="BFC9D6" w:sz="4"/>
+            </w:tcBorders>
+            <w:shd w:fill="1F3864" w:color="auto" w:val="clear"/>
+            <w:tcMar>
+              <w:top w:type="dxa" w:w="60"/>
+              <w:left w:type="dxa" w:w="100"/>
+              <w:bottom w:type="dxa" w:w="60"/>
+              <w:right w:type="dxa" w:w="100"/>
+            </w:tcMar>
+            <w:vAlign w:val="center"/>
+          </w:tcPr>
+          <w:p>
+            <w:pPr>
+              <w:spacing w:after="30" w:before="30"/>
+              <w:jc w:val="left"/>
+            </w:pPr>
+            <w:r>
+              <w:rPr>
+                <w:rFonts w:ascii="Calibri" w:cs="Calibri" w:eastAsia="Calibri" w:hAnsi="Calibri"/>
+                <w:b/>
+                <w:bCs/>
+                <w:color w:val="FFFFFF"/>
+                <w:sz w:val="18"/>
+                <w:szCs w:val="18"/>
+              </w:rPr>
+              <w:t xml:space="preserve">Meaning</w:t>
+            </w:r>
+          </w:p>
+        </w:tc>
+      </w:tr>
+      <w:tr>
+        <w:trPr>
+          <w:cantSplit/>
+        </w:trPr>
+        <w:tc>
+          <w:tcPr>
+            <w:tcW w:type="dxa" w:w="1985"/>
+            <w:tcBorders>
+              <w:top w:val="single" w:color="BFC9D6" w:sz="4"/>
+              <w:left w:val="single" w:color="BFC9D6" w:sz="4"/>
+              <w:bottom w:val="single" w:color="BFC9D6" w:sz="4"/>
+              <w:right w:val="single" w:color="BFC9D6" w:sz="4"/>
+            </w:tcBorders>
+            <w:tcMar>
+              <w:top w:type="dxa" w:w="60"/>
+              <w:left w:type="dxa" w:w="100"/>
+              <w:bottom w:type="dxa" w:w="60"/>
+              <w:right w:type="dxa" w:w="100"/>
+            </w:tcMar>
+            <w:vAlign w:val="center"/>
+          </w:tcPr>
+          <w:p>
+            <w:pPr>
+              <w:spacing w:after="30" w:before="30"/>
+              <w:jc w:val="left"/>
+            </w:pPr>
+            <w:r>
+              <w:rPr>
+                <w:rFonts w:ascii="Calibri" w:cs="Calibri" w:eastAsia="Calibri" w:hAnsi="Calibri"/>
+                <w:sz w:val="18"/>
+                <w:szCs w:val="18"/>
+              </w:rPr>
+              <w:t xml:space="preserve">Admission window</w:t>
+            </w:r>
+          </w:p>
+        </w:tc>
+        <w:tc>
+          <w:tcPr>
+            <w:tcW w:type="dxa" w:w="7041"/>
+            <w:tcBorders>
+              <w:top w:val="single" w:color="BFC9D6" w:sz="4"/>
+              <w:left w:val="single" w:color="BFC9D6" w:sz="4"/>
+              <w:bottom w:val="single" w:color="BFC9D6" w:sz="4"/>
+              <w:right w:val="single" w:color="BFC9D6" w:sz="4"/>
+            </w:tcBorders>
+            <w:tcMar>
+              <w:top w:type="dxa" w:w="60"/>
+              <w:left w:type="dxa" w:w="100"/>
+              <w:bottom w:type="dxa" w:w="60"/>
+              <w:right w:type="dxa" w:w="100"/>
+            </w:tcMar>
+            <w:vAlign w:val="center"/>
+          </w:tcPr>
+          <w:p>
+            <w:pPr>
+              <w:spacing w:after="30" w:before="30"/>
+              <w:jc w:val="left"/>
+            </w:pPr>
+            <w:r>
+              <w:rPr>
+                <w:rFonts w:ascii="Calibri" w:cs="Calibri" w:eastAsia="Calibri" w:hAnsi="Calibri"/>
+                <w:sz w:val="18"/>
+                <w:szCs w:val="18"/>
+              </w:rPr>
+              <w:t xml:space="preserve">A period, for one academic year and intake, during which applicants can apply for the programmes offered.</w:t>
+            </w:r>
+          </w:p>
+        </w:tc>
+      </w:tr>
+      <w:tr>
+        <w:trPr>
+          <w:cantSplit/>
+        </w:trPr>
+        <w:tc>
+          <w:tcPr>
+            <w:tcW w:type="dxa" w:w="1985"/>
+            <w:tcBorders>
+              <w:top w:val="single" w:color="BFC9D6" w:sz="4"/>
+              <w:left w:val="single" w:color="BFC9D6" w:sz="4"/>
+              <w:bottom w:val="single" w:color="BFC9D6" w:sz="4"/>
+              <w:right w:val="single" w:color="BFC9D6" w:sz="4"/>
+            </w:tcBorders>
+            <w:tcMar>
+              <w:top w:type="dxa" w:w="60"/>
+              <w:left w:type="dxa" w:w="100"/>
+              <w:bottom w:type="dxa" w:w="60"/>
+              <w:right w:type="dxa" w:w="100"/>
+            </w:tcMar>
+            <w:vAlign w:val="center"/>
+          </w:tcPr>
+          <w:p>
+            <w:pPr>
+              <w:spacing w:after="30" w:before="30"/>
+              <w:jc w:val="left"/>
+            </w:pPr>
+            <w:r>
+              <w:rPr>
+                <w:rFonts w:ascii="Calibri" w:cs="Calibri" w:eastAsia="Calibri" w:hAnsi="Calibri"/>
+                <w:sz w:val="18"/>
+                <w:szCs w:val="18"/>
+              </w:rPr>
+              <w:t xml:space="preserve">API</w:t>
+            </w:r>
+          </w:p>
+        </w:tc>
+        <w:tc>
+          <w:tcPr>
+            <w:tcW w:type="dxa" w:w="7041"/>
+            <w:tcBorders>
+              <w:top w:val="single" w:color="BFC9D6" w:sz="4"/>
+              <w:left w:val="single" w:color="BFC9D6" w:sz="4"/>
+              <w:bottom w:val="single" w:color="BFC9D6" w:sz="4"/>
+              <w:right w:val="single" w:color="BFC9D6" w:sz="4"/>
+            </w:tcBorders>
+            <w:tcMar>
+              <w:top w:type="dxa" w:w="60"/>
+              <w:left w:type="dxa" w:w="100"/>
+              <w:bottom w:type="dxa" w:w="60"/>
+              <w:right w:type="dxa" w:w="100"/>
+            </w:tcMar>
+            <w:vAlign w:val="center"/>
+          </w:tcPr>
+          <w:p>
+            <w:pPr>
+              <w:spacing w:after="30" w:before="30"/>
+              <w:jc w:val="left"/>
+            </w:pPr>
+            <w:r>
+              <w:rPr>
+                <w:rFonts w:ascii="Calibri" w:cs="Calibri" w:eastAsia="Calibri" w:hAnsi="Calibri"/>
+                <w:sz w:val="18"/>
+                <w:szCs w:val="18"/>
+              </w:rPr>
+              <w:t xml:space="preserve">Application Programming Interface: the way two systems exchange data automatically.</w:t>
+            </w:r>
+          </w:p>
+        </w:tc>
+      </w:tr>
+      <w:tr>
+        <w:trPr>
+          <w:cantSplit/>
+        </w:trPr>
+        <w:tc>
+          <w:tcPr>
+            <w:tcW w:type="dxa" w:w="1985"/>
+            <w:tcBorders>
+              <w:top w:val="single" w:color="BFC9D6" w:sz="4"/>
+              <w:left w:val="single" w:color="BFC9D6" w:sz="4"/>
+              <w:bottom w:val="single" w:color="BFC9D6" w:sz="4"/>
+              <w:right w:val="single" w:color="BFC9D6" w:sz="4"/>
+            </w:tcBorders>
+            <w:tcMar>
+              <w:top w:type="dxa" w:w="60"/>
+              <w:left w:type="dxa" w:w="100"/>
+              <w:bottom w:type="dxa" w:w="60"/>
+              <w:right w:type="dxa" w:w="100"/>
+            </w:tcMar>
+            <w:vAlign w:val="center"/>
+          </w:tcPr>
+          <w:p>
+            <w:pPr>
+              <w:spacing w:after="30" w:before="30"/>
+              <w:jc w:val="left"/>
+            </w:pPr>
+            <w:r>
+              <w:rPr>
+                <w:rFonts w:ascii="Calibri" w:cs="Calibri" w:eastAsia="Calibri" w:hAnsi="Calibri"/>
+                <w:sz w:val="18"/>
+                <w:szCs w:val="18"/>
+              </w:rPr>
+              <w:t xml:space="preserve">ASVS</w:t>
+            </w:r>
+          </w:p>
+        </w:tc>
+        <w:tc>
+          <w:tcPr>
+            <w:tcW w:type="dxa" w:w="7041"/>
+            <w:tcBorders>
+              <w:top w:val="single" w:color="BFC9D6" w:sz="4"/>
+              <w:left w:val="single" w:color="BFC9D6" w:sz="4"/>
+              <w:bottom w:val="single" w:color="BFC9D6" w:sz="4"/>
+              <w:right w:val="single" w:color="BFC9D6" w:sz="4"/>
+            </w:tcBorders>
+            <w:tcMar>
+              <w:top w:type="dxa" w:w="60"/>
+              <w:left w:type="dxa" w:w="100"/>
+              <w:bottom w:type="dxa" w:w="60"/>
+              <w:right w:type="dxa" w:w="100"/>
+            </w:tcMar>
+            <w:vAlign w:val="center"/>
+          </w:tcPr>
+          <w:p>
+            <w:pPr>
+              <w:spacing w:after="30" w:before="30"/>
+              <w:jc w:val="left"/>
+            </w:pPr>
+            <w:r>
+              <w:rPr>
+                <w:rFonts w:ascii="Calibri" w:cs="Calibri" w:eastAsia="Calibri" w:hAnsi="Calibri"/>
+                <w:sz w:val="18"/>
+                <w:szCs w:val="18"/>
+              </w:rPr>
+              <w:t xml:space="preserve">Application Security Verification Standard (OWASP): a checklist of security requirements used for review.</w:t>
+            </w:r>
+          </w:p>
+        </w:tc>
+      </w:tr>
+      <w:tr>
+        <w:trPr>
+          <w:cantSplit/>
+        </w:trPr>
+        <w:tc>
+          <w:tcPr>
+            <w:tcW w:type="dxa" w:w="1985"/>
+            <w:tcBorders>
+              <w:top w:val="single" w:color="BFC9D6" w:sz="4"/>
+              <w:left w:val="single" w:color="BFC9D6" w:sz="4"/>
+              <w:bottom w:val="single" w:color="BFC9D6" w:sz="4"/>
+              <w:right w:val="single" w:color="BFC9D6" w:sz="4"/>
+            </w:tcBorders>
+            <w:tcMar>
+              <w:top w:type="dxa" w:w="60"/>
+              <w:left w:type="dxa" w:w="100"/>
+              <w:bottom w:type="dxa" w:w="60"/>
+              <w:right w:type="dxa" w:w="100"/>
+            </w:tcMar>
+            <w:vAlign w:val="center"/>
+          </w:tcPr>
+          <w:p>
+            <w:pPr>
+              <w:spacing w:after="30" w:before="30"/>
+              <w:jc w:val="left"/>
+            </w:pPr>
+            <w:r>
+              <w:rPr>
+                <w:rFonts w:ascii="Calibri" w:cs="Calibri" w:eastAsia="Calibri" w:hAnsi="Calibri"/>
+                <w:sz w:val="18"/>
+                <w:szCs w:val="18"/>
+              </w:rPr>
+              <w:t xml:space="preserve">AVN</w:t>
+            </w:r>
+          </w:p>
+        </w:tc>
+        <w:tc>
+          <w:tcPr>
+            <w:tcW w:type="dxa" w:w="7041"/>
+            <w:tcBorders>
+              <w:top w:val="single" w:color="BFC9D6" w:sz="4"/>
+              <w:left w:val="single" w:color="BFC9D6" w:sz="4"/>
+              <w:bottom w:val="single" w:color="BFC9D6" w:sz="4"/>
+              <w:right w:val="single" w:color="BFC9D6" w:sz="4"/>
+            </w:tcBorders>
+            <w:tcMar>
+              <w:top w:type="dxa" w:w="60"/>
+              <w:left w:type="dxa" w:w="100"/>
+              <w:bottom w:type="dxa" w:w="60"/>
+              <w:right w:type="dxa" w:w="100"/>
+            </w:tcMar>
+            <w:vAlign w:val="center"/>
+          </w:tcPr>
+          <w:p>
+            <w:pPr>
+              <w:spacing w:after="30" w:before="30"/>
+              <w:jc w:val="left"/>
+            </w:pPr>
+            <w:r>
+              <w:rPr>
+                <w:rFonts w:ascii="Calibri" w:cs="Calibri" w:eastAsia="Calibri" w:hAnsi="Calibri"/>
+                <w:sz w:val="18"/>
+                <w:szCs w:val="18"/>
+              </w:rPr>
+              <w:t xml:space="preserve">Award Verification Number issued by NACTVET for NTA awards, used to verify prior qualifications.</w:t>
+            </w:r>
+          </w:p>
+        </w:tc>
+      </w:tr>
+      <w:tr>
+        <w:trPr>
+          <w:cantSplit/>
+        </w:trPr>
+        <w:tc>
+          <w:tcPr>
+            <w:tcW w:type="dxa" w:w="1985"/>
+            <w:tcBorders>
+              <w:top w:val="single" w:color="BFC9D6" w:sz="4"/>
+              <w:left w:val="single" w:color="BFC9D6" w:sz="4"/>
+              <w:bottom w:val="single" w:color="BFC9D6" w:sz="4"/>
+              <w:right w:val="single" w:color="BFC9D6" w:sz="4"/>
+            </w:tcBorders>
+            <w:tcMar>
+              <w:top w:type="dxa" w:w="60"/>
+              <w:left w:type="dxa" w:w="100"/>
+              <w:bottom w:type="dxa" w:w="60"/>
+              <w:right w:type="dxa" w:w="100"/>
+            </w:tcMar>
+            <w:vAlign w:val="center"/>
+          </w:tcPr>
+          <w:p>
+            <w:pPr>
+              <w:spacing w:after="30" w:before="30"/>
+              <w:jc w:val="left"/>
+            </w:pPr>
+            <w:r>
+              <w:rPr>
+                <w:rFonts w:ascii="Calibri" w:cs="Calibri" w:eastAsia="Calibri" w:hAnsi="Calibri"/>
+                <w:sz w:val="18"/>
+                <w:szCs w:val="18"/>
+              </w:rPr>
+              <w:t xml:space="preserve">CI / CD</w:t>
+            </w:r>
+          </w:p>
+        </w:tc>
+        <w:tc>
+          <w:tcPr>
+            <w:tcW w:type="dxa" w:w="7041"/>
+            <w:tcBorders>
+              <w:top w:val="single" w:color="BFC9D6" w:sz="4"/>
+              <w:left w:val="single" w:color="BFC9D6" w:sz="4"/>
+              <w:bottom w:val="single" w:color="BFC9D6" w:sz="4"/>
+              <w:right w:val="single" w:color="BFC9D6" w:sz="4"/>
+            </w:tcBorders>
+            <w:tcMar>
+              <w:top w:type="dxa" w:w="60"/>
+              <w:left w:type="dxa" w:w="100"/>
+              <w:bottom w:type="dxa" w:w="60"/>
+              <w:right w:type="dxa" w:w="100"/>
+            </w:tcMar>
+            <w:vAlign w:val="center"/>
+          </w:tcPr>
+          <w:p>
+            <w:pPr>
+              <w:spacing w:after="30" w:before="30"/>
+              <w:jc w:val="left"/>
+            </w:pPr>
+            <w:r>
+              <w:rPr>
+                <w:rFonts w:ascii="Calibri" w:cs="Calibri" w:eastAsia="Calibri" w:hAnsi="Calibri"/>
+                <w:sz w:val="18"/>
+                <w:szCs w:val="18"/>
+              </w:rPr>
+              <w:t xml:space="preserve">Continuous integration / continuous delivery: every change is built and tested automatically, and released by an automated pipeline.</w:t>
+            </w:r>
+          </w:p>
+        </w:tc>
+      </w:tr>
+      <w:tr>
+        <w:trPr>
+          <w:cantSplit/>
+        </w:trPr>
+        <w:tc>
+          <w:tcPr>
+            <w:tcW w:type="dxa" w:w="1985"/>
+            <w:tcBorders>
+              <w:top w:val="single" w:color="BFC9D6" w:sz="4"/>
+              <w:left w:val="single" w:color="BFC9D6" w:sz="4"/>
+              <w:bottom w:val="single" w:color="BFC9D6" w:sz="4"/>
+              <w:right w:val="single" w:color="BFC9D6" w:sz="4"/>
+            </w:tcBorders>
+            <w:tcMar>
+              <w:top w:type="dxa" w:w="60"/>
+              <w:left w:type="dxa" w:w="100"/>
+              <w:bottom w:type="dxa" w:w="60"/>
+              <w:right w:type="dxa" w:w="100"/>
+            </w:tcMar>
+            <w:vAlign w:val="center"/>
+          </w:tcPr>
+          <w:p>
+            <w:pPr>
+              <w:spacing w:after="30" w:before="30"/>
+              <w:jc w:val="left"/>
+            </w:pPr>
+            <w:r>
+              <w:rPr>
+                <w:rFonts w:ascii="Calibri" w:cs="Calibri" w:eastAsia="Calibri" w:hAnsi="Calibri"/>
+                <w:sz w:val="18"/>
+                <w:szCs w:val="18"/>
+              </w:rPr>
+              <w:t xml:space="preserve">CIMS</w:t>
+            </w:r>
+          </w:p>
+        </w:tc>
+        <w:tc>
+          <w:tcPr>
+            <w:tcW w:type="dxa" w:w="7041"/>
+            <w:tcBorders>
+              <w:top w:val="single" w:color="BFC9D6" w:sz="4"/>
+              <w:left w:val="single" w:color="BFC9D6" w:sz="4"/>
+              <w:bottom w:val="single" w:color="BFC9D6" w:sz="4"/>
+              <w:right w:val="single" w:color="BFC9D6" w:sz="4"/>
+            </w:tcBorders>
+            <w:tcMar>
+              <w:top w:type="dxa" w:w="60"/>
+              <w:left w:type="dxa" w:w="100"/>
+              <w:bottom w:type="dxa" w:w="60"/>
+              <w:right w:type="dxa" w:w="100"/>
+            </w:tcMar>
+            <w:vAlign w:val="center"/>
+          </w:tcPr>
+          <w:p>
+            <w:pPr>
+              <w:spacing w:after="30" w:before="30"/>
+              <w:jc w:val="left"/>
+            </w:pPr>
+            <w:r>
+              <w:rPr>
+                <w:rFonts w:ascii="Calibri" w:cs="Calibri" w:eastAsia="Calibri" w:hAnsi="Calibri"/>
+                <w:sz w:val="18"/>
+                <w:szCs w:val="18"/>
+              </w:rPr>
+              <w:t xml:space="preserve">College/Institution Management System, the system these documents describe.</w:t>
+            </w:r>
+          </w:p>
+        </w:tc>
+      </w:tr>
+      <w:tr>
+        <w:trPr>
+          <w:cantSplit/>
+        </w:trPr>
+        <w:tc>
+          <w:tcPr>
+            <w:tcW w:type="dxa" w:w="1985"/>
+            <w:tcBorders>
+              <w:top w:val="single" w:color="BFC9D6" w:sz="4"/>
+              <w:left w:val="single" w:color="BFC9D6" w:sz="4"/>
+              <w:bottom w:val="single" w:color="BFC9D6" w:sz="4"/>
+              <w:right w:val="single" w:color="BFC9D6" w:sz="4"/>
+            </w:tcBorders>
+            <w:tcMar>
+              <w:top w:type="dxa" w:w="60"/>
+              <w:left w:type="dxa" w:w="100"/>
+              <w:bottom w:type="dxa" w:w="60"/>
+              <w:right w:type="dxa" w:w="100"/>
+            </w:tcMar>
+            <w:vAlign w:val="center"/>
+          </w:tcPr>
+          <w:p>
+            <w:pPr>
+              <w:spacing w:after="30" w:before="30"/>
+              <w:jc w:val="left"/>
+            </w:pPr>
+            <w:r>
+              <w:rPr>
+                <w:rFonts w:ascii="Calibri" w:cs="Calibri" w:eastAsia="Calibri" w:hAnsi="Calibri"/>
+                <w:sz w:val="18"/>
+                <w:szCs w:val="18"/>
+              </w:rPr>
+              <w:t xml:space="preserve">Clearance gate</w:t>
+            </w:r>
+          </w:p>
+        </w:tc>
+        <w:tc>
+          <w:tcPr>
+            <w:tcW w:type="dxa" w:w="7041"/>
+            <w:tcBorders>
+              <w:top w:val="single" w:color="BFC9D6" w:sz="4"/>
+              <w:left w:val="single" w:color="BFC9D6" w:sz="4"/>
+              <w:bottom w:val="single" w:color="BFC9D6" w:sz="4"/>
+              <w:right w:val="single" w:color="BFC9D6" w:sz="4"/>
+            </w:tcBorders>
+            <w:tcMar>
+              <w:top w:type="dxa" w:w="60"/>
+              <w:left w:type="dxa" w:w="100"/>
+              <w:bottom w:type="dxa" w:w="60"/>
+              <w:right w:type="dxa" w:w="100"/>
+            </w:tcMar>
+            <w:vAlign w:val="center"/>
+          </w:tcPr>
+          <w:p>
+            <w:pPr>
+              <w:spacing w:after="30" w:before="30"/>
+              <w:jc w:val="left"/>
+            </w:pPr>
+            <w:r>
+              <w:rPr>
+                <w:rFonts w:ascii="Calibri" w:cs="Calibri" w:eastAsia="Calibri" w:hAnsi="Calibri"/>
+                <w:sz w:val="18"/>
+                <w:szCs w:val="18"/>
+              </w:rPr>
+              <w:t xml:space="preserve">A fees rule that must be met before registration, examinations, results, hostel or graduation.</w:t>
+            </w:r>
+          </w:p>
+        </w:tc>
+      </w:tr>
+      <w:tr>
+        <w:trPr>
+          <w:cantSplit/>
+        </w:trPr>
+        <w:tc>
+          <w:tcPr>
+            <w:tcW w:type="dxa" w:w="1985"/>
+            <w:tcBorders>
+              <w:top w:val="single" w:color="BFC9D6" w:sz="4"/>
+              <w:left w:val="single" w:color="BFC9D6" w:sz="4"/>
+              <w:bottom w:val="single" w:color="BFC9D6" w:sz="4"/>
+              <w:right w:val="single" w:color="BFC9D6" w:sz="4"/>
+            </w:tcBorders>
+            <w:tcMar>
+              <w:top w:type="dxa" w:w="60"/>
+              <w:left w:type="dxa" w:w="100"/>
+              <w:bottom w:type="dxa" w:w="60"/>
+              <w:right w:type="dxa" w:w="100"/>
+            </w:tcMar>
+            <w:vAlign w:val="center"/>
+          </w:tcPr>
+          <w:p>
+            <w:pPr>
+              <w:spacing w:after="30" w:before="30"/>
+              <w:jc w:val="left"/>
+            </w:pPr>
+            <w:r>
+              <w:rPr>
+                <w:rFonts w:ascii="Calibri" w:cs="Calibri" w:eastAsia="Calibri" w:hAnsi="Calibri"/>
+                <w:sz w:val="18"/>
+                <w:szCs w:val="18"/>
+              </w:rPr>
+              <w:t xml:space="preserve">DAST</w:t>
+            </w:r>
+          </w:p>
+        </w:tc>
+        <w:tc>
+          <w:tcPr>
+            <w:tcW w:type="dxa" w:w="7041"/>
+            <w:tcBorders>
+              <w:top w:val="single" w:color="BFC9D6" w:sz="4"/>
+              <w:left w:val="single" w:color="BFC9D6" w:sz="4"/>
+              <w:bottom w:val="single" w:color="BFC9D6" w:sz="4"/>
+              <w:right w:val="single" w:color="BFC9D6" w:sz="4"/>
+            </w:tcBorders>
+            <w:tcMar>
+              <w:top w:type="dxa" w:w="60"/>
+              <w:left w:type="dxa" w:w="100"/>
+              <w:bottom w:type="dxa" w:w="60"/>
+              <w:right w:type="dxa" w:w="100"/>
+            </w:tcMar>
+            <w:vAlign w:val="center"/>
+          </w:tcPr>
+          <w:p>
+            <w:pPr>
+              <w:spacing w:after="30" w:before="30"/>
+              <w:jc w:val="left"/>
+            </w:pPr>
+            <w:r>
+              <w:rPr>
+                <w:rFonts w:ascii="Calibri" w:cs="Calibri" w:eastAsia="Calibri" w:hAnsi="Calibri"/>
+                <w:sz w:val="18"/>
+                <w:szCs w:val="18"/>
+              </w:rPr>
+              <w:t xml:space="preserve">Dynamic application security testing: scanning the running system for weaknesses.</w:t>
+            </w:r>
+          </w:p>
+        </w:tc>
+      </w:tr>
+      <w:tr>
+        <w:trPr>
+          <w:cantSplit/>
+        </w:trPr>
+        <w:tc>
+          <w:tcPr>
+            <w:tcW w:type="dxa" w:w="1985"/>
+            <w:tcBorders>
+              <w:top w:val="single" w:color="BFC9D6" w:sz="4"/>
+              <w:left w:val="single" w:color="BFC9D6" w:sz="4"/>
+              <w:bottom w:val="single" w:color="BFC9D6" w:sz="4"/>
+              <w:right w:val="single" w:color="BFC9D6" w:sz="4"/>
+            </w:tcBorders>
+            <w:tcMar>
+              <w:top w:type="dxa" w:w="60"/>
+              <w:left w:type="dxa" w:w="100"/>
+              <w:bottom w:type="dxa" w:w="60"/>
+              <w:right w:type="dxa" w:w="100"/>
+            </w:tcMar>
+            <w:vAlign w:val="center"/>
+          </w:tcPr>
+          <w:p>
+            <w:pPr>
+              <w:spacing w:after="30" w:before="30"/>
+              <w:jc w:val="left"/>
+            </w:pPr>
+            <w:r>
+              <w:rPr>
+                <w:rFonts w:ascii="Calibri" w:cs="Calibri" w:eastAsia="Calibri" w:hAnsi="Calibri"/>
+                <w:sz w:val="18"/>
+                <w:szCs w:val="18"/>
+              </w:rPr>
+              <w:t xml:space="preserve">Docker / Kubernetes</w:t>
+            </w:r>
+          </w:p>
+        </w:tc>
+        <w:tc>
+          <w:tcPr>
+            <w:tcW w:type="dxa" w:w="7041"/>
+            <w:tcBorders>
+              <w:top w:val="single" w:color="BFC9D6" w:sz="4"/>
+              <w:left w:val="single" w:color="BFC9D6" w:sz="4"/>
+              <w:bottom w:val="single" w:color="BFC9D6" w:sz="4"/>
+              <w:right w:val="single" w:color="BFC9D6" w:sz="4"/>
+            </w:tcBorders>
+            <w:tcMar>
+              <w:top w:type="dxa" w:w="60"/>
+              <w:left w:type="dxa" w:w="100"/>
+              <w:bottom w:type="dxa" w:w="60"/>
+              <w:right w:type="dxa" w:w="100"/>
+            </w:tcMar>
+            <w:vAlign w:val="center"/>
+          </w:tcPr>
+          <w:p>
+            <w:pPr>
+              <w:spacing w:after="30" w:before="30"/>
+              <w:jc w:val="left"/>
+            </w:pPr>
+            <w:r>
+              <w:rPr>
+                <w:rFonts w:ascii="Calibri" w:cs="Calibri" w:eastAsia="Calibri" w:hAnsi="Calibri"/>
+                <w:sz w:val="18"/>
+                <w:szCs w:val="18"/>
+              </w:rPr>
+              <w:t xml:space="preserve">Software that packages and runs CIMS and its parts on servers (Docker), and runs them across many servers (Kubernetes).</w:t>
+            </w:r>
+          </w:p>
+        </w:tc>
+      </w:tr>
+      <w:tr>
+        <w:trPr>
+          <w:cantSplit/>
+        </w:trPr>
+        <w:tc>
+          <w:tcPr>
+            <w:tcW w:type="dxa" w:w="1985"/>
+            <w:tcBorders>
+              <w:top w:val="single" w:color="BFC9D6" w:sz="4"/>
+              <w:left w:val="single" w:color="BFC9D6" w:sz="4"/>
+              <w:bottom w:val="single" w:color="BFC9D6" w:sz="4"/>
+              <w:right w:val="single" w:color="BFC9D6" w:sz="4"/>
+            </w:tcBorders>
+            <w:tcMar>
+              <w:top w:type="dxa" w:w="60"/>
+              <w:left w:type="dxa" w:w="100"/>
+              <w:bottom w:type="dxa" w:w="60"/>
+              <w:right w:type="dxa" w:w="100"/>
+            </w:tcMar>
+            <w:vAlign w:val="center"/>
+          </w:tcPr>
+          <w:p>
+            <w:pPr>
+              <w:spacing w:after="30" w:before="30"/>
+              <w:jc w:val="left"/>
+            </w:pPr>
+            <w:r>
+              <w:rPr>
+                <w:rFonts w:ascii="Calibri" w:cs="Calibri" w:eastAsia="Calibri" w:hAnsi="Calibri"/>
+                <w:sz w:val="18"/>
+                <w:szCs w:val="18"/>
+              </w:rPr>
+              <w:t xml:space="preserve">DR</w:t>
+            </w:r>
+          </w:p>
+        </w:tc>
+        <w:tc>
+          <w:tcPr>
+            <w:tcW w:type="dxa" w:w="7041"/>
+            <w:tcBorders>
+              <w:top w:val="single" w:color="BFC9D6" w:sz="4"/>
+              <w:left w:val="single" w:color="BFC9D6" w:sz="4"/>
+              <w:bottom w:val="single" w:color="BFC9D6" w:sz="4"/>
+              <w:right w:val="single" w:color="BFC9D6" w:sz="4"/>
+            </w:tcBorders>
+            <w:tcMar>
+              <w:top w:type="dxa" w:w="60"/>
+              <w:left w:type="dxa" w:w="100"/>
+              <w:bottom w:type="dxa" w:w="60"/>
+              <w:right w:type="dxa" w:w="100"/>
+            </w:tcMar>
+            <w:vAlign w:val="center"/>
+          </w:tcPr>
+          <w:p>
+            <w:pPr>
+              <w:spacing w:after="30" w:before="30"/>
+              <w:jc w:val="left"/>
+            </w:pPr>
+            <w:r>
+              <w:rPr>
+                <w:rFonts w:ascii="Calibri" w:cs="Calibri" w:eastAsia="Calibri" w:hAnsi="Calibri"/>
+                <w:sz w:val="18"/>
+                <w:szCs w:val="18"/>
+              </w:rPr>
+              <w:t xml:space="preserve">Disaster recovery: restoring the service at another site after a major failure.</w:t>
+            </w:r>
+          </w:p>
+        </w:tc>
+      </w:tr>
+      <w:tr>
+        <w:trPr>
+          <w:cantSplit/>
+        </w:trPr>
+        <w:tc>
+          <w:tcPr>
+            <w:tcW w:type="dxa" w:w="1985"/>
+            <w:tcBorders>
+              <w:top w:val="single" w:color="BFC9D6" w:sz="4"/>
+              <w:left w:val="single" w:color="BFC9D6" w:sz="4"/>
+              <w:bottom w:val="single" w:color="BFC9D6" w:sz="4"/>
+              <w:right w:val="single" w:color="BFC9D6" w:sz="4"/>
+            </w:tcBorders>
+            <w:tcMar>
+              <w:top w:type="dxa" w:w="60"/>
+              <w:left w:type="dxa" w:w="100"/>
+              <w:bottom w:type="dxa" w:w="60"/>
+              <w:right w:type="dxa" w:w="100"/>
+            </w:tcMar>
+            <w:vAlign w:val="center"/>
+          </w:tcPr>
+          <w:p>
+            <w:pPr>
+              <w:spacing w:after="30" w:before="30"/>
+              <w:jc w:val="left"/>
+            </w:pPr>
+            <w:r>
+              <w:rPr>
+                <w:rFonts w:ascii="Calibri" w:cs="Calibri" w:eastAsia="Calibri" w:hAnsi="Calibri"/>
+                <w:sz w:val="18"/>
+                <w:szCs w:val="18"/>
+              </w:rPr>
+              <w:t xml:space="preserve">EAT</w:t>
+            </w:r>
+          </w:p>
+        </w:tc>
+        <w:tc>
+          <w:tcPr>
+            <w:tcW w:type="dxa" w:w="7041"/>
+            <w:tcBorders>
+              <w:top w:val="single" w:color="BFC9D6" w:sz="4"/>
+              <w:left w:val="single" w:color="BFC9D6" w:sz="4"/>
+              <w:bottom w:val="single" w:color="BFC9D6" w:sz="4"/>
+              <w:right w:val="single" w:color="BFC9D6" w:sz="4"/>
+            </w:tcBorders>
+            <w:tcMar>
+              <w:top w:type="dxa" w:w="60"/>
+              <w:left w:type="dxa" w:w="100"/>
+              <w:bottom w:type="dxa" w:w="60"/>
+              <w:right w:type="dxa" w:w="100"/>
+            </w:tcMar>
+            <w:vAlign w:val="center"/>
+          </w:tcPr>
+          <w:p>
+            <w:pPr>
+              <w:spacing w:after="30" w:before="30"/>
+              <w:jc w:val="left"/>
+            </w:pPr>
+            <w:r>
+              <w:rPr>
+                <w:rFonts w:ascii="Calibri" w:cs="Calibri" w:eastAsia="Calibri" w:hAnsi="Calibri"/>
+                <w:sz w:val="18"/>
+                <w:szCs w:val="18"/>
+              </w:rPr>
+              <w:t xml:space="preserve">East Africa Time (UTC+3), the time zone CIMS uses.</w:t>
+            </w:r>
+          </w:p>
+        </w:tc>
+      </w:tr>
+      <w:tr>
+        <w:trPr>
+          <w:cantSplit/>
+        </w:trPr>
+        <w:tc>
+          <w:tcPr>
+            <w:tcW w:type="dxa" w:w="1985"/>
+            <w:tcBorders>
+              <w:top w:val="single" w:color="BFC9D6" w:sz="4"/>
+              <w:left w:val="single" w:color="BFC9D6" w:sz="4"/>
+              <w:bottom w:val="single" w:color="BFC9D6" w:sz="4"/>
+              <w:right w:val="single" w:color="BFC9D6" w:sz="4"/>
+            </w:tcBorders>
+            <w:tcMar>
+              <w:top w:type="dxa" w:w="60"/>
+              <w:left w:type="dxa" w:w="100"/>
+              <w:bottom w:type="dxa" w:w="60"/>
+              <w:right w:type="dxa" w:w="100"/>
+            </w:tcMar>
+            <w:vAlign w:val="center"/>
+          </w:tcPr>
+          <w:p>
+            <w:pPr>
+              <w:spacing w:after="30" w:before="30"/>
+              <w:jc w:val="left"/>
+            </w:pPr>
+            <w:r>
+              <w:rPr>
+                <w:rFonts w:ascii="Calibri" w:cs="Calibri" w:eastAsia="Calibri" w:hAnsi="Calibri"/>
+                <w:sz w:val="18"/>
+                <w:szCs w:val="18"/>
+              </w:rPr>
+              <w:t xml:space="preserve">ERP</w:t>
+            </w:r>
+          </w:p>
+        </w:tc>
+        <w:tc>
+          <w:tcPr>
+            <w:tcW w:type="dxa" w:w="7041"/>
+            <w:tcBorders>
+              <w:top w:val="single" w:color="BFC9D6" w:sz="4"/>
+              <w:left w:val="single" w:color="BFC9D6" w:sz="4"/>
+              <w:bottom w:val="single" w:color="BFC9D6" w:sz="4"/>
+              <w:right w:val="single" w:color="BFC9D6" w:sz="4"/>
+            </w:tcBorders>
+            <w:tcMar>
+              <w:top w:type="dxa" w:w="60"/>
+              <w:left w:type="dxa" w:w="100"/>
+              <w:bottom w:type="dxa" w:w="60"/>
+              <w:right w:type="dxa" w:w="100"/>
+            </w:tcMar>
+            <w:vAlign w:val="center"/>
+          </w:tcPr>
+          <w:p>
+            <w:pPr>
+              <w:spacing w:after="30" w:before="30"/>
+              <w:jc w:val="left"/>
+            </w:pPr>
+            <w:r>
+              <w:rPr>
+                <w:rFonts w:ascii="Calibri" w:cs="Calibri" w:eastAsia="Calibri" w:hAnsi="Calibri"/>
+                <w:sz w:val="18"/>
+                <w:szCs w:val="18"/>
+              </w:rPr>
+              <w:t xml:space="preserve">Enterprise resource planning system, for example the government MUSE financial system.</w:t>
+            </w:r>
+          </w:p>
+        </w:tc>
+      </w:tr>
+      <w:tr>
+        <w:trPr>
+          <w:cantSplit/>
+        </w:trPr>
+        <w:tc>
+          <w:tcPr>
+            <w:tcW w:type="dxa" w:w="1985"/>
+            <w:tcBorders>
+              <w:top w:val="single" w:color="BFC9D6" w:sz="4"/>
+              <w:left w:val="single" w:color="BFC9D6" w:sz="4"/>
+              <w:bottom w:val="single" w:color="BFC9D6" w:sz="4"/>
+              <w:right w:val="single" w:color="BFC9D6" w:sz="4"/>
+            </w:tcBorders>
+            <w:tcMar>
+              <w:top w:type="dxa" w:w="60"/>
+              <w:left w:type="dxa" w:w="100"/>
+              <w:bottom w:type="dxa" w:w="60"/>
+              <w:right w:type="dxa" w:w="100"/>
+            </w:tcMar>
+            <w:vAlign w:val="center"/>
+          </w:tcPr>
+          <w:p>
+            <w:pPr>
+              <w:spacing w:after="30" w:before="30"/>
+              <w:jc w:val="left"/>
+            </w:pPr>
+            <w:r>
+              <w:rPr>
+                <w:rFonts w:ascii="Calibri" w:cs="Calibri" w:eastAsia="Calibri" w:hAnsi="Calibri"/>
+                <w:sz w:val="18"/>
+                <w:szCs w:val="18"/>
+              </w:rPr>
+              <w:t xml:space="preserve">FTE</w:t>
+            </w:r>
+          </w:p>
+        </w:tc>
+        <w:tc>
+          <w:tcPr>
+            <w:tcW w:type="dxa" w:w="7041"/>
+            <w:tcBorders>
+              <w:top w:val="single" w:color="BFC9D6" w:sz="4"/>
+              <w:left w:val="single" w:color="BFC9D6" w:sz="4"/>
+              <w:bottom w:val="single" w:color="BFC9D6" w:sz="4"/>
+              <w:right w:val="single" w:color="BFC9D6" w:sz="4"/>
+            </w:tcBorders>
+            <w:tcMar>
+              <w:top w:type="dxa" w:w="60"/>
+              <w:left w:type="dxa" w:w="100"/>
+              <w:bottom w:type="dxa" w:w="60"/>
+              <w:right w:type="dxa" w:w="100"/>
+            </w:tcMar>
+            <w:vAlign w:val="center"/>
+          </w:tcPr>
+          <w:p>
+            <w:pPr>
+              <w:spacing w:after="30" w:before="30"/>
+              <w:jc w:val="left"/>
+            </w:pPr>
+            <w:r>
+              <w:rPr>
+                <w:rFonts w:ascii="Calibri" w:cs="Calibri" w:eastAsia="Calibri" w:hAnsi="Calibri"/>
+                <w:sz w:val="18"/>
+                <w:szCs w:val="18"/>
+              </w:rPr>
+              <w:t xml:space="preserve">Full-time equivalent: one person working full time.</w:t>
+            </w:r>
+          </w:p>
+        </w:tc>
+      </w:tr>
+      <w:tr>
+        <w:trPr>
+          <w:cantSplit/>
+        </w:trPr>
+        <w:tc>
+          <w:tcPr>
+            <w:tcW w:type="dxa" w:w="1985"/>
+            <w:tcBorders>
+              <w:top w:val="single" w:color="BFC9D6" w:sz="4"/>
+              <w:left w:val="single" w:color="BFC9D6" w:sz="4"/>
+              <w:bottom w:val="single" w:color="BFC9D6" w:sz="4"/>
+              <w:right w:val="single" w:color="BFC9D6" w:sz="4"/>
+            </w:tcBorders>
+            <w:tcMar>
+              <w:top w:type="dxa" w:w="60"/>
+              <w:left w:type="dxa" w:w="100"/>
+              <w:bottom w:type="dxa" w:w="60"/>
+              <w:right w:type="dxa" w:w="100"/>
+            </w:tcMar>
+            <w:vAlign w:val="center"/>
+          </w:tcPr>
+          <w:p>
+            <w:pPr>
+              <w:spacing w:after="30" w:before="30"/>
+              <w:jc w:val="left"/>
+            </w:pPr>
+            <w:r>
+              <w:rPr>
+                <w:rFonts w:ascii="Calibri" w:cs="Calibri" w:eastAsia="Calibri" w:hAnsi="Calibri"/>
+                <w:sz w:val="18"/>
+                <w:szCs w:val="18"/>
+              </w:rPr>
+              <w:t xml:space="preserve">GePG</w:t>
+            </w:r>
+          </w:p>
+        </w:tc>
+        <w:tc>
+          <w:tcPr>
+            <w:tcW w:type="dxa" w:w="7041"/>
+            <w:tcBorders>
+              <w:top w:val="single" w:color="BFC9D6" w:sz="4"/>
+              <w:left w:val="single" w:color="BFC9D6" w:sz="4"/>
+              <w:bottom w:val="single" w:color="BFC9D6" w:sz="4"/>
+              <w:right w:val="single" w:color="BFC9D6" w:sz="4"/>
+            </w:tcBorders>
+            <w:tcMar>
+              <w:top w:type="dxa" w:w="60"/>
+              <w:left w:type="dxa" w:w="100"/>
+              <w:bottom w:type="dxa" w:w="60"/>
+              <w:right w:type="dxa" w:w="100"/>
+            </w:tcMar>
+            <w:vAlign w:val="center"/>
+          </w:tcPr>
+          <w:p>
+            <w:pPr>
+              <w:spacing w:after="30" w:before="30"/>
+              <w:jc w:val="left"/>
+            </w:pPr>
+            <w:r>
+              <w:rPr>
+                <w:rFonts w:ascii="Calibri" w:cs="Calibri" w:eastAsia="Calibri" w:hAnsi="Calibri"/>
+                <w:sz w:val="18"/>
+                <w:szCs w:val="18"/>
+              </w:rPr>
+              <w:t xml:space="preserve">Government electronic Payment Gateway: issues control numbers and confirms payments for public institutions.</w:t>
+            </w:r>
+          </w:p>
+        </w:tc>
+      </w:tr>
+      <w:tr>
+        <w:trPr>
+          <w:cantSplit/>
+        </w:trPr>
+        <w:tc>
+          <w:tcPr>
+            <w:tcW w:type="dxa" w:w="1985"/>
+            <w:tcBorders>
+              <w:top w:val="single" w:color="BFC9D6" w:sz="4"/>
+              <w:left w:val="single" w:color="BFC9D6" w:sz="4"/>
+              <w:bottom w:val="single" w:color="BFC9D6" w:sz="4"/>
+              <w:right w:val="single" w:color="BFC9D6" w:sz="4"/>
+            </w:tcBorders>
+            <w:tcMar>
+              <w:top w:type="dxa" w:w="60"/>
+              <w:left w:type="dxa" w:w="100"/>
+              <w:bottom w:type="dxa" w:w="60"/>
+              <w:right w:type="dxa" w:w="100"/>
+            </w:tcMar>
+            <w:vAlign w:val="center"/>
+          </w:tcPr>
+          <w:p>
+            <w:pPr>
+              <w:spacing w:after="30" w:before="30"/>
+              <w:jc w:val="left"/>
+            </w:pPr>
+            <w:r>
+              <w:rPr>
+                <w:rFonts w:ascii="Calibri" w:cs="Calibri" w:eastAsia="Calibri" w:hAnsi="Calibri"/>
+                <w:sz w:val="18"/>
+                <w:szCs w:val="18"/>
+              </w:rPr>
+              <w:t xml:space="preserve">GPA</w:t>
+            </w:r>
+          </w:p>
+        </w:tc>
+        <w:tc>
+          <w:tcPr>
+            <w:tcW w:type="dxa" w:w="7041"/>
+            <w:tcBorders>
+              <w:top w:val="single" w:color="BFC9D6" w:sz="4"/>
+              <w:left w:val="single" w:color="BFC9D6" w:sz="4"/>
+              <w:bottom w:val="single" w:color="BFC9D6" w:sz="4"/>
+              <w:right w:val="single" w:color="BFC9D6" w:sz="4"/>
+            </w:tcBorders>
+            <w:tcMar>
+              <w:top w:type="dxa" w:w="60"/>
+              <w:left w:type="dxa" w:w="100"/>
+              <w:bottom w:type="dxa" w:w="60"/>
+              <w:right w:type="dxa" w:w="100"/>
+            </w:tcMar>
+            <w:vAlign w:val="center"/>
+          </w:tcPr>
+          <w:p>
+            <w:pPr>
+              <w:spacing w:after="30" w:before="30"/>
+              <w:jc w:val="left"/>
+            </w:pPr>
+            <w:r>
+              <w:rPr>
+                <w:rFonts w:ascii="Calibri" w:cs="Calibri" w:eastAsia="Calibri" w:hAnsi="Calibri"/>
+                <w:sz w:val="18"/>
+                <w:szCs w:val="18"/>
+              </w:rPr>
+              <w:t xml:space="preserve">Grade point average for a semester or year, computed under the regulations of the award level.</w:t>
+            </w:r>
+          </w:p>
+        </w:tc>
+      </w:tr>
+      <w:tr>
+        <w:trPr>
+          <w:cantSplit/>
+        </w:trPr>
+        <w:tc>
+          <w:tcPr>
+            <w:tcW w:type="dxa" w:w="1985"/>
+            <w:tcBorders>
+              <w:top w:val="single" w:color="BFC9D6" w:sz="4"/>
+              <w:left w:val="single" w:color="BFC9D6" w:sz="4"/>
+              <w:bottom w:val="single" w:color="BFC9D6" w:sz="4"/>
+              <w:right w:val="single" w:color="BFC9D6" w:sz="4"/>
+            </w:tcBorders>
+            <w:tcMar>
+              <w:top w:type="dxa" w:w="60"/>
+              <w:left w:type="dxa" w:w="100"/>
+              <w:bottom w:type="dxa" w:w="60"/>
+              <w:right w:type="dxa" w:w="100"/>
+            </w:tcMar>
+            <w:vAlign w:val="center"/>
+          </w:tcPr>
+          <w:p>
+            <w:pPr>
+              <w:spacing w:after="30" w:before="30"/>
+              <w:jc w:val="left"/>
+            </w:pPr>
+            <w:r>
+              <w:rPr>
+                <w:rFonts w:ascii="Calibri" w:cs="Calibri" w:eastAsia="Calibri" w:hAnsi="Calibri"/>
+                <w:sz w:val="18"/>
+                <w:szCs w:val="18"/>
+              </w:rPr>
+              <w:t xml:space="preserve">HESLB</w:t>
+            </w:r>
+          </w:p>
+        </w:tc>
+        <w:tc>
+          <w:tcPr>
+            <w:tcW w:type="dxa" w:w="7041"/>
+            <w:tcBorders>
+              <w:top w:val="single" w:color="BFC9D6" w:sz="4"/>
+              <w:left w:val="single" w:color="BFC9D6" w:sz="4"/>
+              <w:bottom w:val="single" w:color="BFC9D6" w:sz="4"/>
+              <w:right w:val="single" w:color="BFC9D6" w:sz="4"/>
+            </w:tcBorders>
+            <w:tcMar>
+              <w:top w:type="dxa" w:w="60"/>
+              <w:left w:type="dxa" w:w="100"/>
+              <w:bottom w:type="dxa" w:w="60"/>
+              <w:right w:type="dxa" w:w="100"/>
+            </w:tcMar>
+            <w:vAlign w:val="center"/>
+          </w:tcPr>
+          <w:p>
+            <w:pPr>
+              <w:spacing w:after="30" w:before="30"/>
+              <w:jc w:val="left"/>
+            </w:pPr>
+            <w:r>
+              <w:rPr>
+                <w:rFonts w:ascii="Calibri" w:cs="Calibri" w:eastAsia="Calibri" w:hAnsi="Calibri"/>
+                <w:sz w:val="18"/>
+                <w:szCs w:val="18"/>
+              </w:rPr>
+              <w:t xml:space="preserve">Higher Education Students' Loans Board: funds eligible students in eligible programmes.</w:t>
+            </w:r>
+          </w:p>
+        </w:tc>
+      </w:tr>
+      <w:tr>
+        <w:trPr>
+          <w:cantSplit/>
+        </w:trPr>
+        <w:tc>
+          <w:tcPr>
+            <w:tcW w:type="dxa" w:w="1985"/>
+            <w:tcBorders>
+              <w:top w:val="single" w:color="BFC9D6" w:sz="4"/>
+              <w:left w:val="single" w:color="BFC9D6" w:sz="4"/>
+              <w:bottom w:val="single" w:color="BFC9D6" w:sz="4"/>
+              <w:right w:val="single" w:color="BFC9D6" w:sz="4"/>
+            </w:tcBorders>
+            <w:tcMar>
+              <w:top w:type="dxa" w:w="60"/>
+              <w:left w:type="dxa" w:w="100"/>
+              <w:bottom w:type="dxa" w:w="60"/>
+              <w:right w:type="dxa" w:w="100"/>
+            </w:tcMar>
+            <w:vAlign w:val="center"/>
+          </w:tcPr>
+          <w:p>
+            <w:pPr>
+              <w:spacing w:after="30" w:before="30"/>
+              <w:jc w:val="left"/>
+            </w:pPr>
+            <w:r>
+              <w:rPr>
+                <w:rFonts w:ascii="Calibri" w:cs="Calibri" w:eastAsia="Calibri" w:hAnsi="Calibri"/>
+                <w:sz w:val="18"/>
+                <w:szCs w:val="18"/>
+              </w:rPr>
+              <w:t xml:space="preserve">ICT</w:t>
+            </w:r>
+          </w:p>
+        </w:tc>
+        <w:tc>
+          <w:tcPr>
+            <w:tcW w:type="dxa" w:w="7041"/>
+            <w:tcBorders>
+              <w:top w:val="single" w:color="BFC9D6" w:sz="4"/>
+              <w:left w:val="single" w:color="BFC9D6" w:sz="4"/>
+              <w:bottom w:val="single" w:color="BFC9D6" w:sz="4"/>
+              <w:right w:val="single" w:color="BFC9D6" w:sz="4"/>
+            </w:tcBorders>
+            <w:tcMar>
+              <w:top w:type="dxa" w:w="60"/>
+              <w:left w:type="dxa" w:w="100"/>
+              <w:bottom w:type="dxa" w:w="60"/>
+              <w:right w:type="dxa" w:w="100"/>
+            </w:tcMar>
+            <w:vAlign w:val="center"/>
+          </w:tcPr>
+          <w:p>
+            <w:pPr>
+              <w:spacing w:after="30" w:before="30"/>
+              <w:jc w:val="left"/>
+            </w:pPr>
+            <w:r>
+              <w:rPr>
+                <w:rFonts w:ascii="Calibri" w:cs="Calibri" w:eastAsia="Calibri" w:hAnsi="Calibri"/>
+                <w:sz w:val="18"/>
+                <w:szCs w:val="18"/>
+              </w:rPr>
+              <w:t xml:space="preserve">Information and communication technology.</w:t>
+            </w:r>
+          </w:p>
+        </w:tc>
+      </w:tr>
+      <w:tr>
+        <w:trPr>
+          <w:cantSplit/>
+        </w:trPr>
+        <w:tc>
+          <w:tcPr>
+            <w:tcW w:type="dxa" w:w="1985"/>
+            <w:tcBorders>
+              <w:top w:val="single" w:color="BFC9D6" w:sz="4"/>
+              <w:left w:val="single" w:color="BFC9D6" w:sz="4"/>
+              <w:bottom w:val="single" w:color="BFC9D6" w:sz="4"/>
+              <w:right w:val="single" w:color="BFC9D6" w:sz="4"/>
+            </w:tcBorders>
+            <w:tcMar>
+              <w:top w:type="dxa" w:w="60"/>
+              <w:left w:type="dxa" w:w="100"/>
+              <w:bottom w:type="dxa" w:w="60"/>
+              <w:right w:type="dxa" w:w="100"/>
+            </w:tcMar>
+            <w:vAlign w:val="center"/>
+          </w:tcPr>
+          <w:p>
+            <w:pPr>
+              <w:spacing w:after="30" w:before="30"/>
+              <w:jc w:val="left"/>
+            </w:pPr>
+            <w:r>
+              <w:rPr>
+                <w:rFonts w:ascii="Calibri" w:cs="Calibri" w:eastAsia="Calibri" w:hAnsi="Calibri"/>
+                <w:sz w:val="18"/>
+                <w:szCs w:val="18"/>
+              </w:rPr>
+              <w:t xml:space="preserve">IPT</w:t>
+            </w:r>
+          </w:p>
+        </w:tc>
+        <w:tc>
+          <w:tcPr>
+            <w:tcW w:type="dxa" w:w="7041"/>
+            <w:tcBorders>
+              <w:top w:val="single" w:color="BFC9D6" w:sz="4"/>
+              <w:left w:val="single" w:color="BFC9D6" w:sz="4"/>
+              <w:bottom w:val="single" w:color="BFC9D6" w:sz="4"/>
+              <w:right w:val="single" w:color="BFC9D6" w:sz="4"/>
+            </w:tcBorders>
+            <w:tcMar>
+              <w:top w:type="dxa" w:w="60"/>
+              <w:left w:type="dxa" w:w="100"/>
+              <w:bottom w:type="dxa" w:w="60"/>
+              <w:right w:type="dxa" w:w="100"/>
+            </w:tcMar>
+            <w:vAlign w:val="center"/>
+          </w:tcPr>
+          <w:p>
+            <w:pPr>
+              <w:spacing w:after="30" w:before="30"/>
+              <w:jc w:val="left"/>
+            </w:pPr>
+            <w:r>
+              <w:rPr>
+                <w:rFonts w:ascii="Calibri" w:cs="Calibri" w:eastAsia="Calibri" w:hAnsi="Calibri"/>
+                <w:sz w:val="18"/>
+                <w:szCs w:val="18"/>
+              </w:rPr>
+              <w:t xml:space="preserve">Industrial practical training: assessed field attachment in a workplace.</w:t>
+            </w:r>
+          </w:p>
+        </w:tc>
+      </w:tr>
+      <w:tr>
+        <w:trPr>
+          <w:cantSplit/>
+        </w:trPr>
+        <w:tc>
+          <w:tcPr>
+            <w:tcW w:type="dxa" w:w="1985"/>
+            <w:tcBorders>
+              <w:top w:val="single" w:color="BFC9D6" w:sz="4"/>
+              <w:left w:val="single" w:color="BFC9D6" w:sz="4"/>
+              <w:bottom w:val="single" w:color="BFC9D6" w:sz="4"/>
+              <w:right w:val="single" w:color="BFC9D6" w:sz="4"/>
+            </w:tcBorders>
+            <w:tcMar>
+              <w:top w:type="dxa" w:w="60"/>
+              <w:left w:type="dxa" w:w="100"/>
+              <w:bottom w:type="dxa" w:w="60"/>
+              <w:right w:type="dxa" w:w="100"/>
+            </w:tcMar>
+            <w:vAlign w:val="center"/>
+          </w:tcPr>
+          <w:p>
+            <w:pPr>
+              <w:spacing w:after="30" w:before="30"/>
+              <w:jc w:val="left"/>
+            </w:pPr>
+            <w:r>
+              <w:rPr>
+                <w:rFonts w:ascii="Calibri" w:cs="Calibri" w:eastAsia="Calibri" w:hAnsi="Calibri"/>
+                <w:sz w:val="18"/>
+                <w:szCs w:val="18"/>
+              </w:rPr>
+              <w:t xml:space="preserve">Migration</w:t>
+            </w:r>
+          </w:p>
+        </w:tc>
+        <w:tc>
+          <w:tcPr>
+            <w:tcW w:type="dxa" w:w="7041"/>
+            <w:tcBorders>
+              <w:top w:val="single" w:color="BFC9D6" w:sz="4"/>
+              <w:left w:val="single" w:color="BFC9D6" w:sz="4"/>
+              <w:bottom w:val="single" w:color="BFC9D6" w:sz="4"/>
+              <w:right w:val="single" w:color="BFC9D6" w:sz="4"/>
+            </w:tcBorders>
+            <w:tcMar>
+              <w:top w:type="dxa" w:w="60"/>
+              <w:left w:type="dxa" w:w="100"/>
+              <w:bottom w:type="dxa" w:w="60"/>
+              <w:right w:type="dxa" w:w="100"/>
+            </w:tcMar>
+            <w:vAlign w:val="center"/>
+          </w:tcPr>
+          <w:p>
+            <w:pPr>
+              <w:spacing w:after="30" w:before="30"/>
+              <w:jc w:val="left"/>
+            </w:pPr>
+            <w:r>
+              <w:rPr>
+                <w:rFonts w:ascii="Calibri" w:cs="Calibri" w:eastAsia="Calibri" w:hAnsi="Calibri"/>
+                <w:sz w:val="18"/>
+                <w:szCs w:val="18"/>
+              </w:rPr>
+              <w:t xml:space="preserve">A numbered script that changes the database structure; applied in order by Flyway and never edited once applied.</w:t>
+            </w:r>
+          </w:p>
+        </w:tc>
+      </w:tr>
+      <w:tr>
+        <w:trPr>
+          <w:cantSplit/>
+        </w:trPr>
+        <w:tc>
+          <w:tcPr>
+            <w:tcW w:type="dxa" w:w="1985"/>
+            <w:tcBorders>
+              <w:top w:val="single" w:color="BFC9D6" w:sz="4"/>
+              <w:left w:val="single" w:color="BFC9D6" w:sz="4"/>
+              <w:bottom w:val="single" w:color="BFC9D6" w:sz="4"/>
+              <w:right w:val="single" w:color="BFC9D6" w:sz="4"/>
+            </w:tcBorders>
+            <w:tcMar>
+              <w:top w:type="dxa" w:w="60"/>
+              <w:left w:type="dxa" w:w="100"/>
+              <w:bottom w:type="dxa" w:w="60"/>
+              <w:right w:type="dxa" w:w="100"/>
+            </w:tcMar>
+            <w:vAlign w:val="center"/>
+          </w:tcPr>
+          <w:p>
+            <w:pPr>
+              <w:spacing w:after="30" w:before="30"/>
+              <w:jc w:val="left"/>
+            </w:pPr>
+            <w:r>
+              <w:rPr>
+                <w:rFonts w:ascii="Calibri" w:cs="Calibri" w:eastAsia="Calibri" w:hAnsi="Calibri"/>
+                <w:sz w:val="18"/>
+                <w:szCs w:val="18"/>
+              </w:rPr>
+              <w:t xml:space="preserve">MUSE</w:t>
+            </w:r>
+          </w:p>
+        </w:tc>
+        <w:tc>
+          <w:tcPr>
+            <w:tcW w:type="dxa" w:w="7041"/>
+            <w:tcBorders>
+              <w:top w:val="single" w:color="BFC9D6" w:sz="4"/>
+              <w:left w:val="single" w:color="BFC9D6" w:sz="4"/>
+              <w:bottom w:val="single" w:color="BFC9D6" w:sz="4"/>
+              <w:right w:val="single" w:color="BFC9D6" w:sz="4"/>
+            </w:tcBorders>
+            <w:tcMar>
+              <w:top w:type="dxa" w:w="60"/>
+              <w:left w:type="dxa" w:w="100"/>
+              <w:bottom w:type="dxa" w:w="60"/>
+              <w:right w:type="dxa" w:w="100"/>
+            </w:tcMar>
+            <w:vAlign w:val="center"/>
+          </w:tcPr>
+          <w:p>
+            <w:pPr>
+              <w:spacing w:after="30" w:before="30"/>
+              <w:jc w:val="left"/>
+            </w:pPr>
+            <w:r>
+              <w:rPr>
+                <w:rFonts w:ascii="Calibri" w:cs="Calibri" w:eastAsia="Calibri" w:hAnsi="Calibri"/>
+                <w:sz w:val="18"/>
+                <w:szCs w:val="18"/>
+              </w:rPr>
+              <w:t xml:space="preserve">The government financial management (ERP) system to which public institutions post revenue.</w:t>
+            </w:r>
+          </w:p>
+        </w:tc>
+      </w:tr>
+      <w:tr>
+        <w:trPr>
+          <w:cantSplit/>
+        </w:trPr>
+        <w:tc>
+          <w:tcPr>
+            <w:tcW w:type="dxa" w:w="1985"/>
+            <w:tcBorders>
+              <w:top w:val="single" w:color="BFC9D6" w:sz="4"/>
+              <w:left w:val="single" w:color="BFC9D6" w:sz="4"/>
+              <w:bottom w:val="single" w:color="BFC9D6" w:sz="4"/>
+              <w:right w:val="single" w:color="BFC9D6" w:sz="4"/>
+            </w:tcBorders>
+            <w:tcMar>
+              <w:top w:type="dxa" w:w="60"/>
+              <w:left w:type="dxa" w:w="100"/>
+              <w:bottom w:type="dxa" w:w="60"/>
+              <w:right w:type="dxa" w:w="100"/>
+            </w:tcMar>
+            <w:vAlign w:val="center"/>
+          </w:tcPr>
+          <w:p>
+            <w:pPr>
+              <w:spacing w:after="30" w:before="30"/>
+              <w:jc w:val="left"/>
+            </w:pPr>
+            <w:r>
+              <w:rPr>
+                <w:rFonts w:ascii="Calibri" w:cs="Calibri" w:eastAsia="Calibri" w:hAnsi="Calibri"/>
+                <w:sz w:val="18"/>
+                <w:szCs w:val="18"/>
+              </w:rPr>
+              <w:t xml:space="preserve">NACTVET</w:t>
+            </w:r>
+          </w:p>
+        </w:tc>
+        <w:tc>
+          <w:tcPr>
+            <w:tcW w:type="dxa" w:w="7041"/>
+            <w:tcBorders>
+              <w:top w:val="single" w:color="BFC9D6" w:sz="4"/>
+              <w:left w:val="single" w:color="BFC9D6" w:sz="4"/>
+              <w:bottom w:val="single" w:color="BFC9D6" w:sz="4"/>
+              <w:right w:val="single" w:color="BFC9D6" w:sz="4"/>
+            </w:tcBorders>
+            <w:tcMar>
+              <w:top w:type="dxa" w:w="60"/>
+              <w:left w:type="dxa" w:w="100"/>
+              <w:bottom w:type="dxa" w:w="60"/>
+              <w:right w:type="dxa" w:w="100"/>
+            </w:tcMar>
+            <w:vAlign w:val="center"/>
+          </w:tcPr>
+          <w:p>
+            <w:pPr>
+              <w:spacing w:after="30" w:before="30"/>
+              <w:jc w:val="left"/>
+            </w:pPr>
+            <w:r>
+              <w:rPr>
+                <w:rFonts w:ascii="Calibri" w:cs="Calibri" w:eastAsia="Calibri" w:hAnsi="Calibri"/>
+                <w:sz w:val="18"/>
+                <w:szCs w:val="18"/>
+              </w:rPr>
+              <w:t xml:space="preserve">National Council for Technical and Vocational Education and Training: the regulator of TVET institutions and awards.</w:t>
+            </w:r>
+          </w:p>
+        </w:tc>
+      </w:tr>
+      <w:tr>
+        <w:trPr>
+          <w:cantSplit/>
+        </w:trPr>
+        <w:tc>
+          <w:tcPr>
+            <w:tcW w:type="dxa" w:w="1985"/>
+            <w:tcBorders>
+              <w:top w:val="single" w:color="BFC9D6" w:sz="4"/>
+              <w:left w:val="single" w:color="BFC9D6" w:sz="4"/>
+              <w:bottom w:val="single" w:color="BFC9D6" w:sz="4"/>
+              <w:right w:val="single" w:color="BFC9D6" w:sz="4"/>
+            </w:tcBorders>
+            <w:tcMar>
+              <w:top w:type="dxa" w:w="60"/>
+              <w:left w:type="dxa" w:w="100"/>
+              <w:bottom w:type="dxa" w:w="60"/>
+              <w:right w:type="dxa" w:w="100"/>
+            </w:tcMar>
+            <w:vAlign w:val="center"/>
+          </w:tcPr>
+          <w:p>
+            <w:pPr>
+              <w:spacing w:after="30" w:before="30"/>
+              <w:jc w:val="left"/>
+            </w:pPr>
+            <w:r>
+              <w:rPr>
+                <w:rFonts w:ascii="Calibri" w:cs="Calibri" w:eastAsia="Calibri" w:hAnsi="Calibri"/>
+                <w:sz w:val="18"/>
+                <w:szCs w:val="18"/>
+              </w:rPr>
+              <w:t xml:space="preserve">NECTA</w:t>
+            </w:r>
+          </w:p>
+        </w:tc>
+        <w:tc>
+          <w:tcPr>
+            <w:tcW w:type="dxa" w:w="7041"/>
+            <w:tcBorders>
+              <w:top w:val="single" w:color="BFC9D6" w:sz="4"/>
+              <w:left w:val="single" w:color="BFC9D6" w:sz="4"/>
+              <w:bottom w:val="single" w:color="BFC9D6" w:sz="4"/>
+              <w:right w:val="single" w:color="BFC9D6" w:sz="4"/>
+            </w:tcBorders>
+            <w:tcMar>
+              <w:top w:type="dxa" w:w="60"/>
+              <w:left w:type="dxa" w:w="100"/>
+              <w:bottom w:type="dxa" w:w="60"/>
+              <w:right w:type="dxa" w:w="100"/>
+            </w:tcMar>
+            <w:vAlign w:val="center"/>
+          </w:tcPr>
+          <w:p>
+            <w:pPr>
+              <w:spacing w:after="30" w:before="30"/>
+              <w:jc w:val="left"/>
+            </w:pPr>
+            <w:r>
+              <w:rPr>
+                <w:rFonts w:ascii="Calibri" w:cs="Calibri" w:eastAsia="Calibri" w:hAnsi="Calibri"/>
+                <w:sz w:val="18"/>
+                <w:szCs w:val="18"/>
+              </w:rPr>
+              <w:t xml:space="preserve">National Examinations Council of Tanzania: source of CSEE and ACSEE results.</w:t>
+            </w:r>
+          </w:p>
+        </w:tc>
+      </w:tr>
+      <w:tr>
+        <w:trPr>
+          <w:cantSplit/>
+        </w:trPr>
+        <w:tc>
+          <w:tcPr>
+            <w:tcW w:type="dxa" w:w="1985"/>
+            <w:tcBorders>
+              <w:top w:val="single" w:color="BFC9D6" w:sz="4"/>
+              <w:left w:val="single" w:color="BFC9D6" w:sz="4"/>
+              <w:bottom w:val="single" w:color="BFC9D6" w:sz="4"/>
+              <w:right w:val="single" w:color="BFC9D6" w:sz="4"/>
+            </w:tcBorders>
+            <w:tcMar>
+              <w:top w:type="dxa" w:w="60"/>
+              <w:left w:type="dxa" w:w="100"/>
+              <w:bottom w:type="dxa" w:w="60"/>
+              <w:right w:type="dxa" w:w="100"/>
+            </w:tcMar>
+            <w:vAlign w:val="center"/>
+          </w:tcPr>
+          <w:p>
+            <w:pPr>
+              <w:spacing w:after="30" w:before="30"/>
+              <w:jc w:val="left"/>
+            </w:pPr>
+            <w:r>
+              <w:rPr>
+                <w:rFonts w:ascii="Calibri" w:cs="Calibri" w:eastAsia="Calibri" w:hAnsi="Calibri"/>
+                <w:sz w:val="18"/>
+                <w:szCs w:val="18"/>
+              </w:rPr>
+              <w:t xml:space="preserve">NIDA / NIN</w:t>
+            </w:r>
+          </w:p>
+        </w:tc>
+        <w:tc>
+          <w:tcPr>
+            <w:tcW w:type="dxa" w:w="7041"/>
+            <w:tcBorders>
+              <w:top w:val="single" w:color="BFC9D6" w:sz="4"/>
+              <w:left w:val="single" w:color="BFC9D6" w:sz="4"/>
+              <w:bottom w:val="single" w:color="BFC9D6" w:sz="4"/>
+              <w:right w:val="single" w:color="BFC9D6" w:sz="4"/>
+            </w:tcBorders>
+            <w:tcMar>
+              <w:top w:type="dxa" w:w="60"/>
+              <w:left w:type="dxa" w:w="100"/>
+              <w:bottom w:type="dxa" w:w="60"/>
+              <w:right w:type="dxa" w:w="100"/>
+            </w:tcMar>
+            <w:vAlign w:val="center"/>
+          </w:tcPr>
+          <w:p>
+            <w:pPr>
+              <w:spacing w:after="30" w:before="30"/>
+              <w:jc w:val="left"/>
+            </w:pPr>
+            <w:r>
+              <w:rPr>
+                <w:rFonts w:ascii="Calibri" w:cs="Calibri" w:eastAsia="Calibri" w:hAnsi="Calibri"/>
+                <w:sz w:val="18"/>
+                <w:szCs w:val="18"/>
+              </w:rPr>
+              <w:t xml:space="preserve">National Identification Authority / National Identification Number.</w:t>
+            </w:r>
+          </w:p>
+        </w:tc>
+      </w:tr>
+      <w:tr>
+        <w:trPr>
+          <w:cantSplit/>
+        </w:trPr>
+        <w:tc>
+          <w:tcPr>
+            <w:tcW w:type="dxa" w:w="1985"/>
+            <w:tcBorders>
+              <w:top w:val="single" w:color="BFC9D6" w:sz="4"/>
+              <w:left w:val="single" w:color="BFC9D6" w:sz="4"/>
+              <w:bottom w:val="single" w:color="BFC9D6" w:sz="4"/>
+              <w:right w:val="single" w:color="BFC9D6" w:sz="4"/>
+            </w:tcBorders>
+            <w:tcMar>
+              <w:top w:type="dxa" w:w="60"/>
+              <w:left w:type="dxa" w:w="100"/>
+              <w:bottom w:type="dxa" w:w="60"/>
+              <w:right w:type="dxa" w:w="100"/>
+            </w:tcMar>
+            <w:vAlign w:val="center"/>
+          </w:tcPr>
+          <w:p>
+            <w:pPr>
+              <w:spacing w:after="30" w:before="30"/>
+              <w:jc w:val="left"/>
+            </w:pPr>
+            <w:r>
+              <w:rPr>
+                <w:rFonts w:ascii="Calibri" w:cs="Calibri" w:eastAsia="Calibri" w:hAnsi="Calibri"/>
+                <w:sz w:val="18"/>
+                <w:szCs w:val="18"/>
+              </w:rPr>
+              <w:t xml:space="preserve">NTA</w:t>
+            </w:r>
+          </w:p>
+        </w:tc>
+        <w:tc>
+          <w:tcPr>
+            <w:tcW w:type="dxa" w:w="7041"/>
+            <w:tcBorders>
+              <w:top w:val="single" w:color="BFC9D6" w:sz="4"/>
+              <w:left w:val="single" w:color="BFC9D6" w:sz="4"/>
+              <w:bottom w:val="single" w:color="BFC9D6" w:sz="4"/>
+              <w:right w:val="single" w:color="BFC9D6" w:sz="4"/>
+            </w:tcBorders>
+            <w:tcMar>
+              <w:top w:type="dxa" w:w="60"/>
+              <w:left w:type="dxa" w:w="100"/>
+              <w:bottom w:type="dxa" w:w="60"/>
+              <w:right w:type="dxa" w:w="100"/>
+            </w:tcMar>
+            <w:vAlign w:val="center"/>
+          </w:tcPr>
+          <w:p>
+            <w:pPr>
+              <w:spacing w:after="30" w:before="30"/>
+              <w:jc w:val="left"/>
+            </w:pPr>
+            <w:r>
+              <w:rPr>
+                <w:rFonts w:ascii="Calibri" w:cs="Calibri" w:eastAsia="Calibri" w:hAnsi="Calibri"/>
+                <w:sz w:val="18"/>
+                <w:szCs w:val="18"/>
+              </w:rPr>
+              <w:t xml:space="preserve">National Technical Award, Levels 4–8 (Basic Technician Certificate to Bachelor Degree).</w:t>
+            </w:r>
+          </w:p>
+        </w:tc>
+      </w:tr>
+      <w:tr>
+        <w:trPr>
+          <w:cantSplit/>
+        </w:trPr>
+        <w:tc>
+          <w:tcPr>
+            <w:tcW w:type="dxa" w:w="1985"/>
+            <w:tcBorders>
+              <w:top w:val="single" w:color="BFC9D6" w:sz="4"/>
+              <w:left w:val="single" w:color="BFC9D6" w:sz="4"/>
+              <w:bottom w:val="single" w:color="BFC9D6" w:sz="4"/>
+              <w:right w:val="single" w:color="BFC9D6" w:sz="4"/>
+            </w:tcBorders>
+            <w:tcMar>
+              <w:top w:type="dxa" w:w="60"/>
+              <w:left w:type="dxa" w:w="100"/>
+              <w:bottom w:type="dxa" w:w="60"/>
+              <w:right w:type="dxa" w:w="100"/>
+            </w:tcMar>
+            <w:vAlign w:val="center"/>
+          </w:tcPr>
+          <w:p>
+            <w:pPr>
+              <w:spacing w:after="30" w:before="30"/>
+              <w:jc w:val="left"/>
+            </w:pPr>
+            <w:r>
+              <w:rPr>
+                <w:rFonts w:ascii="Calibri" w:cs="Calibri" w:eastAsia="Calibri" w:hAnsi="Calibri"/>
+                <w:sz w:val="18"/>
+                <w:szCs w:val="18"/>
+              </w:rPr>
+              <w:t xml:space="preserve">NVA</w:t>
+            </w:r>
+          </w:p>
+        </w:tc>
+        <w:tc>
+          <w:tcPr>
+            <w:tcW w:type="dxa" w:w="7041"/>
+            <w:tcBorders>
+              <w:top w:val="single" w:color="BFC9D6" w:sz="4"/>
+              <w:left w:val="single" w:color="BFC9D6" w:sz="4"/>
+              <w:bottom w:val="single" w:color="BFC9D6" w:sz="4"/>
+              <w:right w:val="single" w:color="BFC9D6" w:sz="4"/>
+            </w:tcBorders>
+            <w:tcMar>
+              <w:top w:type="dxa" w:w="60"/>
+              <w:left w:type="dxa" w:w="100"/>
+              <w:bottom w:type="dxa" w:w="60"/>
+              <w:right w:type="dxa" w:w="100"/>
+            </w:tcMar>
+            <w:vAlign w:val="center"/>
+          </w:tcPr>
+          <w:p>
+            <w:pPr>
+              <w:spacing w:after="30" w:before="30"/>
+              <w:jc w:val="left"/>
+            </w:pPr>
+            <w:r>
+              <w:rPr>
+                <w:rFonts w:ascii="Calibri" w:cs="Calibri" w:eastAsia="Calibri" w:hAnsi="Calibri"/>
+                <w:sz w:val="18"/>
+                <w:szCs w:val="18"/>
+              </w:rPr>
+              <w:t xml:space="preserve">National Vocational Award, Levels I–III (certificates of competence, awarded through VETA).</w:t>
+            </w:r>
+          </w:p>
+        </w:tc>
+      </w:tr>
+      <w:tr>
+        <w:trPr>
+          <w:cantSplit/>
+        </w:trPr>
+        <w:tc>
+          <w:tcPr>
+            <w:tcW w:type="dxa" w:w="1985"/>
+            <w:tcBorders>
+              <w:top w:val="single" w:color="BFC9D6" w:sz="4"/>
+              <w:left w:val="single" w:color="BFC9D6" w:sz="4"/>
+              <w:bottom w:val="single" w:color="BFC9D6" w:sz="4"/>
+              <w:right w:val="single" w:color="BFC9D6" w:sz="4"/>
+            </w:tcBorders>
+            <w:tcMar>
+              <w:top w:type="dxa" w:w="60"/>
+              <w:left w:type="dxa" w:w="100"/>
+              <w:bottom w:type="dxa" w:w="60"/>
+              <w:right w:type="dxa" w:w="100"/>
+            </w:tcMar>
+            <w:vAlign w:val="center"/>
+          </w:tcPr>
+          <w:p>
+            <w:pPr>
+              <w:spacing w:after="30" w:before="30"/>
+              <w:jc w:val="left"/>
+            </w:pPr>
+            <w:r>
+              <w:rPr>
+                <w:rFonts w:ascii="Calibri" w:cs="Calibri" w:eastAsia="Calibri" w:hAnsi="Calibri"/>
+                <w:sz w:val="18"/>
+                <w:szCs w:val="18"/>
+              </w:rPr>
+              <w:t xml:space="preserve">OWASP</w:t>
+            </w:r>
+          </w:p>
+        </w:tc>
+        <w:tc>
+          <w:tcPr>
+            <w:tcW w:type="dxa" w:w="7041"/>
+            <w:tcBorders>
+              <w:top w:val="single" w:color="BFC9D6" w:sz="4"/>
+              <w:left w:val="single" w:color="BFC9D6" w:sz="4"/>
+              <w:bottom w:val="single" w:color="BFC9D6" w:sz="4"/>
+              <w:right w:val="single" w:color="BFC9D6" w:sz="4"/>
+            </w:tcBorders>
+            <w:tcMar>
+              <w:top w:type="dxa" w:w="60"/>
+              <w:left w:type="dxa" w:w="100"/>
+              <w:bottom w:type="dxa" w:w="60"/>
+              <w:right w:type="dxa" w:w="100"/>
+            </w:tcMar>
+            <w:vAlign w:val="center"/>
+          </w:tcPr>
+          <w:p>
+            <w:pPr>
+              <w:spacing w:after="30" w:before="30"/>
+              <w:jc w:val="left"/>
+            </w:pPr>
+            <w:r>
+              <w:rPr>
+                <w:rFonts w:ascii="Calibri" w:cs="Calibri" w:eastAsia="Calibri" w:hAnsi="Calibri"/>
+                <w:sz w:val="18"/>
+                <w:szCs w:val="18"/>
+              </w:rPr>
+              <w:t xml:space="preserve">Open Worldwide Application Security Project, which publishes security standards such as the Top 10 and ASVS.</w:t>
+            </w:r>
+          </w:p>
+        </w:tc>
+      </w:tr>
+      <w:tr>
+        <w:trPr>
+          <w:cantSplit/>
+        </w:trPr>
+        <w:tc>
+          <w:tcPr>
+            <w:tcW w:type="dxa" w:w="1985"/>
+            <w:tcBorders>
+              <w:top w:val="single" w:color="BFC9D6" w:sz="4"/>
+              <w:left w:val="single" w:color="BFC9D6" w:sz="4"/>
+              <w:bottom w:val="single" w:color="BFC9D6" w:sz="4"/>
+              <w:right w:val="single" w:color="BFC9D6" w:sz="4"/>
+            </w:tcBorders>
+            <w:tcMar>
+              <w:top w:type="dxa" w:w="60"/>
+              <w:left w:type="dxa" w:w="100"/>
+              <w:bottom w:type="dxa" w:w="60"/>
+              <w:right w:type="dxa" w:w="100"/>
+            </w:tcMar>
+            <w:vAlign w:val="center"/>
+          </w:tcPr>
+          <w:p>
+            <w:pPr>
+              <w:spacing w:after="30" w:before="30"/>
+              <w:jc w:val="left"/>
+            </w:pPr>
+            <w:r>
+              <w:rPr>
+                <w:rFonts w:ascii="Calibri" w:cs="Calibri" w:eastAsia="Calibri" w:hAnsi="Calibri"/>
+                <w:sz w:val="18"/>
+                <w:szCs w:val="18"/>
+              </w:rPr>
+              <w:t xml:space="preserve">PDPA</w:t>
+            </w:r>
+          </w:p>
+        </w:tc>
+        <w:tc>
+          <w:tcPr>
+            <w:tcW w:type="dxa" w:w="7041"/>
+            <w:tcBorders>
+              <w:top w:val="single" w:color="BFC9D6" w:sz="4"/>
+              <w:left w:val="single" w:color="BFC9D6" w:sz="4"/>
+              <w:bottom w:val="single" w:color="BFC9D6" w:sz="4"/>
+              <w:right w:val="single" w:color="BFC9D6" w:sz="4"/>
+            </w:tcBorders>
+            <w:tcMar>
+              <w:top w:type="dxa" w:w="60"/>
+              <w:left w:type="dxa" w:w="100"/>
+              <w:bottom w:type="dxa" w:w="60"/>
+              <w:right w:type="dxa" w:w="100"/>
+            </w:tcMar>
+            <w:vAlign w:val="center"/>
+          </w:tcPr>
+          <w:p>
+            <w:pPr>
+              <w:spacing w:after="30" w:before="30"/>
+              <w:jc w:val="left"/>
+            </w:pPr>
+            <w:r>
+              <w:rPr>
+                <w:rFonts w:ascii="Calibri" w:cs="Calibri" w:eastAsia="Calibri" w:hAnsi="Calibri"/>
+                <w:sz w:val="18"/>
+                <w:szCs w:val="18"/>
+              </w:rPr>
+              <w:t xml:space="preserve">Personal Data Protection Act, 2022 (Tanzania).</w:t>
+            </w:r>
+          </w:p>
+        </w:tc>
+      </w:tr>
+      <w:tr>
+        <w:trPr>
+          <w:cantSplit/>
+        </w:trPr>
+        <w:tc>
+          <w:tcPr>
+            <w:tcW w:type="dxa" w:w="1985"/>
+            <w:tcBorders>
+              <w:top w:val="single" w:color="BFC9D6" w:sz="4"/>
+              <w:left w:val="single" w:color="BFC9D6" w:sz="4"/>
+              <w:bottom w:val="single" w:color="BFC9D6" w:sz="4"/>
+              <w:right w:val="single" w:color="BFC9D6" w:sz="4"/>
+            </w:tcBorders>
+            <w:tcMar>
+              <w:top w:type="dxa" w:w="60"/>
+              <w:left w:type="dxa" w:w="100"/>
+              <w:bottom w:type="dxa" w:w="60"/>
+              <w:right w:type="dxa" w:w="100"/>
+            </w:tcMar>
+            <w:vAlign w:val="center"/>
+          </w:tcPr>
+          <w:p>
+            <w:pPr>
+              <w:spacing w:after="30" w:before="30"/>
+              <w:jc w:val="left"/>
+            </w:pPr>
+            <w:r>
+              <w:rPr>
+                <w:rFonts w:ascii="Calibri" w:cs="Calibri" w:eastAsia="Calibri" w:hAnsi="Calibri"/>
+                <w:sz w:val="18"/>
+                <w:szCs w:val="18"/>
+              </w:rPr>
+              <w:t xml:space="preserve">PostgreSQL</w:t>
+            </w:r>
+          </w:p>
+        </w:tc>
+        <w:tc>
+          <w:tcPr>
+            <w:tcW w:type="dxa" w:w="7041"/>
+            <w:tcBorders>
+              <w:top w:val="single" w:color="BFC9D6" w:sz="4"/>
+              <w:left w:val="single" w:color="BFC9D6" w:sz="4"/>
+              <w:bottom w:val="single" w:color="BFC9D6" w:sz="4"/>
+              <w:right w:val="single" w:color="BFC9D6" w:sz="4"/>
+            </w:tcBorders>
+            <w:tcMar>
+              <w:top w:type="dxa" w:w="60"/>
+              <w:left w:type="dxa" w:w="100"/>
+              <w:bottom w:type="dxa" w:w="60"/>
+              <w:right w:type="dxa" w:w="100"/>
+            </w:tcMar>
+            <w:vAlign w:val="center"/>
+          </w:tcPr>
+          <w:p>
+            <w:pPr>
+              <w:spacing w:after="30" w:before="30"/>
+              <w:jc w:val="left"/>
+            </w:pPr>
+            <w:r>
+              <w:rPr>
+                <w:rFonts w:ascii="Calibri" w:cs="Calibri" w:eastAsia="Calibri" w:hAnsi="Calibri"/>
+                <w:sz w:val="18"/>
+                <w:szCs w:val="18"/>
+              </w:rPr>
+              <w:t xml:space="preserve">The open-source database CIMS stores its data in.</w:t>
+            </w:r>
+          </w:p>
+        </w:tc>
+      </w:tr>
+      <w:tr>
+        <w:trPr>
+          <w:cantSplit/>
+        </w:trPr>
+        <w:tc>
+          <w:tcPr>
+            <w:tcW w:type="dxa" w:w="1985"/>
+            <w:tcBorders>
+              <w:top w:val="single" w:color="BFC9D6" w:sz="4"/>
+              <w:left w:val="single" w:color="BFC9D6" w:sz="4"/>
+              <w:bottom w:val="single" w:color="BFC9D6" w:sz="4"/>
+              <w:right w:val="single" w:color="BFC9D6" w:sz="4"/>
+            </w:tcBorders>
+            <w:tcMar>
+              <w:top w:type="dxa" w:w="60"/>
+              <w:left w:type="dxa" w:w="100"/>
+              <w:bottom w:type="dxa" w:w="60"/>
+              <w:right w:type="dxa" w:w="100"/>
+            </w:tcMar>
+            <w:vAlign w:val="center"/>
+          </w:tcPr>
+          <w:p>
+            <w:pPr>
+              <w:spacing w:after="30" w:before="30"/>
+              <w:jc w:val="left"/>
+            </w:pPr>
+            <w:r>
+              <w:rPr>
+                <w:rFonts w:ascii="Calibri" w:cs="Calibri" w:eastAsia="Calibri" w:hAnsi="Calibri"/>
+                <w:sz w:val="18"/>
+                <w:szCs w:val="18"/>
+              </w:rPr>
+              <w:t xml:space="preserve">QR code</w:t>
+            </w:r>
+          </w:p>
+        </w:tc>
+        <w:tc>
+          <w:tcPr>
+            <w:tcW w:type="dxa" w:w="7041"/>
+            <w:tcBorders>
+              <w:top w:val="single" w:color="BFC9D6" w:sz="4"/>
+              <w:left w:val="single" w:color="BFC9D6" w:sz="4"/>
+              <w:bottom w:val="single" w:color="BFC9D6" w:sz="4"/>
+              <w:right w:val="single" w:color="BFC9D6" w:sz="4"/>
+            </w:tcBorders>
+            <w:tcMar>
+              <w:top w:type="dxa" w:w="60"/>
+              <w:left w:type="dxa" w:w="100"/>
+              <w:bottom w:type="dxa" w:w="60"/>
+              <w:right w:type="dxa" w:w="100"/>
+            </w:tcMar>
+            <w:vAlign w:val="center"/>
+          </w:tcPr>
+          <w:p>
+            <w:pPr>
+              <w:spacing w:after="30" w:before="30"/>
+              <w:jc w:val="left"/>
+            </w:pPr>
+            <w:r>
+              <w:rPr>
+                <w:rFonts w:ascii="Calibri" w:cs="Calibri" w:eastAsia="Calibri" w:hAnsi="Calibri"/>
+                <w:sz w:val="18"/>
+                <w:szCs w:val="18"/>
+              </w:rPr>
+              <w:t xml:space="preserve">A square barcode printed on documents; scanning it opens the verification page.</w:t>
+            </w:r>
+          </w:p>
+        </w:tc>
+      </w:tr>
+      <w:tr>
+        <w:trPr>
+          <w:cantSplit/>
+        </w:trPr>
+        <w:tc>
+          <w:tcPr>
+            <w:tcW w:type="dxa" w:w="1985"/>
+            <w:tcBorders>
+              <w:top w:val="single" w:color="BFC9D6" w:sz="4"/>
+              <w:left w:val="single" w:color="BFC9D6" w:sz="4"/>
+              <w:bottom w:val="single" w:color="BFC9D6" w:sz="4"/>
+              <w:right w:val="single" w:color="BFC9D6" w:sz="4"/>
+            </w:tcBorders>
+            <w:tcMar>
+              <w:top w:type="dxa" w:w="60"/>
+              <w:left w:type="dxa" w:w="100"/>
+              <w:bottom w:type="dxa" w:w="60"/>
+              <w:right w:type="dxa" w:w="100"/>
+            </w:tcMar>
+            <w:vAlign w:val="center"/>
+          </w:tcPr>
+          <w:p>
+            <w:pPr>
+              <w:spacing w:after="30" w:before="30"/>
+              <w:jc w:val="left"/>
+            </w:pPr>
+            <w:r>
+              <w:rPr>
+                <w:rFonts w:ascii="Calibri" w:cs="Calibri" w:eastAsia="Calibri" w:hAnsi="Calibri"/>
+                <w:sz w:val="18"/>
+                <w:szCs w:val="18"/>
+              </w:rPr>
+              <w:t xml:space="preserve">RLS</w:t>
+            </w:r>
+          </w:p>
+        </w:tc>
+        <w:tc>
+          <w:tcPr>
+            <w:tcW w:type="dxa" w:w="7041"/>
+            <w:tcBorders>
+              <w:top w:val="single" w:color="BFC9D6" w:sz="4"/>
+              <w:left w:val="single" w:color="BFC9D6" w:sz="4"/>
+              <w:bottom w:val="single" w:color="BFC9D6" w:sz="4"/>
+              <w:right w:val="single" w:color="BFC9D6" w:sz="4"/>
+            </w:tcBorders>
+            <w:tcMar>
+              <w:top w:type="dxa" w:w="60"/>
+              <w:left w:type="dxa" w:w="100"/>
+              <w:bottom w:type="dxa" w:w="60"/>
+              <w:right w:type="dxa" w:w="100"/>
+            </w:tcMar>
+            <w:vAlign w:val="center"/>
+          </w:tcPr>
+          <w:p>
+            <w:pPr>
+              <w:spacing w:after="30" w:before="30"/>
+              <w:jc w:val="left"/>
+            </w:pPr>
+            <w:r>
+              <w:rPr>
+                <w:rFonts w:ascii="Calibri" w:cs="Calibri" w:eastAsia="Calibri" w:hAnsi="Calibri"/>
+                <w:sz w:val="18"/>
+                <w:szCs w:val="18"/>
+              </w:rPr>
+              <w:t xml:space="preserve">Row-level security: the database rule that each institution sees only its own rows.</w:t>
+            </w:r>
+          </w:p>
+        </w:tc>
+      </w:tr>
+      <w:tr>
+        <w:trPr>
+          <w:cantSplit/>
+        </w:trPr>
+        <w:tc>
+          <w:tcPr>
+            <w:tcW w:type="dxa" w:w="1985"/>
+            <w:tcBorders>
+              <w:top w:val="single" w:color="BFC9D6" w:sz="4"/>
+              <w:left w:val="single" w:color="BFC9D6" w:sz="4"/>
+              <w:bottom w:val="single" w:color="BFC9D6" w:sz="4"/>
+              <w:right w:val="single" w:color="BFC9D6" w:sz="4"/>
+            </w:tcBorders>
+            <w:tcMar>
+              <w:top w:type="dxa" w:w="60"/>
+              <w:left w:type="dxa" w:w="100"/>
+              <w:bottom w:type="dxa" w:w="60"/>
+              <w:right w:type="dxa" w:w="100"/>
+            </w:tcMar>
+            <w:vAlign w:val="center"/>
+          </w:tcPr>
+          <w:p>
+            <w:pPr>
+              <w:spacing w:after="30" w:before="30"/>
+              <w:jc w:val="left"/>
+            </w:pPr>
+            <w:r>
+              <w:rPr>
+                <w:rFonts w:ascii="Calibri" w:cs="Calibri" w:eastAsia="Calibri" w:hAnsi="Calibri"/>
+                <w:sz w:val="18"/>
+                <w:szCs w:val="18"/>
+              </w:rPr>
+              <w:t xml:space="preserve">Simulator</w:t>
+            </w:r>
+          </w:p>
+        </w:tc>
+        <w:tc>
+          <w:tcPr>
+            <w:tcW w:type="dxa" w:w="7041"/>
+            <w:tcBorders>
+              <w:top w:val="single" w:color="BFC9D6" w:sz="4"/>
+              <w:left w:val="single" w:color="BFC9D6" w:sz="4"/>
+              <w:bottom w:val="single" w:color="BFC9D6" w:sz="4"/>
+              <w:right w:val="single" w:color="BFC9D6" w:sz="4"/>
+            </w:tcBorders>
+            <w:tcMar>
+              <w:top w:type="dxa" w:w="60"/>
+              <w:left w:type="dxa" w:w="100"/>
+              <w:bottom w:type="dxa" w:w="60"/>
+              <w:right w:type="dxa" w:w="100"/>
+            </w:tcMar>
+            <w:vAlign w:val="center"/>
+          </w:tcPr>
+          <w:p>
+            <w:pPr>
+              <w:spacing w:after="30" w:before="30"/>
+              <w:jc w:val="left"/>
+            </w:pPr>
+            <w:r>
+              <w:rPr>
+                <w:rFonts w:ascii="Calibri" w:cs="Calibri" w:eastAsia="Calibri" w:hAnsi="Calibri"/>
+                <w:sz w:val="18"/>
+                <w:szCs w:val="18"/>
+              </w:rPr>
+              <w:t xml:space="preserve">A stand-in for an outside system (for example NACTVET or GePG) used for testing until the live interface is available.</w:t>
+            </w:r>
+          </w:p>
+        </w:tc>
+      </w:tr>
+      <w:tr>
+        <w:trPr>
+          <w:cantSplit/>
+        </w:trPr>
+        <w:tc>
+          <w:tcPr>
+            <w:tcW w:type="dxa" w:w="1985"/>
+            <w:tcBorders>
+              <w:top w:val="single" w:color="BFC9D6" w:sz="4"/>
+              <w:left w:val="single" w:color="BFC9D6" w:sz="4"/>
+              <w:bottom w:val="single" w:color="BFC9D6" w:sz="4"/>
+              <w:right w:val="single" w:color="BFC9D6" w:sz="4"/>
+            </w:tcBorders>
+            <w:tcMar>
+              <w:top w:type="dxa" w:w="60"/>
+              <w:left w:type="dxa" w:w="100"/>
+              <w:bottom w:type="dxa" w:w="60"/>
+              <w:right w:type="dxa" w:w="100"/>
+            </w:tcMar>
+            <w:vAlign w:val="center"/>
+          </w:tcPr>
+          <w:p>
+            <w:pPr>
+              <w:spacing w:after="30" w:before="30"/>
+              <w:jc w:val="left"/>
+            </w:pPr>
+            <w:r>
+              <w:rPr>
+                <w:rFonts w:ascii="Calibri" w:cs="Calibri" w:eastAsia="Calibri" w:hAnsi="Calibri"/>
+                <w:sz w:val="18"/>
+                <w:szCs w:val="18"/>
+              </w:rPr>
+              <w:t xml:space="preserve">SMS</w:t>
+            </w:r>
+          </w:p>
+        </w:tc>
+        <w:tc>
+          <w:tcPr>
+            <w:tcW w:type="dxa" w:w="7041"/>
+            <w:tcBorders>
+              <w:top w:val="single" w:color="BFC9D6" w:sz="4"/>
+              <w:left w:val="single" w:color="BFC9D6" w:sz="4"/>
+              <w:bottom w:val="single" w:color="BFC9D6" w:sz="4"/>
+              <w:right w:val="single" w:color="BFC9D6" w:sz="4"/>
+            </w:tcBorders>
+            <w:tcMar>
+              <w:top w:type="dxa" w:w="60"/>
+              <w:left w:type="dxa" w:w="100"/>
+              <w:bottom w:type="dxa" w:w="60"/>
+              <w:right w:type="dxa" w:w="100"/>
+            </w:tcMar>
+            <w:vAlign w:val="center"/>
+          </w:tcPr>
+          <w:p>
+            <w:pPr>
+              <w:spacing w:after="30" w:before="30"/>
+              <w:jc w:val="left"/>
+            </w:pPr>
+            <w:r>
+              <w:rPr>
+                <w:rFonts w:ascii="Calibri" w:cs="Calibri" w:eastAsia="Calibri" w:hAnsi="Calibri"/>
+                <w:sz w:val="18"/>
+                <w:szCs w:val="18"/>
+              </w:rPr>
+              <w:t xml:space="preserve">Short message service: text messages to mobile phones.</w:t>
+            </w:r>
+          </w:p>
+        </w:tc>
+      </w:tr>
+      <w:tr>
+        <w:trPr>
+          <w:cantSplit/>
+        </w:trPr>
+        <w:tc>
+          <w:tcPr>
+            <w:tcW w:type="dxa" w:w="1985"/>
+            <w:tcBorders>
+              <w:top w:val="single" w:color="BFC9D6" w:sz="4"/>
+              <w:left w:val="single" w:color="BFC9D6" w:sz="4"/>
+              <w:bottom w:val="single" w:color="BFC9D6" w:sz="4"/>
+              <w:right w:val="single" w:color="BFC9D6" w:sz="4"/>
+            </w:tcBorders>
+            <w:tcMar>
+              <w:top w:type="dxa" w:w="60"/>
+              <w:left w:type="dxa" w:w="100"/>
+              <w:bottom w:type="dxa" w:w="60"/>
+              <w:right w:type="dxa" w:w="100"/>
+            </w:tcMar>
+            <w:vAlign w:val="center"/>
+          </w:tcPr>
+          <w:p>
+            <w:pPr>
+              <w:spacing w:after="30" w:before="30"/>
+              <w:jc w:val="left"/>
+            </w:pPr>
+            <w:r>
+              <w:rPr>
+                <w:rFonts w:ascii="Calibri" w:cs="Calibri" w:eastAsia="Calibri" w:hAnsi="Calibri"/>
+                <w:sz w:val="18"/>
+                <w:szCs w:val="18"/>
+              </w:rPr>
+              <w:t xml:space="preserve">SRS / BRD</w:t>
+            </w:r>
+          </w:p>
+        </w:tc>
+        <w:tc>
+          <w:tcPr>
+            <w:tcW w:type="dxa" w:w="7041"/>
+            <w:tcBorders>
+              <w:top w:val="single" w:color="BFC9D6" w:sz="4"/>
+              <w:left w:val="single" w:color="BFC9D6" w:sz="4"/>
+              <w:bottom w:val="single" w:color="BFC9D6" w:sz="4"/>
+              <w:right w:val="single" w:color="BFC9D6" w:sz="4"/>
+            </w:tcBorders>
+            <w:tcMar>
+              <w:top w:type="dxa" w:w="60"/>
+              <w:left w:type="dxa" w:w="100"/>
+              <w:bottom w:type="dxa" w:w="60"/>
+              <w:right w:type="dxa" w:w="100"/>
+            </w:tcMar>
+            <w:vAlign w:val="center"/>
+          </w:tcPr>
+          <w:p>
+            <w:pPr>
+              <w:spacing w:after="30" w:before="30"/>
+              <w:jc w:val="left"/>
+            </w:pPr>
+            <w:r>
+              <w:rPr>
+                <w:rFonts w:ascii="Calibri" w:cs="Calibri" w:eastAsia="Calibri" w:hAnsi="Calibri"/>
+                <w:sz w:val="18"/>
+                <w:szCs w:val="18"/>
+              </w:rPr>
+              <w:t xml:space="preserve">System Requirements Specification (Document 03) / Business Requirements Document (Document 02).</w:t>
+            </w:r>
+          </w:p>
+        </w:tc>
+      </w:tr>
+      <w:tr>
+        <w:trPr>
+          <w:cantSplit/>
+        </w:trPr>
+        <w:tc>
+          <w:tcPr>
+            <w:tcW w:type="dxa" w:w="1985"/>
+            <w:tcBorders>
+              <w:top w:val="single" w:color="BFC9D6" w:sz="4"/>
+              <w:left w:val="single" w:color="BFC9D6" w:sz="4"/>
+              <w:bottom w:val="single" w:color="BFC9D6" w:sz="4"/>
+              <w:right w:val="single" w:color="BFC9D6" w:sz="4"/>
+            </w:tcBorders>
+            <w:tcMar>
+              <w:top w:type="dxa" w:w="60"/>
+              <w:left w:type="dxa" w:w="100"/>
+              <w:bottom w:type="dxa" w:w="60"/>
+              <w:right w:type="dxa" w:w="100"/>
+            </w:tcMar>
+            <w:vAlign w:val="center"/>
+          </w:tcPr>
+          <w:p>
+            <w:pPr>
+              <w:spacing w:after="30" w:before="30"/>
+              <w:jc w:val="left"/>
+            </w:pPr>
+            <w:r>
+              <w:rPr>
+                <w:rFonts w:ascii="Calibri" w:cs="Calibri" w:eastAsia="Calibri" w:hAnsi="Calibri"/>
+                <w:sz w:val="18"/>
+                <w:szCs w:val="18"/>
+              </w:rPr>
+              <w:t xml:space="preserve">TAMISEMI</w:t>
+            </w:r>
+          </w:p>
+        </w:tc>
+        <w:tc>
+          <w:tcPr>
+            <w:tcW w:type="dxa" w:w="7041"/>
+            <w:tcBorders>
+              <w:top w:val="single" w:color="BFC9D6" w:sz="4"/>
+              <w:left w:val="single" w:color="BFC9D6" w:sz="4"/>
+              <w:bottom w:val="single" w:color="BFC9D6" w:sz="4"/>
+              <w:right w:val="single" w:color="BFC9D6" w:sz="4"/>
+            </w:tcBorders>
+            <w:tcMar>
+              <w:top w:type="dxa" w:w="60"/>
+              <w:left w:type="dxa" w:w="100"/>
+              <w:bottom w:type="dxa" w:w="60"/>
+              <w:right w:type="dxa" w:w="100"/>
+            </w:tcMar>
+            <w:vAlign w:val="center"/>
+          </w:tcPr>
+          <w:p>
+            <w:pPr>
+              <w:spacing w:after="30" w:before="30"/>
+              <w:jc w:val="left"/>
+            </w:pPr>
+            <w:r>
+              <w:rPr>
+                <w:rFonts w:ascii="Calibri" w:cs="Calibri" w:eastAsia="Calibri" w:hAnsi="Calibri"/>
+                <w:sz w:val="18"/>
+                <w:szCs w:val="18"/>
+              </w:rPr>
+              <w:t xml:space="preserve">President's Office – Regional Administration and Local Government, which selects some students centrally.</w:t>
+            </w:r>
+          </w:p>
+        </w:tc>
+      </w:tr>
+      <w:tr>
+        <w:trPr>
+          <w:cantSplit/>
+        </w:trPr>
+        <w:tc>
+          <w:tcPr>
+            <w:tcW w:type="dxa" w:w="1985"/>
+            <w:tcBorders>
+              <w:top w:val="single" w:color="BFC9D6" w:sz="4"/>
+              <w:left w:val="single" w:color="BFC9D6" w:sz="4"/>
+              <w:bottom w:val="single" w:color="BFC9D6" w:sz="4"/>
+              <w:right w:val="single" w:color="BFC9D6" w:sz="4"/>
+            </w:tcBorders>
+            <w:tcMar>
+              <w:top w:type="dxa" w:w="60"/>
+              <w:left w:type="dxa" w:w="100"/>
+              <w:bottom w:type="dxa" w:w="60"/>
+              <w:right w:type="dxa" w:w="100"/>
+            </w:tcMar>
+            <w:vAlign w:val="center"/>
+          </w:tcPr>
+          <w:p>
+            <w:pPr>
+              <w:spacing w:after="30" w:before="30"/>
+              <w:jc w:val="left"/>
+            </w:pPr>
+            <w:r>
+              <w:rPr>
+                <w:rFonts w:ascii="Calibri" w:cs="Calibri" w:eastAsia="Calibri" w:hAnsi="Calibri"/>
+                <w:sz w:val="18"/>
+                <w:szCs w:val="18"/>
+              </w:rPr>
+              <w:t xml:space="preserve">Tenant</w:t>
+            </w:r>
+          </w:p>
+        </w:tc>
+        <w:tc>
+          <w:tcPr>
+            <w:tcW w:type="dxa" w:w="7041"/>
+            <w:tcBorders>
+              <w:top w:val="single" w:color="BFC9D6" w:sz="4"/>
+              <w:left w:val="single" w:color="BFC9D6" w:sz="4"/>
+              <w:bottom w:val="single" w:color="BFC9D6" w:sz="4"/>
+              <w:right w:val="single" w:color="BFC9D6" w:sz="4"/>
+            </w:tcBorders>
+            <w:tcMar>
+              <w:top w:type="dxa" w:w="60"/>
+              <w:left w:type="dxa" w:w="100"/>
+              <w:bottom w:type="dxa" w:w="60"/>
+              <w:right w:type="dxa" w:w="100"/>
+            </w:tcMar>
+            <w:vAlign w:val="center"/>
+          </w:tcPr>
+          <w:p>
+            <w:pPr>
+              <w:spacing w:after="30" w:before="30"/>
+              <w:jc w:val="left"/>
+            </w:pPr>
+            <w:r>
+              <w:rPr>
+                <w:rFonts w:ascii="Calibri" w:cs="Calibri" w:eastAsia="Calibri" w:hAnsi="Calibri"/>
+                <w:sz w:val="18"/>
+                <w:szCs w:val="18"/>
+              </w:rPr>
+              <w:t xml:space="preserve">One institution's isolated space within the shared CIMS platform, with its own branding, users, data and settings.</w:t>
+            </w:r>
+          </w:p>
+        </w:tc>
+      </w:tr>
+      <w:tr>
+        <w:trPr>
+          <w:cantSplit/>
+        </w:trPr>
+        <w:tc>
+          <w:tcPr>
+            <w:tcW w:type="dxa" w:w="1985"/>
+            <w:tcBorders>
+              <w:top w:val="single" w:color="BFC9D6" w:sz="4"/>
+              <w:left w:val="single" w:color="BFC9D6" w:sz="4"/>
+              <w:bottom w:val="single" w:color="BFC9D6" w:sz="4"/>
+              <w:right w:val="single" w:color="BFC9D6" w:sz="4"/>
+            </w:tcBorders>
+            <w:tcMar>
+              <w:top w:type="dxa" w:w="60"/>
+              <w:left w:type="dxa" w:w="100"/>
+              <w:bottom w:type="dxa" w:w="60"/>
+              <w:right w:type="dxa" w:w="100"/>
+            </w:tcMar>
+            <w:vAlign w:val="center"/>
+          </w:tcPr>
+          <w:p>
+            <w:pPr>
+              <w:spacing w:after="30" w:before="30"/>
+              <w:jc w:val="left"/>
+            </w:pPr>
+            <w:r>
+              <w:rPr>
+                <w:rFonts w:ascii="Calibri" w:cs="Calibri" w:eastAsia="Calibri" w:hAnsi="Calibri"/>
+                <w:sz w:val="18"/>
+                <w:szCs w:val="18"/>
+              </w:rPr>
+              <w:t xml:space="preserve">TZS</w:t>
+            </w:r>
+          </w:p>
+        </w:tc>
+        <w:tc>
+          <w:tcPr>
+            <w:tcW w:type="dxa" w:w="7041"/>
+            <w:tcBorders>
+              <w:top w:val="single" w:color="BFC9D6" w:sz="4"/>
+              <w:left w:val="single" w:color="BFC9D6" w:sz="4"/>
+              <w:bottom w:val="single" w:color="BFC9D6" w:sz="4"/>
+              <w:right w:val="single" w:color="BFC9D6" w:sz="4"/>
+            </w:tcBorders>
+            <w:tcMar>
+              <w:top w:type="dxa" w:w="60"/>
+              <w:left w:type="dxa" w:w="100"/>
+              <w:bottom w:type="dxa" w:w="60"/>
+              <w:right w:type="dxa" w:w="100"/>
+            </w:tcMar>
+            <w:vAlign w:val="center"/>
+          </w:tcPr>
+          <w:p>
+            <w:pPr>
+              <w:spacing w:after="30" w:before="30"/>
+              <w:jc w:val="left"/>
+            </w:pPr>
+            <w:r>
+              <w:rPr>
+                <w:rFonts w:ascii="Calibri" w:cs="Calibri" w:eastAsia="Calibri" w:hAnsi="Calibri"/>
+                <w:sz w:val="18"/>
+                <w:szCs w:val="18"/>
+              </w:rPr>
+              <w:t xml:space="preserve">Tanzanian shilling.</w:t>
+            </w:r>
+          </w:p>
+        </w:tc>
+      </w:tr>
+      <w:tr>
+        <w:trPr>
+          <w:cantSplit/>
+        </w:trPr>
+        <w:tc>
+          <w:tcPr>
+            <w:tcW w:type="dxa" w:w="1985"/>
+            <w:tcBorders>
+              <w:top w:val="single" w:color="BFC9D6" w:sz="4"/>
+              <w:left w:val="single" w:color="BFC9D6" w:sz="4"/>
+              <w:bottom w:val="single" w:color="BFC9D6" w:sz="4"/>
+              <w:right w:val="single" w:color="BFC9D6" w:sz="4"/>
+            </w:tcBorders>
+            <w:tcMar>
+              <w:top w:type="dxa" w:w="60"/>
+              <w:left w:type="dxa" w:w="100"/>
+              <w:bottom w:type="dxa" w:w="60"/>
+              <w:right w:type="dxa" w:w="100"/>
+            </w:tcMar>
+            <w:vAlign w:val="center"/>
+          </w:tcPr>
+          <w:p>
+            <w:pPr>
+              <w:spacing w:after="30" w:before="30"/>
+              <w:jc w:val="left"/>
+            </w:pPr>
+            <w:r>
+              <w:rPr>
+                <w:rFonts w:ascii="Calibri" w:cs="Calibri" w:eastAsia="Calibri" w:hAnsi="Calibri"/>
+                <w:sz w:val="18"/>
+                <w:szCs w:val="18"/>
+              </w:rPr>
+              <w:t xml:space="preserve">UAT</w:t>
+            </w:r>
+          </w:p>
+        </w:tc>
+        <w:tc>
+          <w:tcPr>
+            <w:tcW w:type="dxa" w:w="7041"/>
+            <w:tcBorders>
+              <w:top w:val="single" w:color="BFC9D6" w:sz="4"/>
+              <w:left w:val="single" w:color="BFC9D6" w:sz="4"/>
+              <w:bottom w:val="single" w:color="BFC9D6" w:sz="4"/>
+              <w:right w:val="single" w:color="BFC9D6" w:sz="4"/>
+            </w:tcBorders>
+            <w:tcMar>
+              <w:top w:type="dxa" w:w="60"/>
+              <w:left w:type="dxa" w:w="100"/>
+              <w:bottom w:type="dxa" w:w="60"/>
+              <w:right w:type="dxa" w:w="100"/>
+            </w:tcMar>
+            <w:vAlign w:val="center"/>
+          </w:tcPr>
+          <w:p>
+            <w:pPr>
+              <w:spacing w:after="30" w:before="30"/>
+              <w:jc w:val="left"/>
+            </w:pPr>
+            <w:r>
+              <w:rPr>
+                <w:rFonts w:ascii="Calibri" w:cs="Calibri" w:eastAsia="Calibri" w:hAnsi="Calibri"/>
+                <w:sz w:val="18"/>
+                <w:szCs w:val="18"/>
+              </w:rPr>
+              <w:t xml:space="preserve">User acceptance testing: the institution tests the system before accepting it.</w:t>
+            </w:r>
+          </w:p>
+        </w:tc>
+      </w:tr>
+      <w:tr>
+        <w:trPr>
+          <w:cantSplit/>
+        </w:trPr>
+        <w:tc>
+          <w:tcPr>
+            <w:tcW w:type="dxa" w:w="1985"/>
+            <w:tcBorders>
+              <w:top w:val="single" w:color="BFC9D6" w:sz="4"/>
+              <w:left w:val="single" w:color="BFC9D6" w:sz="4"/>
+              <w:bottom w:val="single" w:color="BFC9D6" w:sz="4"/>
+              <w:right w:val="single" w:color="BFC9D6" w:sz="4"/>
+            </w:tcBorders>
+            <w:tcMar>
+              <w:top w:type="dxa" w:w="60"/>
+              <w:left w:type="dxa" w:w="100"/>
+              <w:bottom w:type="dxa" w:w="60"/>
+              <w:right w:type="dxa" w:w="100"/>
+            </w:tcMar>
+            <w:vAlign w:val="center"/>
+          </w:tcPr>
+          <w:p>
+            <w:pPr>
+              <w:spacing w:after="30" w:before="30"/>
+              <w:jc w:val="left"/>
+            </w:pPr>
+            <w:r>
+              <w:rPr>
+                <w:rFonts w:ascii="Calibri" w:cs="Calibri" w:eastAsia="Calibri" w:hAnsi="Calibri"/>
+                <w:sz w:val="18"/>
+                <w:szCs w:val="18"/>
+              </w:rPr>
+              <w:t xml:space="preserve">UI</w:t>
+            </w:r>
+          </w:p>
+        </w:tc>
+        <w:tc>
+          <w:tcPr>
+            <w:tcW w:type="dxa" w:w="7041"/>
+            <w:tcBorders>
+              <w:top w:val="single" w:color="BFC9D6" w:sz="4"/>
+              <w:left w:val="single" w:color="BFC9D6" w:sz="4"/>
+              <w:bottom w:val="single" w:color="BFC9D6" w:sz="4"/>
+              <w:right w:val="single" w:color="BFC9D6" w:sz="4"/>
+            </w:tcBorders>
+            <w:tcMar>
+              <w:top w:type="dxa" w:w="60"/>
+              <w:left w:type="dxa" w:w="100"/>
+              <w:bottom w:type="dxa" w:w="60"/>
+              <w:right w:type="dxa" w:w="100"/>
+            </w:tcMar>
+            <w:vAlign w:val="center"/>
+          </w:tcPr>
+          <w:p>
+            <w:pPr>
+              <w:spacing w:after="30" w:before="30"/>
+              <w:jc w:val="left"/>
+            </w:pPr>
+            <w:r>
+              <w:rPr>
+                <w:rFonts w:ascii="Calibri" w:cs="Calibri" w:eastAsia="Calibri" w:hAnsi="Calibri"/>
+                <w:sz w:val="18"/>
+                <w:szCs w:val="18"/>
+              </w:rPr>
+              <w:t xml:space="preserve">User interface: the screens people use.</w:t>
+            </w:r>
+          </w:p>
+        </w:tc>
+      </w:tr>
+      <w:tr>
+        <w:trPr>
+          <w:cantSplit/>
+        </w:trPr>
+        <w:tc>
+          <w:tcPr>
+            <w:tcW w:type="dxa" w:w="1985"/>
+            <w:tcBorders>
+              <w:top w:val="single" w:color="BFC9D6" w:sz="4"/>
+              <w:left w:val="single" w:color="BFC9D6" w:sz="4"/>
+              <w:bottom w:val="single" w:color="BFC9D6" w:sz="4"/>
+              <w:right w:val="single" w:color="BFC9D6" w:sz="4"/>
+            </w:tcBorders>
+            <w:tcMar>
+              <w:top w:type="dxa" w:w="60"/>
+              <w:left w:type="dxa" w:w="100"/>
+              <w:bottom w:type="dxa" w:w="60"/>
+              <w:right w:type="dxa" w:w="100"/>
+            </w:tcMar>
+            <w:vAlign w:val="center"/>
+          </w:tcPr>
+          <w:p>
+            <w:pPr>
+              <w:spacing w:after="30" w:before="30"/>
+              <w:jc w:val="left"/>
+            </w:pPr>
+            <w:r>
+              <w:rPr>
+                <w:rFonts w:ascii="Calibri" w:cs="Calibri" w:eastAsia="Calibri" w:hAnsi="Calibri"/>
+                <w:sz w:val="18"/>
+                <w:szCs w:val="18"/>
+              </w:rPr>
+              <w:t xml:space="preserve">VAT</w:t>
+            </w:r>
+          </w:p>
+        </w:tc>
+        <w:tc>
+          <w:tcPr>
+            <w:tcW w:type="dxa" w:w="7041"/>
+            <w:tcBorders>
+              <w:top w:val="single" w:color="BFC9D6" w:sz="4"/>
+              <w:left w:val="single" w:color="BFC9D6" w:sz="4"/>
+              <w:bottom w:val="single" w:color="BFC9D6" w:sz="4"/>
+              <w:right w:val="single" w:color="BFC9D6" w:sz="4"/>
+            </w:tcBorders>
+            <w:tcMar>
+              <w:top w:type="dxa" w:w="60"/>
+              <w:left w:type="dxa" w:w="100"/>
+              <w:bottom w:type="dxa" w:w="60"/>
+              <w:right w:type="dxa" w:w="100"/>
+            </w:tcMar>
+            <w:vAlign w:val="center"/>
+          </w:tcPr>
+          <w:p>
+            <w:pPr>
+              <w:spacing w:after="30" w:before="30"/>
+              <w:jc w:val="left"/>
+            </w:pPr>
+            <w:r>
+              <w:rPr>
+                <w:rFonts w:ascii="Calibri" w:cs="Calibri" w:eastAsia="Calibri" w:hAnsi="Calibri"/>
+                <w:sz w:val="18"/>
+                <w:szCs w:val="18"/>
+              </w:rPr>
+              <w:t xml:space="preserve">Value added tax.</w:t>
+            </w:r>
+          </w:p>
+        </w:tc>
+      </w:tr>
+      <w:tr>
+        <w:trPr>
+          <w:cantSplit/>
+        </w:trPr>
+        <w:tc>
+          <w:tcPr>
+            <w:tcW w:type="dxa" w:w="1985"/>
+            <w:tcBorders>
+              <w:top w:val="single" w:color="BFC9D6" w:sz="4"/>
+              <w:left w:val="single" w:color="BFC9D6" w:sz="4"/>
+              <w:bottom w:val="single" w:color="BFC9D6" w:sz="4"/>
+              <w:right w:val="single" w:color="BFC9D6" w:sz="4"/>
+            </w:tcBorders>
+            <w:tcMar>
+              <w:top w:type="dxa" w:w="60"/>
+              <w:left w:type="dxa" w:w="100"/>
+              <w:bottom w:type="dxa" w:w="60"/>
+              <w:right w:type="dxa" w:w="100"/>
+            </w:tcMar>
+            <w:vAlign w:val="center"/>
+          </w:tcPr>
+          <w:p>
+            <w:pPr>
+              <w:spacing w:after="30" w:before="30"/>
+              <w:jc w:val="left"/>
+            </w:pPr>
+            <w:r>
+              <w:rPr>
+                <w:rFonts w:ascii="Calibri" w:cs="Calibri" w:eastAsia="Calibri" w:hAnsi="Calibri"/>
+                <w:sz w:val="18"/>
+                <w:szCs w:val="18"/>
+              </w:rPr>
+              <w:t xml:space="preserve">Waiver</w:t>
+            </w:r>
+          </w:p>
+        </w:tc>
+        <w:tc>
+          <w:tcPr>
+            <w:tcW w:type="dxa" w:w="7041"/>
+            <w:tcBorders>
+              <w:top w:val="single" w:color="BFC9D6" w:sz="4"/>
+              <w:left w:val="single" w:color="BFC9D6" w:sz="4"/>
+              <w:bottom w:val="single" w:color="BFC9D6" w:sz="4"/>
+              <w:right w:val="single" w:color="BFC9D6" w:sz="4"/>
+            </w:tcBorders>
+            <w:tcMar>
+              <w:top w:type="dxa" w:w="60"/>
+              <w:left w:type="dxa" w:w="100"/>
+              <w:bottom w:type="dxa" w:w="60"/>
+              <w:right w:type="dxa" w:w="100"/>
+            </w:tcMar>
+            <w:vAlign w:val="center"/>
+          </w:tcPr>
+          <w:p>
+            <w:pPr>
+              <w:spacing w:after="30" w:before="30"/>
+              <w:jc w:val="left"/>
+            </w:pPr>
+            <w:r>
+              <w:rPr>
+                <w:rFonts w:ascii="Calibri" w:cs="Calibri" w:eastAsia="Calibri" w:hAnsi="Calibri"/>
+                <w:sz w:val="18"/>
+                <w:szCs w:val="18"/>
+              </w:rPr>
+              <w:t xml:space="preserve">An approved reduction of what a student owes on an invoice.</w:t>
+            </w:r>
+          </w:p>
+        </w:tc>
+      </w:tr>
+      <w:tr>
+        <w:trPr>
+          <w:cantSplit/>
+        </w:trPr>
+        <w:tc>
+          <w:tcPr>
+            <w:tcW w:type="dxa" w:w="1985"/>
+            <w:tcBorders>
+              <w:top w:val="single" w:color="BFC9D6" w:sz="4"/>
+              <w:left w:val="single" w:color="BFC9D6" w:sz="4"/>
+              <w:bottom w:val="single" w:color="BFC9D6" w:sz="4"/>
+              <w:right w:val="single" w:color="BFC9D6" w:sz="4"/>
+            </w:tcBorders>
+            <w:tcMar>
+              <w:top w:type="dxa" w:w="60"/>
+              <w:left w:type="dxa" w:w="100"/>
+              <w:bottom w:type="dxa" w:w="60"/>
+              <w:right w:type="dxa" w:w="100"/>
+            </w:tcMar>
+            <w:vAlign w:val="center"/>
+          </w:tcPr>
+          <w:p>
+            <w:pPr>
+              <w:spacing w:after="30" w:before="30"/>
+              <w:jc w:val="left"/>
+            </w:pPr>
+            <w:r>
+              <w:rPr>
+                <w:rFonts w:ascii="Calibri" w:cs="Calibri" w:eastAsia="Calibri" w:hAnsi="Calibri"/>
+                <w:sz w:val="18"/>
+                <w:szCs w:val="18"/>
+              </w:rPr>
+              <w:t xml:space="preserve">WCAG</w:t>
+            </w:r>
+          </w:p>
+        </w:tc>
+        <w:tc>
+          <w:tcPr>
+            <w:tcW w:type="dxa" w:w="7041"/>
+            <w:tcBorders>
+              <w:top w:val="single" w:color="BFC9D6" w:sz="4"/>
+              <w:left w:val="single" w:color="BFC9D6" w:sz="4"/>
+              <w:bottom w:val="single" w:color="BFC9D6" w:sz="4"/>
+              <w:right w:val="single" w:color="BFC9D6" w:sz="4"/>
+            </w:tcBorders>
+            <w:tcMar>
+              <w:top w:type="dxa" w:w="60"/>
+              <w:left w:type="dxa" w:w="100"/>
+              <w:bottom w:type="dxa" w:w="60"/>
+              <w:right w:type="dxa" w:w="100"/>
+            </w:tcMar>
+            <w:vAlign w:val="center"/>
+          </w:tcPr>
+          <w:p>
+            <w:pPr>
+              <w:spacing w:after="30" w:before="30"/>
+              <w:jc w:val="left"/>
+            </w:pPr>
+            <w:r>
+              <w:rPr>
+                <w:rFonts w:ascii="Calibri" w:cs="Calibri" w:eastAsia="Calibri" w:hAnsi="Calibri"/>
+                <w:sz w:val="18"/>
+                <w:szCs w:val="18"/>
+              </w:rPr>
+              <w:t xml:space="preserve">Web Content Accessibility Guidelines; CIMS targets version 2.1, levels A and AA.</w:t>
+            </w:r>
+          </w:p>
+        </w:tc>
+      </w:tr>
+      <w:tr>
+        <w:trPr>
+          <w:cantSplit/>
+        </w:trPr>
+        <w:tc>
+          <w:tcPr>
+            <w:tcW w:type="dxa" w:w="1985"/>
+            <w:tcBorders>
+              <w:top w:val="single" w:color="BFC9D6" w:sz="4"/>
+              <w:left w:val="single" w:color="BFC9D6" w:sz="4"/>
+              <w:bottom w:val="single" w:color="BFC9D6" w:sz="4"/>
+              <w:right w:val="single" w:color="BFC9D6" w:sz="4"/>
+            </w:tcBorders>
+            <w:tcMar>
+              <w:top w:type="dxa" w:w="60"/>
+              <w:left w:type="dxa" w:w="100"/>
+              <w:bottom w:type="dxa" w:w="60"/>
+              <w:right w:type="dxa" w:w="100"/>
+            </w:tcMar>
+            <w:vAlign w:val="center"/>
+          </w:tcPr>
+          <w:p>
+            <w:pPr>
+              <w:spacing w:after="30" w:before="30"/>
+              <w:jc w:val="left"/>
+            </w:pPr>
+            <w:r>
+              <w:rPr>
+                <w:rFonts w:ascii="Calibri" w:cs="Calibri" w:eastAsia="Calibri" w:hAnsi="Calibri"/>
+                <w:sz w:val="18"/>
+                <w:szCs w:val="18"/>
+              </w:rPr>
+              <w:t xml:space="preserve">ZAP</w:t>
+            </w:r>
+          </w:p>
+        </w:tc>
+        <w:tc>
+          <w:tcPr>
+            <w:tcW w:type="dxa" w:w="7041"/>
+            <w:tcBorders>
+              <w:top w:val="single" w:color="BFC9D6" w:sz="4"/>
+              <w:left w:val="single" w:color="BFC9D6" w:sz="4"/>
+              <w:bottom w:val="single" w:color="BFC9D6" w:sz="4"/>
+              <w:right w:val="single" w:color="BFC9D6" w:sz="4"/>
+            </w:tcBorders>
+            <w:tcMar>
+              <w:top w:type="dxa" w:w="60"/>
+              <w:left w:type="dxa" w:w="100"/>
+              <w:bottom w:type="dxa" w:w="60"/>
+              <w:right w:type="dxa" w:w="100"/>
+            </w:tcMar>
+            <w:vAlign w:val="center"/>
+          </w:tcPr>
+          <w:p>
+            <w:pPr>
+              <w:spacing w:after="30" w:before="30"/>
+              <w:jc w:val="left"/>
+            </w:pPr>
+            <w:r>
+              <w:rPr>
+                <w:rFonts w:ascii="Calibri" w:cs="Calibri" w:eastAsia="Calibri" w:hAnsi="Calibri"/>
+                <w:sz w:val="18"/>
+                <w:szCs w:val="18"/>
+              </w:rPr>
+              <w:t xml:space="preserve">OWASP Zed Attack Proxy: the tool that scans the running web app in continuous integration.</w:t>
+            </w:r>
+          </w:p>
+        </w:tc>
+      </w:tr>
+    </w:tbl>
+    <w:p>
+      <w:pPr>
+        <w:spacing w:after="300"/>
+      </w:pPr>
+      <w:r>
+        <w:rPr>
+          <w:i/>
+          <w:rFonts w:ascii="Calibri" w:cs="Calibri" w:eastAsia="Calibri" w:hAnsi="Calibri"/>
+          <w:color w:val="595959"/>
+          <w:sz w:val="22"/>
+          <w:szCs w:val="22"/>
+        </w:rPr>
+        <w:t xml:space="preserve"/>
       </w:r>
     </w:p>
     <w:p>

--- a/docs/07_Development_Plan_and_Cost_Estimate_College_Institution_Management_System.docx
+++ b/docs/07_Development_Plan_and_Cost_Estimate_College_Institution_Management_System.docx
@@ -397,7 +397,7 @@
                 <w:sz w:val="18"/>
                 <w:szCs w:val="18"/>
               </w:rPr>
-              <w:t xml:space="preserve">Version 3.3 — updated to the system as built after the October 2026 completion batches, for stakeholder review</w:t>
+              <w:t xml:space="preserve">Version 3.4 — updated to the system as built after the October 2026 completion batches, for stakeholder review</w:t>
             </w:r>
           </w:p>
         </w:tc>
@@ -1785,6 +1785,143 @@
                 <w:szCs w:val="18"/>
               </w:rPr>
               <w:t xml:space="preserve">Progress updated after Batch 10: late-registration fee, application-fee reminders, waivers proposed when a status change takes effect, hostel bed changes with the fee difference, refunds of fees paid (hostel check-out and cancellation), and the entry-rule test tool. Abbreviations and glossary table added (section 1.1). Spring Boot 3.5 noted under security hardening.</w:t>
+            </w:r>
+          </w:p>
+        </w:tc>
+      </w:tr>
+      <w:tr>
+        <w:trPr>
+          <w:cantSplit/>
+        </w:trPr>
+        <w:tc>
+          <w:tcPr>
+            <w:tcW w:type="dxa" w:w="1083"/>
+            <w:tcBorders>
+              <w:top w:val="single" w:color="BFC9D6" w:sz="4"/>
+              <w:left w:val="single" w:color="BFC9D6" w:sz="4"/>
+              <w:bottom w:val="single" w:color="BFC9D6" w:sz="4"/>
+              <w:right w:val="single" w:color="BFC9D6" w:sz="4"/>
+            </w:tcBorders>
+            <w:shd w:fill="EEF3F8" w:color="auto" w:val="clear"/>
+            <w:tcMar>
+              <w:top w:type="dxa" w:w="60"/>
+              <w:left w:type="dxa" w:w="100"/>
+              <w:bottom w:type="dxa" w:w="60"/>
+              <w:right w:type="dxa" w:w="100"/>
+            </w:tcMar>
+            <w:vAlign w:val="center"/>
+          </w:tcPr>
+          <w:p>
+            <w:pPr>
+              <w:spacing w:after="30" w:before="30"/>
+              <w:jc w:val="left"/>
+            </w:pPr>
+            <w:r>
+              <w:rPr>
+                <w:rFonts w:ascii="Calibri" w:cs="Calibri" w:eastAsia="Calibri" w:hAnsi="Calibri"/>
+                <w:sz w:val="18"/>
+                <w:szCs w:val="18"/>
+              </w:rPr>
+              <w:t xml:space="preserve">3.4</w:t>
+            </w:r>
+          </w:p>
+        </w:tc>
+        <w:tc>
+          <w:tcPr>
+            <w:tcW w:type="dxa" w:w="1624"/>
+            <w:tcBorders>
+              <w:top w:val="single" w:color="BFC9D6" w:sz="4"/>
+              <w:left w:val="single" w:color="BFC9D6" w:sz="4"/>
+              <w:bottom w:val="single" w:color="BFC9D6" w:sz="4"/>
+              <w:right w:val="single" w:color="BFC9D6" w:sz="4"/>
+            </w:tcBorders>
+            <w:shd w:fill="EEF3F8" w:color="auto" w:val="clear"/>
+            <w:tcMar>
+              <w:top w:type="dxa" w:w="60"/>
+              <w:left w:type="dxa" w:w="100"/>
+              <w:bottom w:type="dxa" w:w="60"/>
+              <w:right w:type="dxa" w:w="100"/>
+            </w:tcMar>
+            <w:vAlign w:val="center"/>
+          </w:tcPr>
+          <w:p>
+            <w:pPr>
+              <w:spacing w:after="30" w:before="30"/>
+              <w:jc w:val="left"/>
+            </w:pPr>
+            <w:r>
+              <w:rPr>
+                <w:rFonts w:ascii="Calibri" w:cs="Calibri" w:eastAsia="Calibri" w:hAnsi="Calibri"/>
+                <w:sz w:val="18"/>
+                <w:szCs w:val="18"/>
+              </w:rPr>
+              <w:t xml:space="preserve">October 2026</w:t>
+            </w:r>
+          </w:p>
+        </w:tc>
+        <w:tc>
+          <w:tcPr>
+            <w:tcW w:type="dxa" w:w="1985"/>
+            <w:tcBorders>
+              <w:top w:val="single" w:color="BFC9D6" w:sz="4"/>
+              <w:left w:val="single" w:color="BFC9D6" w:sz="4"/>
+              <w:bottom w:val="single" w:color="BFC9D6" w:sz="4"/>
+              <w:right w:val="single" w:color="BFC9D6" w:sz="4"/>
+            </w:tcBorders>
+            <w:shd w:fill="EEF3F8" w:color="auto" w:val="clear"/>
+            <w:tcMar>
+              <w:top w:type="dxa" w:w="60"/>
+              <w:left w:type="dxa" w:w="100"/>
+              <w:bottom w:type="dxa" w:w="60"/>
+              <w:right w:type="dxa" w:w="100"/>
+            </w:tcMar>
+            <w:vAlign w:val="center"/>
+          </w:tcPr>
+          <w:p>
+            <w:pPr>
+              <w:spacing w:after="30" w:before="30"/>
+              <w:jc w:val="left"/>
+            </w:pPr>
+            <w:r>
+              <w:rPr>
+                <w:rFonts w:ascii="Calibri" w:cs="Calibri" w:eastAsia="Calibri" w:hAnsi="Calibri"/>
+                <w:sz w:val="18"/>
+                <w:szCs w:val="18"/>
+              </w:rPr>
+              <w:t xml:space="preserve">Msingi Technologies Ltd</w:t>
+            </w:r>
+          </w:p>
+        </w:tc>
+        <w:tc>
+          <w:tcPr>
+            <w:tcW w:type="dxa" w:w="4334"/>
+            <w:tcBorders>
+              <w:top w:val="single" w:color="BFC9D6" w:sz="4"/>
+              <w:left w:val="single" w:color="BFC9D6" w:sz="4"/>
+              <w:bottom w:val="single" w:color="BFC9D6" w:sz="4"/>
+              <w:right w:val="single" w:color="BFC9D6" w:sz="4"/>
+            </w:tcBorders>
+            <w:shd w:fill="EEF3F8" w:color="auto" w:val="clear"/>
+            <w:tcMar>
+              <w:top w:type="dxa" w:w="60"/>
+              <w:left w:type="dxa" w:w="100"/>
+              <w:bottom w:type="dxa" w:w="60"/>
+              <w:right w:type="dxa" w:w="100"/>
+            </w:tcMar>
+            <w:vAlign w:val="center"/>
+          </w:tcPr>
+          <w:p>
+            <w:pPr>
+              <w:spacing w:after="30" w:before="30"/>
+              <w:jc w:val="left"/>
+            </w:pPr>
+            <w:r>
+              <w:rPr>
+                <w:rFonts w:ascii="Calibri" w:cs="Calibri" w:eastAsia="Calibri" w:hAnsi="Calibri"/>
+                <w:sz w:val="18"/>
+                <w:szCs w:val="18"/>
+              </w:rPr>
+              <w:t xml:space="preserve">Progress updated after Batch 11: timetabling. Teaching venues, the weekly class timetable with clash checks, the examination timetable with venues and invigilators, publishing to students (with SMS), and personal timetables for lecturers and students.</w:t>
             </w:r>
           </w:p>
         </w:tc>
@@ -5714,6 +5851,75 @@
                 <w:szCs w:val="18"/>
               </w:rPr>
               <w:t xml:space="preserve">Information and communication technology.</w:t>
+            </w:r>
+          </w:p>
+        </w:tc>
+      </w:tr>
+      <w:tr>
+        <w:trPr>
+          <w:cantSplit/>
+        </w:trPr>
+        <w:tc>
+          <w:tcPr>
+            <w:tcW w:type="dxa" w:w="1985"/>
+            <w:tcBorders>
+              <w:top w:val="single" w:color="BFC9D6" w:sz="4"/>
+              <w:left w:val="single" w:color="BFC9D6" w:sz="4"/>
+              <w:bottom w:val="single" w:color="BFC9D6" w:sz="4"/>
+              <w:right w:val="single" w:color="BFC9D6" w:sz="4"/>
+            </w:tcBorders>
+            <w:tcMar>
+              <w:top w:type="dxa" w:w="60"/>
+              <w:left w:type="dxa" w:w="100"/>
+              <w:bottom w:type="dxa" w:w="60"/>
+              <w:right w:type="dxa" w:w="100"/>
+            </w:tcMar>
+            <w:vAlign w:val="center"/>
+          </w:tcPr>
+          <w:p>
+            <w:pPr>
+              <w:spacing w:after="30" w:before="30"/>
+              <w:jc w:val="left"/>
+            </w:pPr>
+            <w:r>
+              <w:rPr>
+                <w:rFonts w:ascii="Calibri" w:cs="Calibri" w:eastAsia="Calibri" w:hAnsi="Calibri"/>
+                <w:sz w:val="18"/>
+                <w:szCs w:val="18"/>
+              </w:rPr>
+              <w:t xml:space="preserve">Invigilator</w:t>
+            </w:r>
+          </w:p>
+        </w:tc>
+        <w:tc>
+          <w:tcPr>
+            <w:tcW w:type="dxa" w:w="7041"/>
+            <w:tcBorders>
+              <w:top w:val="single" w:color="BFC9D6" w:sz="4"/>
+              <w:left w:val="single" w:color="BFC9D6" w:sz="4"/>
+              <w:bottom w:val="single" w:color="BFC9D6" w:sz="4"/>
+              <w:right w:val="single" w:color="BFC9D6" w:sz="4"/>
+            </w:tcBorders>
+            <w:tcMar>
+              <w:top w:type="dxa" w:w="60"/>
+              <w:left w:type="dxa" w:w="100"/>
+              <w:bottom w:type="dxa" w:w="60"/>
+              <w:right w:type="dxa" w:w="100"/>
+            </w:tcMar>
+            <w:vAlign w:val="center"/>
+          </w:tcPr>
+          <w:p>
+            <w:pPr>
+              <w:spacing w:after="30" w:before="30"/>
+              <w:jc w:val="left"/>
+            </w:pPr>
+            <w:r>
+              <w:rPr>
+                <w:rFonts w:ascii="Calibri" w:cs="Calibri" w:eastAsia="Calibri" w:hAnsi="Calibri"/>
+                <w:sz w:val="18"/>
+                <w:szCs w:val="18"/>
+              </w:rPr>
+              <w:t xml:space="preserve">A member of staff who supervises candidates during an examination paper.</w:t>
             </w:r>
           </w:p>
         </w:tc>
@@ -9759,7 +9965,7 @@
         <w:rPr>
           <w:rFonts w:ascii="Calibri" w:cs="Calibri" w:eastAsia="Calibri" w:hAnsi="Calibri"/>
         </w:rPr>
-        <w:t xml:space="preserve">The build was done ahead of the 2 November 2026 start assumed above. The system has 159 database tables from 51 migrations, about 55,000 lines of backend and 26,000 lines of frontend code, 248 automated backend tests and frontend unit tests, 35 standard reports and 20 roles, with every screen in English and Kiswahili. Its status against the planned phases:</w:t>
+        <w:t xml:space="preserve">The build was done ahead of the 2 November 2026 start assumed above. The system has 164 database tables from 52 migrations, about 55,000 lines of backend and 26,000 lines of frontend code, 250 automated backend tests and frontend unit tests, 35 standard reports and 20 roles, with every screen in English and Kiswahili. Its status against the planned phases:</w:t>
       </w:r>
     </w:p>
     <w:tbl>
@@ -11423,7 +11629,7 @@
                 <w:sz w:val="16"/>
                 <w:szCs w:val="16"/>
               </w:rPr>
-              <w:t xml:space="preserve">Timetabling; campus-level role scopes; room swaps between two students in hostels; offline caching in the student portal; regulator returns beyond the NACTVET files. (Hostel bed changes with the fee difference are built.)</w:t>
+              <w:t xml:space="preserve">Campus-level role scopes; room swaps between two students in hostels; offline caching in the student portal; regulator returns beyond the NACTVET files. (Timetabling and hostel bed changes with the fee difference are built.)</w:t>
             </w:r>
           </w:p>
         </w:tc>
@@ -22149,13 +22355,7 @@
           <w:b/>
           <w:bCs/>
         </w:rPr>
-        <w:t>As built:</w:t>
-      </w:r>
-      <w:r>
-        <w:rPr>
-          <w:rFonts w:ascii="Calibri" w:cs="Calibri" w:eastAsia="Calibri" w:hAnsi="Calibri"/>
-        </w:rPr>
-        <w:t xml:space="preserve"> 248 automated backend tests in 72 test classes run against a real PostgreSQL database, including tenant isolation, the job lock, integration adapters against simulators of NACTVET, GePG, HESLB, NIDA, MUSE and TAMISEMI, and regulation calculations (grading, GPA, decisions); frontend unit tests cover the Kiswahili translation layer; Playwright end-to-end and accessibility tests run in Chromium, Firefox and WebKit; continuous integration runs them with Trivy, npm audit and an OWASP ZAP baseline, and k6 and Locust load tests are scripted. Still to do: coverage measurement, golden datasets confirmed by examinations officers, system integration against the bodies' test environments, the peak load test on staging, the penetration test, and pilot acceptance.</w:t>
+        <w:t xml:space="preserve">As built: 250 automated backend tests in 73 test classes run against a real PostgreSQL database, including tenant isolation, the job lock, integration adapters against simulators of NACTVET, GePG, HESLB, NIDA, MUSE and TAMISEMI, and regulation calculations (grading, GPA, decisions); frontend unit tests cover the Kiswahili translation layer; Playwright end-to-end and accessibility tests run in Chromium, Firefox and WebKit; continuous integration runs them with Trivy, npm audit and an OWASP ZAP baseline, and k6 and Locust load tests are scripted. Still to do: coverage measurement, golden datasets confirmed by examinations officers, system integration against the bodies' test environments, the peak load test on staging, the penetration test, and pilot acceptance.</w:t>
       </w:r>
     </w:p>
     <w:p>

--- a/docs/07_Development_Plan_and_Cost_Estimate_College_Institution_Management_System.docx
+++ b/docs/07_Development_Plan_and_Cost_Estimate_College_Institution_Management_System.docx
@@ -11214,7 +11214,7 @@
                 <w:sz w:val="16"/>
                 <w:szCs w:val="16"/>
               </w:rPr>
-              <w:t>Phase / release</w:t>
+              <w:t>Phase/release</w:t>
             </w:r>
           </w:p>
         </w:tc>
@@ -14386,7 +14386,14 @@
                 <w:sz w:val="17"/>
                 <w:szCs w:val="17"/>
               </w:rPr>
-              <w:t>Process owners / super-users</w:t>
+              <w:t xml:space="preserve">Process </w:t>
+            </w:r>
+            <w:r>
+              <w:rPr>
+                <w:sz w:val="17"/>
+                <w:szCs w:val="17"/>
+              </w:rPr>
+              <w:t>owners/super-users</w:t>
             </w:r>
           </w:p>
         </w:tc>
@@ -24362,7 +24369,17 @@
                 <w:sz w:val="17"/>
                 <w:szCs w:val="17"/>
               </w:rPr>
-              <w:t>Resolution / workaround target</w:t>
+              <w:t>Resolution/workaround</w:t>
+            </w:r>
+            <w:r>
+              <w:rPr>
+                <w:b/>
+                <w:bCs/>
+                <w:color w:val="FFFFFF"/>
+                <w:sz w:val="17"/>
+                <w:szCs w:val="17"/>
+              </w:rPr>
+              <w:t xml:space="preserve"> target</w:t>
             </w:r>
           </w:p>
         </w:tc>

--- a/docs/07_Development_Plan_and_Cost_Estimate_College_Institution_Management_System.docx
+++ b/docs/07_Development_Plan_and_Cost_Estimate_College_Institution_Management_System.docx
@@ -413,7 +413,7 @@
                 <w:sz w:val="18"/>
                 <w:szCs w:val="18"/>
               </w:rPr>
-              <w:t>Version 3.4 — updated to the system as built after the October 2026 completion batches, for stakeholder review</w:t>
+              <w:t xml:space="preserve">Version 3.5 — updated to the system as built after the October 2026 completion batches, for stakeholder review</w:t>
             </w:r>
           </w:p>
         </w:tc>
@@ -1926,6 +1926,141 @@
                 <w:szCs w:val="18"/>
               </w:rPr>
               <w:t>Progress updated after Batch 11: timetabling. Teaching venues, the weekly class timetable with clash checks, the examination timetable with venues and invigilators, publishing to students (with SMS), and personal timetables for lecturers and students.</w:t>
+            </w:r>
+          </w:p>
+        </w:tc>
+      </w:tr>
+      <w:tr>
+        <w:tblPrEx>
+          <w:tblCellMar>
+            <w:top w:w="0" w:type="dxa"/>
+            <w:bottom w:w="0" w:type="dxa"/>
+          </w:tblCellMar>
+        </w:tblPrEx>
+        <w:trPr>
+          <w:cantSplit/>
+        </w:trPr>
+        <w:tc>
+          <w:tcPr>
+            <w:tcW w:w="1083" w:type="dxa"/>
+            <w:tcBorders>
+              <w:top w:val="single" w:sz="4" w:space="0" w:color="BFC9D6"/>
+              <w:left w:val="single" w:sz="4" w:space="0" w:color="BFC9D6"/>
+              <w:bottom w:val="single" w:sz="4" w:space="0" w:color="BFC9D6"/>
+              <w:right w:val="single" w:sz="4" w:space="0" w:color="BFC9D6"/>
+            </w:tcBorders>
+            <w:shd w:val="clear" w:color="auto" w:fill="EEF3F8"/>
+            <w:tcMar>
+              <w:top w:w="60" w:type="dxa"/>
+              <w:left w:w="100" w:type="dxa"/>
+              <w:bottom w:w="60" w:type="dxa"/>
+              <w:right w:w="100" w:type="dxa"/>
+            </w:tcMar>
+            <w:vAlign w:val="center"/>
+          </w:tcPr>
+          <w:p>
+            <w:pPr>
+              <w:spacing w:before="30" w:after="30"/>
+            </w:pPr>
+            <w:r>
+              <w:rPr>
+                <w:sz w:val="18"/>
+                <w:szCs w:val="18"/>
+              </w:rPr>
+              <w:t xml:space="preserve">3.5</w:t>
+            </w:r>
+          </w:p>
+        </w:tc>
+        <w:tc>
+          <w:tcPr>
+            <w:tcW w:w="1624" w:type="dxa"/>
+            <w:tcBorders>
+              <w:top w:val="single" w:sz="4" w:space="0" w:color="BFC9D6"/>
+              <w:left w:val="single" w:sz="4" w:space="0" w:color="BFC9D6"/>
+              <w:bottom w:val="single" w:sz="4" w:space="0" w:color="BFC9D6"/>
+              <w:right w:val="single" w:sz="4" w:space="0" w:color="BFC9D6"/>
+            </w:tcBorders>
+            <w:shd w:val="clear" w:color="auto" w:fill="EEF3F8"/>
+            <w:tcMar>
+              <w:top w:w="60" w:type="dxa"/>
+              <w:left w:w="100" w:type="dxa"/>
+              <w:bottom w:w="60" w:type="dxa"/>
+              <w:right w:w="100" w:type="dxa"/>
+            </w:tcMar>
+            <w:vAlign w:val="center"/>
+          </w:tcPr>
+          <w:p>
+            <w:pPr>
+              <w:spacing w:before="30" w:after="30"/>
+            </w:pPr>
+            <w:r>
+              <w:rPr>
+                <w:sz w:val="18"/>
+                <w:szCs w:val="18"/>
+              </w:rPr>
+              <w:t xml:space="preserve">October 2026</w:t>
+            </w:r>
+          </w:p>
+        </w:tc>
+        <w:tc>
+          <w:tcPr>
+            <w:tcW w:w="1985" w:type="dxa"/>
+            <w:tcBorders>
+              <w:top w:val="single" w:sz="4" w:space="0" w:color="BFC9D6"/>
+              <w:left w:val="single" w:sz="4" w:space="0" w:color="BFC9D6"/>
+              <w:bottom w:val="single" w:sz="4" w:space="0" w:color="BFC9D6"/>
+              <w:right w:val="single" w:sz="4" w:space="0" w:color="BFC9D6"/>
+            </w:tcBorders>
+            <w:shd w:val="clear" w:color="auto" w:fill="EEF3F8"/>
+            <w:tcMar>
+              <w:top w:w="60" w:type="dxa"/>
+              <w:left w:w="100" w:type="dxa"/>
+              <w:bottom w:w="60" w:type="dxa"/>
+              <w:right w:w="100" w:type="dxa"/>
+            </w:tcMar>
+            <w:vAlign w:val="center"/>
+          </w:tcPr>
+          <w:p>
+            <w:pPr>
+              <w:spacing w:before="30" w:after="30"/>
+            </w:pPr>
+            <w:r>
+              <w:rPr>
+                <w:sz w:val="18"/>
+                <w:szCs w:val="18"/>
+              </w:rPr>
+              <w:t xml:space="preserve">Msingi Technologies Ltd</w:t>
+            </w:r>
+          </w:p>
+        </w:tc>
+        <w:tc>
+          <w:tcPr>
+            <w:tcW w:w="4334" w:type="dxa"/>
+            <w:tcBorders>
+              <w:top w:val="single" w:sz="4" w:space="0" w:color="BFC9D6"/>
+              <w:left w:val="single" w:sz="4" w:space="0" w:color="BFC9D6"/>
+              <w:bottom w:val="single" w:sz="4" w:space="0" w:color="BFC9D6"/>
+              <w:right w:val="single" w:sz="4" w:space="0" w:color="BFC9D6"/>
+            </w:tcBorders>
+            <w:shd w:val="clear" w:color="auto" w:fill="EEF3F8"/>
+            <w:tcMar>
+              <w:top w:w="60" w:type="dxa"/>
+              <w:left w:w="100" w:type="dxa"/>
+              <w:bottom w:w="60" w:type="dxa"/>
+              <w:right w:w="100" w:type="dxa"/>
+            </w:tcMar>
+            <w:vAlign w:val="center"/>
+          </w:tcPr>
+          <w:p>
+            <w:pPr>
+              <w:spacing w:before="30" w:after="30"/>
+            </w:pPr>
+            <w:r>
+              <w:rPr>
+                <w:sz w:val="18"/>
+                <w:szCs w:val="18"/>
+              </w:rPr>
+              <w:t xml:space="preserve">Progress figures brought up to date (183 tables, 59 migrations, 251 backend tests, 37 reports); Release 1 note adds programme pages and adverts, the helpdesk and Msingi billing.</w:t>
             </w:r>
           </w:p>
         </w:tc>
@@ -11142,11 +11277,7 @@
         <w:jc w:val="both"/>
       </w:pPr>
       <w:r>
-        <w:t xml:space="preserve">The build was done ahead of the 2 November 2026 start assumed above. The system has 164 database tables from 52 migrations, about 55,000 lines of backend and 26,000 lines of frontend code, 250 automated </w:t>
-      </w:r>
-      <w:r>
-        <w:lastRenderedPageBreak/>
-        <w:t>backend tests and frontend unit tests, 35 standard reports and 20 roles, with every screen in English and Kiswahili. Its status against the planned phases:</w:t>
+        <w:t xml:space="preserve">The build was done ahead of the 2 November 2026 start assumed above. The system has 183 database tables from 59 migrations, about 66,000 lines of backend and 32,000 lines of frontend code, 251 automated backend tests in 81 test classes, 13 frontend unit tests and 13 end-to-end tests run in three browsers, 37 standard reports, 20 roles and 14 scheduled jobs, with every screen in English and Kiswahili. Its status against the planned phases:</w:t>
       </w:r>
     </w:p>
     <w:tbl>
@@ -11723,7 +11854,7 @@
                 <w:sz w:val="16"/>
                 <w:szCs w:val="16"/>
               </w:rPr>
-              <w:t>Platform, admission portal with document uploads, NECTA and NACTVET look-ups, selection, NACTVET verification, letters (editable wording, emailed), registry, fees and GePG (live adapter built), SMS and email, reports, student portal.</w:t>
+              <w:t xml:space="preserve">Platform, admission portal with document uploads, NECTA and NACTVET look-ups, selection, NACTVET verification, letters (editable wording, emailed), registry, fees and GePG (live adapter built), SMS and email, reports, student portal; programme pages with share links and advert posters; helpdesk with the built-in assistant; Msingi billing of institutions.</w:t>
             </w:r>
           </w:p>
         </w:tc>
@@ -23498,7 +23629,7 @@
           <w:b/>
           <w:bCs/>
         </w:rPr>
-        <w:t>As built: 250 automated backend tests in 73 test classes run against a real PostgreSQL database, including tenant isolation, the job lock, integration adapters against simulators of NACTVET, GePG, HESLB, NIDA, MUSE and TAMISEMI, and regulation calculations (grading, GPA, decisions); frontend unit tests cover the Kiswahili translation layer; Playwright end-to-end and accessibility tests run in Chromium, Firefox and WebKit; continuous integration runs them with Trivy, npm audit and an OWASP ZAP baseline, and k6 and Locust load tests are scripted. Still to do: coverage measurement, golden datasets confirmed by examinations officers, system integration against the bodies' test environments, the peak load test on staging, the penetration test, and pilot acceptance.</w:t>
+        <w:t xml:space="preserve">As built: 251 automated backend tests in 81 test classes run against a real PostgreSQL database, including tenant isolation, the job lock, integration adapters against simulators of NACTVET, GePG, HESLB, NIDA, MUSE and TAMISEMI, and regulation calculations (grading, GPA, decisions); frontend unit tests cover the Kiswahili translation layer; Playwright end-to-end and accessibility tests run in Chromium, Firefox and WebKit; continuous integration runs them with Trivy, npm audit and an OWASP ZAP baseline, and k6 and Locust load tests are scripted. Still to do: coverage measurement, golden datasets confirmed by examinations officers, system integration against the bodies' test environments, the peak load test on staging, the penetration test, and pilot acceptance.</w:t>
       </w:r>
     </w:p>
     <w:p>
